--- a/lab_algos1/report.docx
+++ b/lab_algos1/report.docx
@@ -219,8 +219,8 @@
       </w:tblPr>
       <w:tblGrid>
         <w:gridCol w:w="5189"/>
-        <w:gridCol w:w="1878"/>
-        <w:gridCol w:w="2571"/>
+        <w:gridCol w:w="1877"/>
+        <w:gridCol w:w="2572"/>
       </w:tblGrid>
       <w:tr>
         <w:trPr/>
@@ -233,7 +233,7 @@
           </w:tcPr>
           <w:p>
             <w:pPr>
-              <w:pStyle w:val="Style16"/>
+              <w:pStyle w:val="user7"/>
               <w:bidi w:val="0"/>
               <w:spacing w:lineRule="auto" w:line="276"/>
               <w:jc w:val="center"/>
@@ -263,7 +263,35 @@
           </w:p>
           <w:p>
             <w:pPr>
-              <w:pStyle w:val="Style16"/>
+              <w:pStyle w:val="user7"/>
+              <w:bidi w:val="0"/>
+              <w:spacing w:lineRule="auto" w:line="276"/>
+              <w:jc w:val="center"/>
+              <w:rPr>
+                <w:rFonts w:ascii="Times New Roman" w:hAnsi="Times New Roman"/>
+                <w:b/>
+                <w:bCs w:val="false"/>
+                <w:i w:val="false"/>
+                <w:iCs w:val="false"/>
+                <w:sz w:val="28"/>
+                <w:szCs w:val="28"/>
+              </w:rPr>
+            </w:pPr>
+            <w:r>
+              <w:rPr>
+                <w:rFonts w:ascii="Times New Roman" w:hAnsi="Times New Roman"/>
+                <w:b/>
+                <w:bCs w:val="false"/>
+                <w:i w:val="false"/>
+                <w:iCs w:val="false"/>
+                <w:sz w:val="28"/>
+                <w:szCs w:val="28"/>
+              </w:rPr>
+            </w:r>
+          </w:p>
+          <w:p>
+            <w:pPr>
+              <w:pStyle w:val="user7"/>
               <w:bidi w:val="0"/>
               <w:spacing w:lineRule="auto" w:line="276"/>
               <w:jc w:val="center"/>
@@ -286,11 +314,22 @@
                 <w:sz w:val="28"/>
                 <w:szCs w:val="28"/>
               </w:rPr>
+              <w:t>Отчет по дисциплине «Алгоритмы и структуры обработки данных»</w:t>
             </w:r>
           </w:p>
+        </w:tc>
+      </w:tr>
+      <w:tr>
+        <w:trPr/>
+        <w:tc>
+          <w:tcPr>
+            <w:tcW w:w="9638" w:type="dxa"/>
+            <w:gridSpan w:val="3"/>
+            <w:tcBorders/>
+          </w:tcPr>
           <w:p>
             <w:pPr>
-              <w:pStyle w:val="Style16"/>
+              <w:pStyle w:val="user7"/>
               <w:bidi w:val="0"/>
               <w:spacing w:lineRule="auto" w:line="276"/>
               <w:jc w:val="center"/>
@@ -313,29 +352,35 @@
                 <w:sz w:val="28"/>
                 <w:szCs w:val="28"/>
               </w:rPr>
-              <w:t>Отчет по дисциплине «</w:t>
+              <w:t>по лабораторной работе №1</w:t>
             </w:r>
+          </w:p>
+          <w:p>
+            <w:pPr>
+              <w:pStyle w:val="user7"/>
+              <w:bidi w:val="0"/>
+              <w:spacing w:lineRule="auto" w:line="276"/>
+              <w:jc w:val="center"/>
+              <w:rPr>
+                <w:rFonts w:ascii="Times New Roman" w:hAnsi="Times New Roman"/>
+                <w:b/>
+                <w:bCs w:val="false"/>
+                <w:i w:val="false"/>
+                <w:iCs w:val="false"/>
+                <w:sz w:val="28"/>
+                <w:szCs w:val="28"/>
+              </w:rPr>
+            </w:pPr>
             <w:r>
               <w:rPr>
                 <w:rFonts w:ascii="Times New Roman" w:hAnsi="Times New Roman"/>
                 <w:b/>
                 <w:bCs w:val="false"/>
+                <w:i w:val="false"/>
                 <w:iCs w:val="false"/>
                 <w:sz w:val="28"/>
                 <w:szCs w:val="28"/>
               </w:rPr>
-              <w:t>Алгоритмы и структуры обработки данных</w:t>
-            </w:r>
-            <w:r>
-              <w:rPr>
-                <w:rFonts w:ascii="Times New Roman" w:hAnsi="Times New Roman"/>
-                <w:b/>
-                <w:bCs w:val="false"/>
-                <w:iCs w:val="false"/>
-                <w:sz w:val="28"/>
-                <w:szCs w:val="28"/>
-              </w:rPr>
-              <w:t>»</w:t>
             </w:r>
           </w:p>
         </w:tc>
@@ -350,7 +395,7 @@
           </w:tcPr>
           <w:p>
             <w:pPr>
-              <w:pStyle w:val="Style16"/>
+              <w:pStyle w:val="user7"/>
               <w:bidi w:val="0"/>
               <w:spacing w:lineRule="auto" w:line="276"/>
               <w:jc w:val="center"/>
@@ -373,105 +418,7 @@
                 <w:sz w:val="28"/>
                 <w:szCs w:val="28"/>
               </w:rPr>
-              <w:t>по лабораторной работе №</w:t>
-            </w:r>
-            <w:r>
-              <w:rPr>
-                <w:rFonts w:ascii="Times New Roman" w:hAnsi="Times New Roman"/>
-                <w:b/>
-                <w:bCs w:val="false"/>
-                <w:iCs w:val="false"/>
-                <w:sz w:val="28"/>
-                <w:szCs w:val="28"/>
-              </w:rPr>
-              <w:t>1</w:t>
-            </w:r>
-          </w:p>
-          <w:p>
-            <w:pPr>
-              <w:pStyle w:val="Style16"/>
-              <w:bidi w:val="0"/>
-              <w:spacing w:lineRule="auto" w:line="276"/>
-              <w:jc w:val="center"/>
-              <w:rPr>
-                <w:rFonts w:ascii="Times New Roman" w:hAnsi="Times New Roman"/>
-                <w:b/>
-                <w:bCs w:val="false"/>
-                <w:i w:val="false"/>
-                <w:iCs w:val="false"/>
-                <w:sz w:val="28"/>
-                <w:szCs w:val="28"/>
-              </w:rPr>
-            </w:pPr>
-            <w:r>
-              <w:rPr>
-                <w:rFonts w:ascii="Times New Roman" w:hAnsi="Times New Roman"/>
-                <w:b/>
-                <w:bCs w:val="false"/>
-                <w:iCs w:val="false"/>
-                <w:sz w:val="28"/>
-                <w:szCs w:val="28"/>
-              </w:rPr>
-            </w:r>
-          </w:p>
-        </w:tc>
-      </w:tr>
-      <w:tr>
-        <w:trPr/>
-        <w:tc>
-          <w:tcPr>
-            <w:tcW w:w="9638" w:type="dxa"/>
-            <w:gridSpan w:val="3"/>
-            <w:tcBorders/>
-          </w:tcPr>
-          <w:p>
-            <w:pPr>
-              <w:pStyle w:val="Style16"/>
-              <w:bidi w:val="0"/>
-              <w:spacing w:lineRule="auto" w:line="276"/>
-              <w:jc w:val="center"/>
-              <w:rPr>
-                <w:rFonts w:ascii="Times New Roman" w:hAnsi="Times New Roman"/>
-                <w:b/>
-                <w:bCs w:val="false"/>
-                <w:i w:val="false"/>
-                <w:iCs w:val="false"/>
-                <w:sz w:val="28"/>
-                <w:szCs w:val="28"/>
-              </w:rPr>
-            </w:pPr>
-            <w:r>
-              <w:rPr>
-                <w:rFonts w:ascii="Times New Roman" w:hAnsi="Times New Roman"/>
-                <w:b/>
-                <w:bCs w:val="false"/>
-                <w:iCs w:val="false"/>
-                <w:sz w:val="28"/>
-                <w:szCs w:val="28"/>
-              </w:rPr>
-              <w:t>Тема: «</w:t>
-            </w:r>
-            <w:r>
-              <w:rPr>
-                <w:rFonts w:ascii="Times New Roman" w:hAnsi="Times New Roman"/>
-                <w:b/>
-                <w:bCs w:val="false"/>
-                <w:iCs w:val="false"/>
-                <w:sz w:val="28"/>
-                <w:szCs w:val="28"/>
-              </w:rPr>
-              <w:t>Лабораторная работа №1</w:t>
-            </w:r>
-            <w:r>
-              <w:rPr>
-                <w:rFonts w:ascii="Times New Roman" w:hAnsi="Times New Roman"/>
-                <w:b/>
-                <w:bCs w:val="false"/>
-                <w:iCs w:val="false"/>
-                <w:sz w:val="28"/>
-                <w:szCs w:val="28"/>
-              </w:rPr>
-              <w:t>»</w:t>
+              <w:t>Тема: «Лабораторная работа №1»</w:t>
             </w:r>
           </w:p>
         </w:tc>
@@ -488,7 +435,7 @@
           </w:tcPr>
           <w:p>
             <w:pPr>
-              <w:pStyle w:val="Style16"/>
+              <w:pStyle w:val="user7"/>
               <w:bidi w:val="0"/>
               <w:spacing w:lineRule="auto" w:line="276"/>
               <w:jc w:val="start"/>
@@ -505,7 +452,9 @@
             <w:r>
               <w:rPr>
                 <w:rFonts w:ascii="Times New Roman" w:hAnsi="Times New Roman"/>
+                <w:b w:val="false"/>
                 <w:bCs w:val="false"/>
+                <w:i w:val="false"/>
                 <w:iCs w:val="false"/>
                 <w:sz w:val="28"/>
                 <w:szCs w:val="28"/>
@@ -514,7 +463,7 @@
           </w:p>
           <w:p>
             <w:pPr>
-              <w:pStyle w:val="Style16"/>
+              <w:pStyle w:val="user7"/>
               <w:bidi w:val="0"/>
               <w:spacing w:lineRule="auto" w:line="276"/>
               <w:jc w:val="start"/>
@@ -531,7 +480,9 @@
             <w:r>
               <w:rPr>
                 <w:rFonts w:ascii="Times New Roman" w:hAnsi="Times New Roman"/>
+                <w:b w:val="false"/>
                 <w:bCs w:val="false"/>
+                <w:i w:val="false"/>
                 <w:iCs w:val="false"/>
                 <w:sz w:val="28"/>
                 <w:szCs w:val="28"/>
@@ -540,7 +491,7 @@
           </w:p>
           <w:p>
             <w:pPr>
-              <w:pStyle w:val="Style16"/>
+              <w:pStyle w:val="user7"/>
               <w:bidi w:val="0"/>
               <w:spacing w:lineRule="auto" w:line="276"/>
               <w:jc w:val="start"/>
@@ -557,7 +508,9 @@
             <w:r>
               <w:rPr>
                 <w:rFonts w:ascii="Times New Roman" w:hAnsi="Times New Roman"/>
+                <w:b w:val="false"/>
                 <w:bCs w:val="false"/>
+                <w:i w:val="false"/>
                 <w:iCs w:val="false"/>
                 <w:sz w:val="28"/>
                 <w:szCs w:val="28"/>
@@ -566,7 +519,7 @@
           </w:p>
           <w:p>
             <w:pPr>
-              <w:pStyle w:val="Style16"/>
+              <w:pStyle w:val="user7"/>
               <w:bidi w:val="0"/>
               <w:spacing w:lineRule="auto" w:line="276"/>
               <w:jc w:val="start"/>
@@ -583,7 +536,9 @@
             <w:r>
               <w:rPr>
                 <w:rFonts w:ascii="Times New Roman" w:hAnsi="Times New Roman"/>
+                <w:b w:val="false"/>
                 <w:bCs w:val="false"/>
+                <w:i w:val="false"/>
                 <w:iCs w:val="false"/>
                 <w:sz w:val="28"/>
                 <w:szCs w:val="28"/>
@@ -592,7 +547,7 @@
           </w:p>
           <w:p>
             <w:pPr>
-              <w:pStyle w:val="Style16"/>
+              <w:pStyle w:val="user7"/>
               <w:bidi w:val="0"/>
               <w:spacing w:lineRule="auto" w:line="276"/>
               <w:jc w:val="start"/>
@@ -609,7 +564,9 @@
             <w:r>
               <w:rPr>
                 <w:rFonts w:ascii="Times New Roman" w:hAnsi="Times New Roman"/>
+                <w:b w:val="false"/>
                 <w:bCs w:val="false"/>
+                <w:i w:val="false"/>
                 <w:iCs w:val="false"/>
                 <w:sz w:val="28"/>
                 <w:szCs w:val="28"/>
@@ -618,7 +575,7 @@
           </w:p>
           <w:p>
             <w:pPr>
-              <w:pStyle w:val="Style16"/>
+              <w:pStyle w:val="user7"/>
               <w:bidi w:val="0"/>
               <w:spacing w:lineRule="auto" w:line="276"/>
               <w:jc w:val="start"/>
@@ -635,7 +592,9 @@
             <w:r>
               <w:rPr>
                 <w:rFonts w:ascii="Times New Roman" w:hAnsi="Times New Roman"/>
+                <w:b w:val="false"/>
                 <w:bCs w:val="false"/>
+                <w:i w:val="false"/>
                 <w:iCs w:val="false"/>
                 <w:sz w:val="28"/>
                 <w:szCs w:val="28"/>
@@ -644,7 +603,7 @@
           </w:p>
           <w:p>
             <w:pPr>
-              <w:pStyle w:val="Style16"/>
+              <w:pStyle w:val="user7"/>
               <w:bidi w:val="0"/>
               <w:spacing w:lineRule="auto" w:line="276"/>
               <w:jc w:val="start"/>
@@ -661,7 +620,9 @@
             <w:r>
               <w:rPr>
                 <w:rFonts w:ascii="Times New Roman" w:hAnsi="Times New Roman"/>
+                <w:b w:val="false"/>
                 <w:bCs w:val="false"/>
+                <w:i w:val="false"/>
                 <w:iCs w:val="false"/>
                 <w:sz w:val="28"/>
                 <w:szCs w:val="28"/>
@@ -670,7 +631,7 @@
           </w:p>
           <w:p>
             <w:pPr>
-              <w:pStyle w:val="Style16"/>
+              <w:pStyle w:val="user7"/>
               <w:bidi w:val="0"/>
               <w:spacing w:lineRule="auto" w:line="276"/>
               <w:jc w:val="start"/>
@@ -687,7 +648,9 @@
             <w:r>
               <w:rPr>
                 <w:rFonts w:ascii="Times New Roman" w:hAnsi="Times New Roman"/>
+                <w:b w:val="false"/>
                 <w:bCs w:val="false"/>
+                <w:i w:val="false"/>
                 <w:iCs w:val="false"/>
                 <w:sz w:val="28"/>
                 <w:szCs w:val="28"/>
@@ -705,7 +668,7 @@
           </w:tcPr>
           <w:p>
             <w:pPr>
-              <w:pStyle w:val="Style16"/>
+              <w:pStyle w:val="user7"/>
               <w:bidi w:val="0"/>
               <w:spacing w:lineRule="auto" w:line="276"/>
               <w:jc w:val="start"/>
@@ -733,7 +696,7 @@
           </w:p>
           <w:p>
             <w:pPr>
-              <w:pStyle w:val="Style16"/>
+              <w:pStyle w:val="user7"/>
               <w:bidi w:val="0"/>
               <w:spacing w:lineRule="auto" w:line="276"/>
               <w:jc w:val="start"/>
@@ -762,12 +725,12 @@
         </w:tc>
         <w:tc>
           <w:tcPr>
-            <w:tcW w:w="1878" w:type="dxa"/>
+            <w:tcW w:w="1877" w:type="dxa"/>
             <w:tcBorders/>
           </w:tcPr>
           <w:p>
             <w:pPr>
-              <w:pStyle w:val="Style16"/>
+              <w:pStyle w:val="user7"/>
               <w:bidi w:val="0"/>
               <w:spacing w:lineRule="auto" w:line="276"/>
               <w:jc w:val="center"/>
@@ -784,7 +747,9 @@
             <w:r>
               <w:rPr>
                 <w:rFonts w:ascii="Times New Roman" w:hAnsi="Times New Roman"/>
+                <w:b w:val="false"/>
                 <w:bCs w:val="false"/>
+                <w:i w:val="false"/>
                 <w:iCs w:val="false"/>
                 <w:sz w:val="28"/>
                 <w:szCs w:val="28"/>
@@ -794,7 +759,7 @@
         </w:tc>
         <w:tc>
           <w:tcPr>
-            <w:tcW w:w="2571" w:type="dxa"/>
+            <w:tcW w:w="2572" w:type="dxa"/>
             <w:tcBorders/>
             <w:vAlign w:val="center"/>
           </w:tcPr>
@@ -831,7 +796,7 @@
           </w:tcPr>
           <w:p>
             <w:pPr>
-              <w:pStyle w:val="Style16"/>
+              <w:pStyle w:val="user7"/>
               <w:bidi w:val="0"/>
               <w:spacing w:lineRule="auto" w:line="276"/>
               <w:jc w:val="start"/>
@@ -848,7 +813,9 @@
             <w:r>
               <w:rPr>
                 <w:rFonts w:ascii="Times New Roman" w:hAnsi="Times New Roman"/>
+                <w:b w:val="false"/>
                 <w:bCs w:val="false"/>
+                <w:i w:val="false"/>
                 <w:iCs w:val="false"/>
                 <w:sz w:val="28"/>
                 <w:szCs w:val="28"/>
@@ -858,7 +825,7 @@
         </w:tc>
         <w:tc>
           <w:tcPr>
-            <w:tcW w:w="1878" w:type="dxa"/>
+            <w:tcW w:w="1877" w:type="dxa"/>
             <w:tcBorders>
               <w:top w:val="single" w:sz="4" w:space="0" w:color="000000"/>
             </w:tcBorders>
@@ -871,7 +838,7 @@
           </w:tcPr>
           <w:p>
             <w:pPr>
-              <w:pStyle w:val="Style16"/>
+              <w:pStyle w:val="user7"/>
               <w:bidi w:val="0"/>
               <w:spacing w:lineRule="auto" w:line="276"/>
               <w:jc w:val="center"/>
@@ -899,12 +866,12 @@
         </w:tc>
         <w:tc>
           <w:tcPr>
-            <w:tcW w:w="2571" w:type="dxa"/>
+            <w:tcW w:w="2572" w:type="dxa"/>
             <w:tcBorders/>
           </w:tcPr>
           <w:p>
             <w:pPr>
-              <w:pStyle w:val="Style16"/>
+              <w:pStyle w:val="user7"/>
               <w:bidi w:val="0"/>
               <w:spacing w:lineRule="auto" w:line="276"/>
               <w:jc w:val="start"/>
@@ -921,7 +888,9 @@
             <w:r>
               <w:rPr>
                 <w:rFonts w:ascii="Times New Roman" w:hAnsi="Times New Roman"/>
+                <w:b w:val="false"/>
                 <w:bCs w:val="false"/>
+                <w:i w:val="false"/>
                 <w:iCs w:val="false"/>
                 <w:sz w:val="28"/>
                 <w:szCs w:val="28"/>
@@ -939,7 +908,7 @@
           </w:tcPr>
           <w:p>
             <w:pPr>
-              <w:pStyle w:val="Style16"/>
+              <w:pStyle w:val="user7"/>
               <w:bidi w:val="0"/>
               <w:spacing w:lineRule="auto" w:line="276"/>
               <w:jc w:val="start"/>
@@ -962,23 +931,12 @@
                 <w:sz w:val="28"/>
                 <w:szCs w:val="28"/>
               </w:rPr>
-              <w:t>Выполнил</w:t>
-            </w:r>
-            <w:r>
-              <w:rPr>
-                <w:rFonts w:ascii="Times New Roman" w:hAnsi="Times New Roman"/>
-                <w:b/>
-                <w:bCs/>
-                <w:iCs w:val="false"/>
-                <w:sz w:val="28"/>
-                <w:szCs w:val="28"/>
-              </w:rPr>
-              <w:t>а</w:t>
+              <w:t>Выполнила</w:t>
             </w:r>
           </w:p>
           <w:p>
             <w:pPr>
-              <w:pStyle w:val="Style16"/>
+              <w:pStyle w:val="user7"/>
               <w:bidi w:val="0"/>
               <w:spacing w:lineRule="auto" w:line="276"/>
               <w:jc w:val="start"/>
@@ -1001,46 +959,13 @@
                 <w:sz w:val="28"/>
                 <w:szCs w:val="28"/>
               </w:rPr>
-              <w:t>студент</w:t>
-            </w:r>
-            <w:r>
-              <w:rPr>
-                <w:rFonts w:ascii="Times New Roman" w:hAnsi="Times New Roman"/>
-                <w:b/>
-                <w:bCs/>
-                <w:iCs w:val="false"/>
-                <w:sz w:val="28"/>
-                <w:szCs w:val="28"/>
-              </w:rPr>
-              <w:t>ка</w:t>
-            </w:r>
-            <w:r>
-              <w:rPr>
-                <w:rFonts w:ascii="Times New Roman" w:hAnsi="Times New Roman"/>
-                <w:b/>
-                <w:bCs/>
-                <w:iCs w:val="false"/>
-                <w:sz w:val="28"/>
-                <w:szCs w:val="28"/>
-              </w:rPr>
-              <w:t xml:space="preserve"> группы ИДБ-25-0</w:t>
-            </w:r>
-            <w:r>
-              <w:rPr>
-                <w:rFonts w:ascii="Times New Roman" w:hAnsi="Times New Roman"/>
-                <w:b/>
-                <w:bCs/>
-                <w:iCs w:val="false"/>
-                <w:sz w:val="28"/>
-                <w:szCs w:val="28"/>
-              </w:rPr>
-              <w:t>6</w:t>
+              <w:t>студентка группы ИДБ-25-06</w:t>
             </w:r>
           </w:p>
         </w:tc>
         <w:tc>
           <w:tcPr>
-            <w:tcW w:w="1878" w:type="dxa"/>
+            <w:tcW w:w="1877" w:type="dxa"/>
             <w:tcBorders/>
             <w:tcMar>
               <w:top w:w="55" w:type="dxa"/>
@@ -1051,7 +976,7 @@
           </w:tcPr>
           <w:p>
             <w:pPr>
-              <w:pStyle w:val="Style16"/>
+              <w:pStyle w:val="user7"/>
               <w:bidi w:val="0"/>
               <w:spacing w:lineRule="auto" w:line="276"/>
               <w:jc w:val="center"/>
@@ -1068,7 +993,9 @@
             <w:r>
               <w:rPr>
                 <w:rFonts w:ascii="Times New Roman" w:hAnsi="Times New Roman"/>
+                <w:b w:val="false"/>
                 <w:bCs w:val="false"/>
+                <w:i w:val="false"/>
                 <w:iCs w:val="false"/>
                 <w:sz w:val="28"/>
                 <w:szCs w:val="28"/>
@@ -1078,13 +1005,13 @@
         </w:tc>
         <w:tc>
           <w:tcPr>
-            <w:tcW w:w="2571" w:type="dxa"/>
+            <w:tcW w:w="2572" w:type="dxa"/>
             <w:tcBorders/>
             <w:vAlign w:val="center"/>
           </w:tcPr>
           <w:p>
             <w:pPr>
-              <w:pStyle w:val="Style16"/>
+              <w:pStyle w:val="user7"/>
               <w:bidi w:val="0"/>
               <w:spacing w:lineRule="auto" w:line="276"/>
               <w:jc w:val="center"/>
@@ -1123,7 +1050,7 @@
           </w:tcPr>
           <w:p>
             <w:pPr>
-              <w:pStyle w:val="Style16"/>
+              <w:pStyle w:val="user7"/>
               <w:bidi w:val="0"/>
               <w:spacing w:lineRule="auto" w:line="276"/>
               <w:jc w:val="start"/>
@@ -1140,7 +1067,9 @@
             <w:r>
               <w:rPr>
                 <w:rFonts w:ascii="Times New Roman" w:hAnsi="Times New Roman"/>
+                <w:b w:val="false"/>
                 <w:bCs w:val="false"/>
+                <w:i w:val="false"/>
                 <w:iCs w:val="false"/>
                 <w:sz w:val="28"/>
                 <w:szCs w:val="28"/>
@@ -1150,7 +1079,7 @@
         </w:tc>
         <w:tc>
           <w:tcPr>
-            <w:tcW w:w="1878" w:type="dxa"/>
+            <w:tcW w:w="1877" w:type="dxa"/>
             <w:tcBorders>
               <w:top w:val="single" w:sz="4" w:space="0" w:color="000000"/>
             </w:tcBorders>
@@ -1163,7 +1092,7 @@
           </w:tcPr>
           <w:p>
             <w:pPr>
-              <w:pStyle w:val="Style16"/>
+              <w:pStyle w:val="user7"/>
               <w:bidi w:val="0"/>
               <w:spacing w:lineRule="auto" w:line="276"/>
               <w:jc w:val="center"/>
@@ -1191,12 +1120,12 @@
         </w:tc>
         <w:tc>
           <w:tcPr>
-            <w:tcW w:w="2571" w:type="dxa"/>
+            <w:tcW w:w="2572" w:type="dxa"/>
             <w:tcBorders/>
           </w:tcPr>
           <w:p>
             <w:pPr>
-              <w:pStyle w:val="Style16"/>
+              <w:pStyle w:val="user7"/>
               <w:bidi w:val="0"/>
               <w:spacing w:lineRule="auto" w:line="276"/>
               <w:jc w:val="start"/>
@@ -1213,7 +1142,9 @@
             <w:r>
               <w:rPr>
                 <w:rFonts w:ascii="Times New Roman" w:hAnsi="Times New Roman"/>
+                <w:b w:val="false"/>
                 <w:bCs w:val="false"/>
+                <w:i w:val="false"/>
                 <w:iCs w:val="false"/>
                 <w:sz w:val="28"/>
                 <w:szCs w:val="28"/>
@@ -1246,6 +1177,7 @@
           <w:pPr>
             <w:pStyle w:val="TOCHeading"/>
             <w:bidi w:val="0"/>
+            <w:spacing w:before="0" w:after="120"/>
             <w:jc w:val="center"/>
             <w:rPr>
               <w:rFonts w:ascii="Times New Roman" w:hAnsi="Times New Roman"/>
@@ -1265,7 +1197,7 @@
           <w:pPr>
             <w:pStyle w:val="TOC2"/>
             <w:tabs>
-              <w:tab w:val="clear" w:pos="9077"/>
+              <w:tab w:val="right" w:pos="9360" w:leader="dot"/>
               <w:tab w:val="right" w:pos="9637" w:leader="dot"/>
             </w:tabs>
             <w:bidi w:val="0"/>
@@ -1277,331 +1209,294 @@
           </w:r>
           <w:r>
             <w:rPr>
-              <w:rStyle w:val="Style9"/>
+              <w:rStyle w:val="user"/>
               <w:rFonts w:ascii="Times New Roman" w:hAnsi="Times New Roman"/>
             </w:rPr>
             <w:instrText xml:space="preserve"> TOC \f \o "1-9" \h</w:instrText>
           </w:r>
           <w:r>
             <w:rPr>
-              <w:rStyle w:val="Style9"/>
+              <w:rStyle w:val="user"/>
               <w:rFonts w:ascii="Times New Roman" w:hAnsi="Times New Roman"/>
             </w:rPr>
             <w:fldChar w:fldCharType="separate"/>
           </w:r>
-          <w:hyperlink w:anchor="__RefHeading___Toc3328_2253368486" w:tooltip="ВВЕДЕНИЕ">
-            <w:r>
-              <w:rPr>
-                <w:rStyle w:val="Style9"/>
-                <w:rFonts w:ascii="Times New Roman" w:hAnsi="Times New Roman"/>
-              </w:rPr>
-              <w:t>ВВЕДЕНИЕ</w:t>
-              <w:tab/>
-              <w:t>3</w:t>
-            </w:r>
-          </w:hyperlink>
+          <w:r>
+            <w:rPr>
+              <w:rStyle w:val="user"/>
+              <w:rFonts w:ascii="Times New Roman" w:hAnsi="Times New Roman"/>
+            </w:rPr>
+            <w:t>ВВЕДЕНИЕ</w:t>
+          </w:r>
+          <w:r>
+            <w:rPr>
+              <w:rFonts w:ascii="Times New Roman" w:hAnsi="Times New Roman"/>
+            </w:rPr>
+            <w:tab/>
+            <w:t>3</w:t>
+          </w:r>
         </w:p>
         <w:p>
           <w:pPr>
             <w:pStyle w:val="TOC2"/>
             <w:tabs>
-              <w:tab w:val="clear" w:pos="9077"/>
+              <w:tab w:val="right" w:pos="9360" w:leader="dot"/>
               <w:tab w:val="right" w:pos="9637" w:leader="dot"/>
             </w:tabs>
             <w:bidi w:val="0"/>
             <w:jc w:val="start"/>
             <w:rPr/>
           </w:pPr>
-          <w:hyperlink w:anchor="__RefHeading___Toc3330_2253368486" w:tooltip="ГЛАВА 1 ПРОСТОЕ ИЗМЕРЕНИЕ ВРЕМЕНИ">
-            <w:r>
-              <w:rPr>
-                <w:rStyle w:val="Style9"/>
-                <w:rFonts w:ascii="Times New Roman" w:hAnsi="Times New Roman"/>
-              </w:rPr>
-              <w:t>ГЛАВА 1 ПРОСТОЕ ИЗМЕРЕНИЕ ВРЕМЕНИ</w:t>
-              <w:tab/>
-              <w:t>4</w:t>
-            </w:r>
-          </w:hyperlink>
+          <w:r>
+            <w:rPr>
+              <w:rFonts w:ascii="Times New Roman" w:hAnsi="Times New Roman"/>
+            </w:rPr>
+            <w:t>ГЛАВА 1 ПРОСТОЕ ИЗМЕРЕНИЕ ВРЕМЕНИ</w:t>
+            <w:tab/>
+            <w:t>4</w:t>
+          </w:r>
         </w:p>
         <w:p>
           <w:pPr>
             <w:pStyle w:val="TOC2"/>
             <w:tabs>
-              <w:tab w:val="clear" w:pos="9077"/>
+              <w:tab w:val="right" w:pos="9360" w:leader="dot"/>
               <w:tab w:val="right" w:pos="9637" w:leader="dot"/>
             </w:tabs>
             <w:bidi w:val="0"/>
             <w:jc w:val="start"/>
             <w:rPr/>
           </w:pPr>
-          <w:hyperlink w:anchor="__RefHeading___Toc3332_2253368486" w:tooltip="ГЛАВА 2 ИЗМЕРЕНИЕ ФУНКЦИЙ">
-            <w:r>
-              <w:rPr>
-                <w:rStyle w:val="Style9"/>
-                <w:rFonts w:ascii="Times New Roman" w:hAnsi="Times New Roman"/>
-              </w:rPr>
-              <w:t>ГЛАВА 2 ИЗМЕРЕНИЕ ФУНКЦИЙ</w:t>
-              <w:tab/>
-              <w:t>5</w:t>
-            </w:r>
-          </w:hyperlink>
+          <w:r>
+            <w:rPr>
+              <w:rFonts w:ascii="Times New Roman" w:hAnsi="Times New Roman"/>
+            </w:rPr>
+            <w:t>ГЛАВА 2 ИЗМЕРЕНИЕ ФУНКЦИЙ</w:t>
+            <w:tab/>
+            <w:t>5</w:t>
+          </w:r>
         </w:p>
         <w:p>
           <w:pPr>
             <w:pStyle w:val="TOC3"/>
             <w:tabs>
-              <w:tab w:val="clear" w:pos="8793"/>
+              <w:tab w:val="right" w:pos="9360" w:leader="dot"/>
               <w:tab w:val="right" w:pos="9637" w:leader="dot"/>
             </w:tabs>
             <w:bidi w:val="0"/>
             <w:jc w:val="start"/>
             <w:rPr/>
           </w:pPr>
-          <w:hyperlink w:anchor="__RefHeading___Toc3334_2253368486" w:tooltip="2.1 Обмен первого и последнего элемента">
-            <w:r>
-              <w:rPr>
-                <w:rStyle w:val="Style9"/>
-                <w:rFonts w:ascii="Times New Roman" w:hAnsi="Times New Roman"/>
-              </w:rPr>
-              <w:t>2.1 Обмен первого и последнего элемента</w:t>
-              <w:tab/>
-              <w:t>5</w:t>
-            </w:r>
-          </w:hyperlink>
+          <w:r>
+            <w:rPr>
+              <w:rFonts w:ascii="Times New Roman" w:hAnsi="Times New Roman"/>
+            </w:rPr>
+            <w:t>2.1 Обмен первого и последнего элемента</w:t>
+            <w:tab/>
+            <w:t>5</w:t>
+          </w:r>
         </w:p>
         <w:p>
           <w:pPr>
             <w:pStyle w:val="TOC3"/>
             <w:tabs>
-              <w:tab w:val="clear" w:pos="8793"/>
+              <w:tab w:val="right" w:pos="9360" w:leader="dot"/>
               <w:tab w:val="right" w:pos="9637" w:leader="dot"/>
             </w:tabs>
             <w:bidi w:val="0"/>
             <w:jc w:val="start"/>
             <w:rPr/>
           </w:pPr>
-          <w:hyperlink w:anchor="__RefHeading___Toc3336_2253368486" w:tooltip="2.2 Итеративный бинарный поиск">
-            <w:r>
-              <w:rPr>
-                <w:rStyle w:val="Style9"/>
-                <w:rFonts w:ascii="Times New Roman" w:hAnsi="Times New Roman"/>
-              </w:rPr>
-              <w:t>2.2 Итеративный бинарный поиск</w:t>
-              <w:tab/>
-              <w:t>7</w:t>
-            </w:r>
-          </w:hyperlink>
+          <w:r>
+            <w:rPr>
+              <w:rFonts w:ascii="Times New Roman" w:hAnsi="Times New Roman"/>
+            </w:rPr>
+            <w:t>2.2 Итеративный бинарный поиск</w:t>
+            <w:tab/>
+            <w:t>7</w:t>
+          </w:r>
         </w:p>
         <w:p>
           <w:pPr>
             <w:pStyle w:val="TOC3"/>
             <w:tabs>
-              <w:tab w:val="clear" w:pos="8793"/>
+              <w:tab w:val="right" w:pos="9360" w:leader="dot"/>
               <w:tab w:val="right" w:pos="9637" w:leader="dot"/>
             </w:tabs>
             <w:bidi w:val="0"/>
             <w:jc w:val="start"/>
             <w:rPr/>
           </w:pPr>
-          <w:hyperlink w:anchor="__RefHeading___Toc3338_2253368486" w:tooltip="2.3 Линейный поиск">
-            <w:r>
-              <w:rPr>
-                <w:rStyle w:val="Style9"/>
-                <w:rFonts w:ascii="Times New Roman" w:hAnsi="Times New Roman"/>
-              </w:rPr>
-              <w:t>2.3 Линейный поиск</w:t>
-              <w:tab/>
-              <w:t>9</w:t>
-            </w:r>
-          </w:hyperlink>
+          <w:r>
+            <w:rPr>
+              <w:rFonts w:ascii="Times New Roman" w:hAnsi="Times New Roman"/>
+            </w:rPr>
+            <w:t>2.3 Линейный поиск</w:t>
+            <w:tab/>
+            <w:t>9</w:t>
+          </w:r>
         </w:p>
         <w:p>
           <w:pPr>
             <w:pStyle w:val="TOC3"/>
             <w:tabs>
-              <w:tab w:val="clear" w:pos="8793"/>
+              <w:tab w:val="right" w:pos="9360" w:leader="dot"/>
               <w:tab w:val="right" w:pos="9637" w:leader="dot"/>
             </w:tabs>
             <w:bidi w:val="0"/>
             <w:jc w:val="start"/>
             <w:rPr/>
           </w:pPr>
-          <w:hyperlink w:anchor="__RefHeading___Toc3340_2253368486" w:tooltip="2.4 Проверка, отсортирован ли массив по неубыванию">
-            <w:r>
-              <w:rPr>
-                <w:rStyle w:val="Style9"/>
-                <w:rFonts w:ascii="Times New Roman" w:hAnsi="Times New Roman"/>
-              </w:rPr>
-              <w:t>2.4 Проверка, отсортирован ли массив по неубыванию</w:t>
-              <w:tab/>
-              <w:t>11</w:t>
-            </w:r>
-          </w:hyperlink>
+          <w:r>
+            <w:rPr>
+              <w:rFonts w:ascii="Times New Roman" w:hAnsi="Times New Roman"/>
+            </w:rPr>
+            <w:t>2.4 Проверка, отсортирован ли массив по неубыванию</w:t>
+            <w:tab/>
+            <w:t>11</w:t>
+          </w:r>
         </w:p>
         <w:p>
           <w:pPr>
             <w:pStyle w:val="TOC3"/>
             <w:tabs>
-              <w:tab w:val="clear" w:pos="8793"/>
+              <w:tab w:val="right" w:pos="9360" w:leader="dot"/>
               <w:tab w:val="right" w:pos="9637" w:leader="dot"/>
             </w:tabs>
             <w:bidi w:val="0"/>
             <w:jc w:val="start"/>
             <w:rPr/>
           </w:pPr>
-          <w:hyperlink w:anchor="__RefHeading___Toc3342_2253368486" w:tooltip="2.5 Сортировка слиянием (merge sort)">
-            <w:r>
-              <w:rPr>
-                <w:rStyle w:val="Style9"/>
-                <w:rFonts w:ascii="Times New Roman" w:hAnsi="Times New Roman"/>
-              </w:rPr>
-              <w:t>2.5 Сортировка слиянием (merge sort)</w:t>
-              <w:tab/>
-              <w:t>13</w:t>
-            </w:r>
-          </w:hyperlink>
+          <w:r>
+            <w:rPr>
+              <w:rFonts w:ascii="Times New Roman" w:hAnsi="Times New Roman"/>
+            </w:rPr>
+            <w:t>2.5 Сортировка слиянием (merge sort)</w:t>
+            <w:tab/>
+            <w:t>13</w:t>
+          </w:r>
         </w:p>
         <w:p>
           <w:pPr>
             <w:pStyle w:val="TOC3"/>
             <w:tabs>
-              <w:tab w:val="clear" w:pos="8793"/>
+              <w:tab w:val="right" w:pos="9360" w:leader="dot"/>
               <w:tab w:val="right" w:pos="9637" w:leader="dot"/>
             </w:tabs>
             <w:bidi w:val="0"/>
             <w:jc w:val="start"/>
             <w:rPr/>
           </w:pPr>
-          <w:hyperlink w:anchor="__RefHeading___Toc3344_2253368486" w:tooltip="2.6 Подсчёт инверсий в массиве">
-            <w:r>
-              <w:rPr>
-                <w:rStyle w:val="Style9"/>
-                <w:rFonts w:ascii="Times New Roman" w:hAnsi="Times New Roman"/>
-              </w:rPr>
-              <w:t>2.6 Подсчёт инверсий в массиве</w:t>
-              <w:tab/>
-              <w:t>15</w:t>
-            </w:r>
-          </w:hyperlink>
+          <w:r>
+            <w:rPr>
+              <w:rFonts w:ascii="Times New Roman" w:hAnsi="Times New Roman"/>
+            </w:rPr>
+            <w:t>2.6 Подсчёт инверсий в массиве</w:t>
+            <w:tab/>
+            <w:t>15</w:t>
+          </w:r>
         </w:p>
         <w:p>
           <w:pPr>
             <w:pStyle w:val="TOC3"/>
             <w:tabs>
-              <w:tab w:val="clear" w:pos="8793"/>
+              <w:tab w:val="right" w:pos="9360" w:leader="dot"/>
               <w:tab w:val="right" w:pos="9637" w:leader="dot"/>
             </w:tabs>
             <w:bidi w:val="0"/>
             <w:jc w:val="start"/>
             <w:rPr/>
           </w:pPr>
-          <w:hyperlink w:anchor="__RefHeading___Toc3346_2253368486" w:tooltip="2.7 Наивный поиск пары элементов с заданной суммой (two-sum)">
-            <w:r>
-              <w:rPr>
-                <w:rStyle w:val="Style9"/>
-                <w:rFonts w:ascii="Times New Roman" w:hAnsi="Times New Roman"/>
-              </w:rPr>
-              <w:t>2.7 Наивный поиск пары элементов с заданной суммой (two-sum)</w:t>
-              <w:tab/>
-              <w:t>17</w:t>
-            </w:r>
-          </w:hyperlink>
+          <w:r>
+            <w:rPr>
+              <w:rFonts w:ascii="Times New Roman" w:hAnsi="Times New Roman"/>
+            </w:rPr>
+            <w:t>2.7 Наивный поиск пары элементов с заданной суммой (two-sum)</w:t>
+            <w:tab/>
+            <w:t>17</w:t>
+          </w:r>
         </w:p>
         <w:p>
           <w:pPr>
             <w:pStyle w:val="TOC3"/>
             <w:tabs>
-              <w:tab w:val="clear" w:pos="8793"/>
+              <w:tab w:val="right" w:pos="9360" w:leader="dot"/>
               <w:tab w:val="right" w:pos="9637" w:leader="dot"/>
             </w:tabs>
             <w:bidi w:val="0"/>
             <w:jc w:val="start"/>
             <w:rPr/>
           </w:pPr>
-          <w:hyperlink w:anchor="__RefHeading___Toc3348_2253368486" w:tooltip="2.8 Поиск тройки с суммой target (с бинарным поиском)">
-            <w:r>
-              <w:rPr>
-                <w:rStyle w:val="Style9"/>
-                <w:rFonts w:ascii="Times New Roman" w:hAnsi="Times New Roman"/>
-              </w:rPr>
-              <w:t>2.8 Поиск тройки с суммой target (с бинарным поиском)</w:t>
-              <w:tab/>
-              <w:t>19</w:t>
-            </w:r>
-          </w:hyperlink>
+          <w:r>
+            <w:rPr>
+              <w:rFonts w:ascii="Times New Roman" w:hAnsi="Times New Roman"/>
+            </w:rPr>
+            <w:t>2.8 Поиск тройки с суммой target (с бинарным поиском)</w:t>
+            <w:tab/>
+            <w:t>19</w:t>
+          </w:r>
         </w:p>
         <w:p>
           <w:pPr>
             <w:pStyle w:val="TOC3"/>
             <w:tabs>
-              <w:tab w:val="clear" w:pos="8793"/>
+              <w:tab w:val="right" w:pos="9360" w:leader="dot"/>
               <w:tab w:val="right" w:pos="9637" w:leader="dot"/>
             </w:tabs>
             <w:bidi w:val="0"/>
             <w:jc w:val="start"/>
             <w:rPr/>
           </w:pPr>
-          <w:hyperlink w:anchor="__RefHeading___Toc3350_2253368486" w:tooltip="2.9 Наивный поиск тройки с суммой target">
-            <w:r>
-              <w:rPr>
-                <w:rStyle w:val="Style9"/>
-                <w:rFonts w:ascii="Times New Roman" w:hAnsi="Times New Roman"/>
-              </w:rPr>
-              <w:t>2.9 Наивный поиск тройки с суммой target</w:t>
-              <w:tab/>
-              <w:t>21</w:t>
-            </w:r>
-          </w:hyperlink>
+          <w:r>
+            <w:rPr>
+              <w:rFonts w:ascii="Times New Roman" w:hAnsi="Times New Roman"/>
+            </w:rPr>
+            <w:t>2.9 Наивный поиск тройки с суммой target</w:t>
+            <w:tab/>
+            <w:t>21</w:t>
+          </w:r>
         </w:p>
         <w:p>
           <w:pPr>
             <w:pStyle w:val="TOC3"/>
             <w:tabs>
-              <w:tab w:val="clear" w:pos="8793"/>
+              <w:tab w:val="right" w:pos="9360" w:leader="dot"/>
               <w:tab w:val="right" w:pos="9637" w:leader="dot"/>
             </w:tabs>
             <w:bidi w:val="0"/>
             <w:jc w:val="start"/>
             <w:rPr/>
           </w:pPr>
-          <w:hyperlink w:anchor="__RefHeading___Toc3352_2253368486" w:tooltip="2.10 Подсчёт подмножеств с положительной суммой">
-            <w:r>
-              <w:rPr>
-                <w:rStyle w:val="Style9"/>
-                <w:rFonts w:ascii="Times New Roman" w:hAnsi="Times New Roman"/>
-              </w:rPr>
-              <w:t>2.10 Подсчёт подмножеств с положительной суммой</w:t>
-              <w:tab/>
-              <w:t>23</w:t>
-            </w:r>
-          </w:hyperlink>
+          <w:r>
+            <w:rPr>
+              <w:rFonts w:ascii="Times New Roman" w:hAnsi="Times New Roman"/>
+            </w:rPr>
+            <w:t>2.10 Подсчёт подмножеств с положительной суммой</w:t>
+            <w:tab/>
+            <w:t>23</w:t>
+          </w:r>
         </w:p>
         <w:p>
           <w:pPr>
             <w:pStyle w:val="TOC2"/>
             <w:tabs>
-              <w:tab w:val="clear" w:pos="9077"/>
+              <w:tab w:val="right" w:pos="9360" w:leader="dot"/>
               <w:tab w:val="right" w:pos="9637" w:leader="dot"/>
             </w:tabs>
             <w:bidi w:val="0"/>
             <w:jc w:val="start"/>
             <w:rPr/>
           </w:pPr>
-          <w:hyperlink w:anchor="__RefHeading___Toc3354_2253368486" w:tooltip="ЗАКЛЮЧЕНИЕ">
-            <w:r>
-              <w:rPr>
-                <w:rStyle w:val="Style9"/>
-                <w:rFonts w:ascii="Times New Roman" w:hAnsi="Times New Roman"/>
-              </w:rPr>
-              <w:t>ЗАКЛЮЧЕНИЕ</w:t>
-              <w:tab/>
-              <w:t>25</w:t>
-            </w:r>
-          </w:hyperlink>
           <w:r>
             <w:rPr>
-              <w:rStyle w:val="Style9"/>
+              <w:rFonts w:ascii="Times New Roman" w:hAnsi="Times New Roman"/>
+            </w:rPr>
+            <w:t>ЗАКЛЮЧЕНИЕ</w:t>
+            <w:tab/>
+            <w:t>25</w:t>
+          </w:r>
+          <w:r>
+            <w:rPr>
               <w:rFonts w:ascii="Times New Roman" w:hAnsi="Times New Roman"/>
             </w:rPr>
             <w:fldChar w:fldCharType="end"/>
@@ -1642,6 +1537,8 @@
       <w:pPr>
         <w:pStyle w:val="Heading2"/>
         <w:bidi w:val="0"/>
+        <w:spacing w:before="0" w:after="120"/>
+        <w:ind w:hanging="0" w:start="0"/>
         <w:jc w:val="center"/>
         <w:rPr>
           <w:rFonts w:ascii="Times New Roman" w:hAnsi="Times New Roman"/>
@@ -1666,7 +1563,7 @@
     </w:p>
     <w:p>
       <w:pPr>
-        <w:pStyle w:val="Style18"/>
+        <w:pStyle w:val="Style13"/>
         <w:bidi w:val="0"/>
         <w:ind w:hanging="0" w:start="0"/>
         <w:jc w:val="center"/>
@@ -1682,7 +1579,7 @@
     </w:p>
     <w:p>
       <w:pPr>
-        <w:pStyle w:val="Style17"/>
+        <w:pStyle w:val="Style12"/>
         <w:bidi w:val="0"/>
         <w:spacing w:lineRule="auto" w:line="360" w:before="0" w:after="0"/>
         <w:ind w:hanging="0" w:start="0" w:end="283"/>
@@ -1690,6 +1587,7 @@
         <w:jc w:val="both"/>
         <w:rPr>
           <w:rFonts w:ascii="Times New Roman" w:hAnsi="Times New Roman"/>
+          <w:lang w:val="en-US"/>
         </w:rPr>
       </w:pPr>
       <w:r>
@@ -1697,25 +1595,7 @@
           <w:rFonts w:ascii="Times New Roman" w:hAnsi="Times New Roman"/>
         </w:rPr>
         <w:tab/>
-        <w:t xml:space="preserve">Целью работы является изучение сложности алгоритмов </w:t>
-      </w:r>
-      <w:r>
-        <w:rPr>
-          <w:rFonts w:ascii="Times New Roman" w:hAnsi="Times New Roman"/>
-        </w:rPr>
-        <w:t>с помощью измерения времени их работы</w:t>
-      </w:r>
-      <w:r>
-        <w:rPr>
-          <w:rFonts w:ascii="Times New Roman" w:hAnsi="Times New Roman"/>
-        </w:rPr>
-        <w:t xml:space="preserve">. </w:t>
-      </w:r>
-      <w:r>
-        <w:rPr>
-          <w:rFonts w:ascii="Times New Roman" w:hAnsi="Times New Roman"/>
-        </w:rPr>
-        <w:t xml:space="preserve">Работа написана на языке </w:t>
+        <w:t xml:space="preserve">Целью работы является изучение сложности алгоритмов с помощью измерения времени их работы. Работа написана на языке </w:t>
       </w:r>
       <w:r>
         <w:rPr>
@@ -1736,7 +1616,31 @@
           <w:rFonts w:ascii="Times New Roman" w:hAnsi="Times New Roman"/>
           <w:lang w:val="en-US"/>
         </w:rPr>
-        <w:t>Windows.</w:t>
+        <w:t xml:space="preserve">Windows. </w:t>
+      </w:r>
+      <w:r>
+        <w:rPr>
+          <w:rFonts w:ascii="Times New Roman" w:hAnsi="Times New Roman"/>
+          <w:lang w:val="ru-RU"/>
+        </w:rPr>
+        <w:t xml:space="preserve">Ссылка на </w:t>
+      </w:r>
+      <w:hyperlink r:id="rId3">
+        <w:r>
+          <w:rPr>
+            <w:rStyle w:val="Hyperlink"/>
+            <w:rFonts w:ascii="Times New Roman" w:hAnsi="Times New Roman"/>
+            <w:lang w:val="en-US"/>
+          </w:rPr>
+          <w:t>github</w:t>
+        </w:r>
+      </w:hyperlink>
+      <w:r>
+        <w:rPr>
+          <w:rFonts w:ascii="Times New Roman" w:hAnsi="Times New Roman"/>
+          <w:lang w:val="en-US"/>
+        </w:rPr>
+        <w:t>.</w:t>
       </w:r>
       <w:r>
         <w:br w:type="page"/>
@@ -1746,6 +1650,8 @@
       <w:pPr>
         <w:pStyle w:val="Heading2"/>
         <w:bidi w:val="0"/>
+        <w:spacing w:before="0" w:after="120"/>
+        <w:ind w:hanging="0" w:start="0"/>
         <w:jc w:val="center"/>
         <w:rPr>
           <w:rFonts w:ascii="Times New Roman" w:hAnsi="Times New Roman"/>
@@ -1759,11 +1665,6 @@
         </w:rPr>
         <w:t>ГЛАВА 1</w:t>
         <w:tab/>
-      </w:r>
-      <w:r>
-        <w:rPr>
-          <w:rFonts w:ascii="Times New Roman" w:hAnsi="Times New Roman"/>
-        </w:rPr>
         <w:t>ПРОСТОЕ ИЗМЕРЕНИЕ ВРЕМЕНИ</w:t>
       </w:r>
     </w:p>
@@ -2401,13 +2302,6 @@
           <w:szCs w:val="28"/>
         </w:rPr>
         <w:tab/>
-      </w:r>
-      <w:r>
-        <w:rPr>
-          <w:rFonts w:ascii="Times New Roman" w:hAnsi="Times New Roman"/>
-          <w:sz w:val="28"/>
-          <w:szCs w:val="28"/>
-        </w:rPr>
         <w:t>С помощью данной программы засекается и выводится время работы функции, которую запишут.</w:t>
       </w:r>
       <w:r>
@@ -2418,6 +2312,8 @@
       <w:pPr>
         <w:pStyle w:val="Heading2"/>
         <w:bidi w:val="0"/>
+        <w:spacing w:before="0" w:after="120"/>
+        <w:ind w:hanging="0" w:start="0"/>
         <w:jc w:val="center"/>
         <w:rPr>
           <w:rFonts w:ascii="Times New Roman" w:hAnsi="Times New Roman"/>
@@ -2436,7 +2332,7 @@
     </w:p>
     <w:p>
       <w:pPr>
-        <w:pStyle w:val="Style17"/>
+        <w:pStyle w:val="Style12"/>
         <w:bidi w:val="0"/>
         <w:spacing w:lineRule="auto" w:line="360" w:before="0" w:after="0"/>
         <w:ind w:hanging="0" w:start="0" w:end="283"/>
@@ -2454,7 +2350,7 @@
     </w:p>
     <w:p>
       <w:pPr>
-        <w:pStyle w:val="Style17"/>
+        <w:pStyle w:val="Style12"/>
         <w:bidi w:val="0"/>
         <w:spacing w:lineRule="auto" w:line="360" w:before="0" w:after="0"/>
         <w:ind w:hanging="0" w:start="0" w:end="283"/>
@@ -2474,6 +2370,7 @@
       <w:pPr>
         <w:pStyle w:val="Heading3"/>
         <w:bidi w:val="0"/>
+        <w:ind w:hanging="0" w:start="0"/>
         <w:jc w:val="center"/>
         <w:rPr/>
       </w:pPr>
@@ -2485,17 +2382,12 @@
         </w:rPr>
         <w:t>2.1</w:t>
         <w:tab/>
-      </w:r>
-      <w:r>
-        <w:rPr>
-          <w:rFonts w:ascii="Times New Roman" w:hAnsi="Times New Roman"/>
-        </w:rPr>
         <w:t>Обмен первого и последнего элемента</w:t>
       </w:r>
     </w:p>
     <w:p>
       <w:pPr>
-        <w:pStyle w:val="Style17"/>
+        <w:pStyle w:val="Style12"/>
         <w:bidi w:val="0"/>
         <w:spacing w:lineRule="auto" w:line="360" w:before="0" w:after="0"/>
         <w:ind w:hanging="0" w:start="0" w:end="283"/>
@@ -2520,7 +2412,7 @@
       </w:pPr>
       <w:r>
         <w:rPr>
-          <w:rStyle w:val="Style11"/>
+          <w:rStyle w:val="user2"/>
         </w:rPr>
         <w:t>#include &lt;stdio.h&gt;</w:t>
       </w:r>
@@ -2534,7 +2426,7 @@
       </w:pPr>
       <w:r>
         <w:rPr>
-          <w:rStyle w:val="Style11"/>
+          <w:rStyle w:val="user2"/>
         </w:rPr>
         <w:t>#include &lt;stdlib.h&gt;</w:t>
       </w:r>
@@ -2548,7 +2440,7 @@
       </w:pPr>
       <w:r>
         <w:rPr>
-          <w:rStyle w:val="Style11"/>
+          <w:rStyle w:val="user2"/>
         </w:rPr>
         <w:t>#include &lt;string.h&gt;</w:t>
       </w:r>
@@ -2562,7 +2454,7 @@
       </w:pPr>
       <w:r>
         <w:rPr>
-          <w:rStyle w:val="Style11"/>
+          <w:rStyle w:val="user2"/>
         </w:rPr>
         <w:t>#include &lt;limits.h&gt;</w:t>
       </w:r>
@@ -2576,7 +2468,7 @@
       </w:pPr>
       <w:r>
         <w:rPr>
-          <w:rStyle w:val="Style11"/>
+          <w:rStyle w:val="user2"/>
         </w:rPr>
         <w:t>#include &lt;time.h&gt;</w:t>
       </w:r>
@@ -2587,7 +2479,7 @@
         <w:bidi w:val="0"/>
         <w:jc w:val="start"/>
         <w:rPr>
-          <w:rStyle w:val="Style11"/>
+          <w:rStyle w:val="user2"/>
         </w:rPr>
       </w:pPr>
       <w:r>
@@ -2603,7 +2495,7 @@
       </w:pPr>
       <w:r>
         <w:rPr>
-          <w:rStyle w:val="Style11"/>
+          <w:rStyle w:val="user2"/>
         </w:rPr>
         <w:t>void f02_swap_ends(int *a, int n)</w:t>
       </w:r>
@@ -2617,7 +2509,7 @@
       </w:pPr>
       <w:r>
         <w:rPr>
-          <w:rStyle w:val="Style11"/>
+          <w:rStyle w:val="user2"/>
         </w:rPr>
         <w:t>{</w:t>
       </w:r>
@@ -2631,13 +2523,13 @@
       </w:pPr>
       <w:r>
         <w:rPr>
-          <w:rStyle w:val="Style11"/>
-        </w:rPr>
-        <w:t xml:space="preserve">    </w:t>
-      </w:r>
-      <w:r>
-        <w:rPr>
-          <w:rStyle w:val="Style11"/>
+          <w:rStyle w:val="user2"/>
+        </w:rPr>
+        <w:t xml:space="preserve">    </w:t>
+      </w:r>
+      <w:r>
+        <w:rPr>
+          <w:rStyle w:val="user2"/>
         </w:rPr>
         <w:t>if (n &lt; 2) return;</w:t>
       </w:r>
@@ -2651,13 +2543,13 @@
       </w:pPr>
       <w:r>
         <w:rPr>
-          <w:rStyle w:val="Style11"/>
-        </w:rPr>
-        <w:t xml:space="preserve">    </w:t>
-      </w:r>
-      <w:r>
-        <w:rPr>
-          <w:rStyle w:val="Style11"/>
+          <w:rStyle w:val="user2"/>
+        </w:rPr>
+        <w:t xml:space="preserve">    </w:t>
+      </w:r>
+      <w:r>
+        <w:rPr>
+          <w:rStyle w:val="user2"/>
         </w:rPr>
         <w:t>int t    = a[0];</w:t>
       </w:r>
@@ -2671,13 +2563,13 @@
       </w:pPr>
       <w:r>
         <w:rPr>
-          <w:rStyle w:val="Style11"/>
-        </w:rPr>
-        <w:t xml:space="preserve">    </w:t>
-      </w:r>
-      <w:r>
-        <w:rPr>
-          <w:rStyle w:val="Style11"/>
+          <w:rStyle w:val="user2"/>
+        </w:rPr>
+        <w:t xml:space="preserve">    </w:t>
+      </w:r>
+      <w:r>
+        <w:rPr>
+          <w:rStyle w:val="user2"/>
         </w:rPr>
         <w:t>a[0]     = a[n - 1];</w:t>
       </w:r>
@@ -2691,13 +2583,13 @@
       </w:pPr>
       <w:r>
         <w:rPr>
-          <w:rStyle w:val="Style11"/>
-        </w:rPr>
-        <w:t xml:space="preserve">    </w:t>
-      </w:r>
-      <w:r>
-        <w:rPr>
-          <w:rStyle w:val="Style11"/>
+          <w:rStyle w:val="user2"/>
+        </w:rPr>
+        <w:t xml:space="preserve">    </w:t>
+      </w:r>
+      <w:r>
+        <w:rPr>
+          <w:rStyle w:val="user2"/>
         </w:rPr>
         <w:t>a[n - 1] = t;</w:t>
       </w:r>
@@ -2711,7 +2603,7 @@
       </w:pPr>
       <w:r>
         <w:rPr>
-          <w:rStyle w:val="Style11"/>
+          <w:rStyle w:val="user2"/>
         </w:rPr>
         <w:t>}</w:t>
       </w:r>
@@ -2722,7 +2614,7 @@
         <w:bidi w:val="0"/>
         <w:jc w:val="start"/>
         <w:rPr>
-          <w:rStyle w:val="Style11"/>
+          <w:rStyle w:val="user2"/>
         </w:rPr>
       </w:pPr>
       <w:r>
@@ -2738,7 +2630,7 @@
       </w:pPr>
       <w:r>
         <w:rPr>
-          <w:rStyle w:val="Style11"/>
+          <w:rStyle w:val="user2"/>
         </w:rPr>
         <w:t>int main() {</w:t>
       </w:r>
@@ -2752,13 +2644,13 @@
       </w:pPr>
       <w:r>
         <w:rPr>
-          <w:rStyle w:val="Style11"/>
-        </w:rPr>
-        <w:t xml:space="preserve">    </w:t>
-      </w:r>
-      <w:r>
-        <w:rPr>
-          <w:rStyle w:val="Style11"/>
+          <w:rStyle w:val="user2"/>
+        </w:rPr>
+        <w:t xml:space="preserve">    </w:t>
+      </w:r>
+      <w:r>
+        <w:rPr>
+          <w:rStyle w:val="user2"/>
         </w:rPr>
         <w:t>int n = 100000;</w:t>
       </w:r>
@@ -2772,13 +2664,13 @@
       </w:pPr>
       <w:r>
         <w:rPr>
-          <w:rStyle w:val="Style11"/>
-        </w:rPr>
-        <w:t xml:space="preserve">    </w:t>
-      </w:r>
-      <w:r>
-        <w:rPr>
-          <w:rStyle w:val="Style11"/>
+          <w:rStyle w:val="user2"/>
+        </w:rPr>
+        <w:t xml:space="preserve">    </w:t>
+      </w:r>
+      <w:r>
+        <w:rPr>
+          <w:rStyle w:val="user2"/>
         </w:rPr>
         <w:t>int *arr = malloc(n * sizeof(int));</w:t>
       </w:r>
@@ -2792,13 +2684,13 @@
       </w:pPr>
       <w:r>
         <w:rPr>
-          <w:rStyle w:val="Style11"/>
-        </w:rPr>
-        <w:t xml:space="preserve">    </w:t>
-      </w:r>
-      <w:r>
-        <w:rPr>
-          <w:rStyle w:val="Style11"/>
+          <w:rStyle w:val="user2"/>
+        </w:rPr>
+        <w:t xml:space="preserve">    </w:t>
+      </w:r>
+      <w:r>
+        <w:rPr>
+          <w:rStyle w:val="user2"/>
         </w:rPr>
         <w:t>for (int i = 0; i &lt; n; i++) {</w:t>
       </w:r>
@@ -2812,13 +2704,13 @@
       </w:pPr>
       <w:r>
         <w:rPr>
-          <w:rStyle w:val="Style11"/>
+          <w:rStyle w:val="user2"/>
         </w:rPr>
         <w:t xml:space="preserve">        </w:t>
       </w:r>
       <w:r>
         <w:rPr>
-          <w:rStyle w:val="Style11"/>
+          <w:rStyle w:val="user2"/>
         </w:rPr>
         <w:t>arr[i] = rand() % 1000;</w:t>
       </w:r>
@@ -2832,13 +2724,13 @@
       </w:pPr>
       <w:r>
         <w:rPr>
-          <w:rStyle w:val="Style11"/>
-        </w:rPr>
-        <w:t xml:space="preserve">    </w:t>
-      </w:r>
-      <w:r>
-        <w:rPr>
-          <w:rStyle w:val="Style11"/>
+          <w:rStyle w:val="user2"/>
+        </w:rPr>
+        <w:t xml:space="preserve">    </w:t>
+      </w:r>
+      <w:r>
+        <w:rPr>
+          <w:rStyle w:val="user2"/>
         </w:rPr>
         <w:t>}</w:t>
       </w:r>
@@ -2849,7 +2741,7 @@
         <w:bidi w:val="0"/>
         <w:jc w:val="start"/>
         <w:rPr>
-          <w:rStyle w:val="Style11"/>
+          <w:rStyle w:val="user2"/>
         </w:rPr>
       </w:pPr>
       <w:r>
@@ -2865,13 +2757,13 @@
       </w:pPr>
       <w:r>
         <w:rPr>
-          <w:rStyle w:val="Style11"/>
-        </w:rPr>
-        <w:t xml:space="preserve">    </w:t>
-      </w:r>
-      <w:r>
-        <w:rPr>
-          <w:rStyle w:val="Style11"/>
+          <w:rStyle w:val="user2"/>
+        </w:rPr>
+        <w:t xml:space="preserve">    </w:t>
+      </w:r>
+      <w:r>
+        <w:rPr>
+          <w:rStyle w:val="user2"/>
         </w:rPr>
         <w:t>clock_t start = clock();</w:t>
       </w:r>
@@ -2885,13 +2777,13 @@
       </w:pPr>
       <w:r>
         <w:rPr>
-          <w:rStyle w:val="Style11"/>
-        </w:rPr>
-        <w:t xml:space="preserve">    </w:t>
-      </w:r>
-      <w:r>
-        <w:rPr>
-          <w:rStyle w:val="Style11"/>
+          <w:rStyle w:val="user2"/>
+        </w:rPr>
+        <w:t xml:space="preserve">    </w:t>
+      </w:r>
+      <w:r>
+        <w:rPr>
+          <w:rStyle w:val="user2"/>
         </w:rPr>
         <w:t>f02_swap_ends(arr, n);</w:t>
       </w:r>
@@ -2905,13 +2797,13 @@
       </w:pPr>
       <w:r>
         <w:rPr>
-          <w:rStyle w:val="Style11"/>
-        </w:rPr>
-        <w:t xml:space="preserve">    </w:t>
-      </w:r>
-      <w:r>
-        <w:rPr>
-          <w:rStyle w:val="Style11"/>
+          <w:rStyle w:val="user2"/>
+        </w:rPr>
+        <w:t xml:space="preserve">    </w:t>
+      </w:r>
+      <w:r>
+        <w:rPr>
+          <w:rStyle w:val="user2"/>
         </w:rPr>
         <w:t>clock_t end = clock();</w:t>
       </w:r>
@@ -2922,7 +2814,7 @@
         <w:bidi w:val="0"/>
         <w:jc w:val="start"/>
         <w:rPr>
-          <w:rStyle w:val="Style11"/>
+          <w:rStyle w:val="user2"/>
         </w:rPr>
       </w:pPr>
       <w:r>
@@ -2938,13 +2830,13 @@
       </w:pPr>
       <w:r>
         <w:rPr>
-          <w:rStyle w:val="Style11"/>
-        </w:rPr>
-        <w:t xml:space="preserve">    </w:t>
-      </w:r>
-      <w:r>
-        <w:rPr>
-          <w:rStyle w:val="Style11"/>
+          <w:rStyle w:val="user2"/>
+        </w:rPr>
+        <w:t xml:space="preserve">    </w:t>
+      </w:r>
+      <w:r>
+        <w:rPr>
+          <w:rStyle w:val="user2"/>
         </w:rPr>
         <w:t>double time_spent = (double)(end - start) / CLOCKS_PER_SEC;</w:t>
       </w:r>
@@ -2955,7 +2847,7 @@
         <w:bidi w:val="0"/>
         <w:jc w:val="start"/>
         <w:rPr>
-          <w:rStyle w:val="Style11"/>
+          <w:rStyle w:val="user2"/>
         </w:rPr>
       </w:pPr>
       <w:r>
@@ -2971,13 +2863,13 @@
       </w:pPr>
       <w:r>
         <w:rPr>
-          <w:rStyle w:val="Style11"/>
-        </w:rPr>
-        <w:t xml:space="preserve">    </w:t>
-      </w:r>
-      <w:r>
-        <w:rPr>
-          <w:rStyle w:val="Style11"/>
+          <w:rStyle w:val="user2"/>
+        </w:rPr>
+        <w:t xml:space="preserve">    </w:t>
+      </w:r>
+      <w:r>
+        <w:rPr>
+          <w:rStyle w:val="user2"/>
         </w:rPr>
         <w:t>//printf("Result = %lld\n", result);</w:t>
       </w:r>
@@ -2991,13 +2883,13 @@
       </w:pPr>
       <w:r>
         <w:rPr>
-          <w:rStyle w:val="Style11"/>
-        </w:rPr>
-        <w:t xml:space="preserve">    </w:t>
-      </w:r>
-      <w:r>
-        <w:rPr>
-          <w:rStyle w:val="Style11"/>
+          <w:rStyle w:val="user2"/>
+        </w:rPr>
+        <w:t xml:space="preserve">    </w:t>
+      </w:r>
+      <w:r>
+        <w:rPr>
+          <w:rStyle w:val="user2"/>
         </w:rPr>
         <w:t>printf("Time = %f seconds\n", time_spent);</w:t>
       </w:r>
@@ -3008,7 +2900,7 @@
         <w:bidi w:val="0"/>
         <w:jc w:val="start"/>
         <w:rPr>
-          <w:rStyle w:val="Style11"/>
+          <w:rStyle w:val="user2"/>
         </w:rPr>
       </w:pPr>
       <w:r>
@@ -3024,13 +2916,13 @@
       </w:pPr>
       <w:r>
         <w:rPr>
-          <w:rStyle w:val="Style11"/>
-        </w:rPr>
-        <w:t xml:space="preserve">    </w:t>
-      </w:r>
-      <w:r>
-        <w:rPr>
-          <w:rStyle w:val="Style11"/>
+          <w:rStyle w:val="user2"/>
+        </w:rPr>
+        <w:t xml:space="preserve">    </w:t>
+      </w:r>
+      <w:r>
+        <w:rPr>
+          <w:rStyle w:val="user2"/>
         </w:rPr>
         <w:t>free(arr);</w:t>
       </w:r>
@@ -3044,13 +2936,13 @@
       </w:pPr>
       <w:r>
         <w:rPr>
-          <w:rStyle w:val="Style11"/>
-        </w:rPr>
-        <w:t xml:space="preserve">    </w:t>
-      </w:r>
-      <w:r>
-        <w:rPr>
-          <w:rStyle w:val="Style11"/>
+          <w:rStyle w:val="user2"/>
+        </w:rPr>
+        <w:t xml:space="preserve">    </w:t>
+      </w:r>
+      <w:r>
+        <w:rPr>
+          <w:rStyle w:val="user2"/>
         </w:rPr>
         <w:t>return 0;</w:t>
       </w:r>
@@ -3064,14 +2956,14 @@
       </w:pPr>
       <w:r>
         <w:rPr>
-          <w:rStyle w:val="Style11"/>
+          <w:rStyle w:val="user2"/>
         </w:rPr>
         <w:t>}</w:t>
       </w:r>
     </w:p>
     <w:p>
       <w:pPr>
-        <w:pStyle w:val="Style17"/>
+        <w:pStyle w:val="Style12"/>
         <w:bidi w:val="0"/>
         <w:spacing w:lineRule="auto" w:line="360" w:before="0" w:after="0"/>
         <w:ind w:hanging="0" w:start="0" w:end="283"/>
@@ -3089,7 +2981,7 @@
     </w:p>
     <w:p>
       <w:pPr>
-        <w:pStyle w:val="Style17"/>
+        <w:pStyle w:val="Style12"/>
         <w:bidi w:val="0"/>
         <w:spacing w:lineRule="auto" w:line="360" w:before="0" w:after="0"/>
         <w:ind w:hanging="0" w:start="0" w:end="283"/>
@@ -3110,7 +3002,7 @@
     </w:p>
     <w:p>
       <w:pPr>
-        <w:pStyle w:val="Style17"/>
+        <w:pStyle w:val="Style12"/>
         <w:bidi w:val="0"/>
         <w:spacing w:lineRule="auto" w:line="360" w:before="0" w:after="0"/>
         <w:ind w:hanging="0" w:start="0" w:end="283"/>
@@ -3128,7 +3020,7 @@
     </w:p>
     <w:p>
       <w:pPr>
-        <w:pStyle w:val="Style17"/>
+        <w:pStyle w:val="Style12"/>
         <w:bidi w:val="0"/>
         <w:spacing w:lineRule="auto" w:line="360" w:before="0" w:after="0"/>
         <w:ind w:hanging="0" w:start="0" w:end="283"/>
@@ -3141,18 +3033,12 @@
           <w:rFonts w:ascii="Times New Roman" w:hAnsi="Times New Roman"/>
         </w:rPr>
         <w:tab/>
-        <w:t>Г</w:t>
-      </w:r>
-      <w:r>
-        <w:rPr>
-          <w:rFonts w:ascii="Times New Roman" w:hAnsi="Times New Roman"/>
-        </w:rPr>
-        <w:t>рафик зависимости времени выполнения от количества элементов:</w:t>
-      </w:r>
-    </w:p>
-    <w:p>
-      <w:pPr>
-        <w:pStyle w:val="Style17"/>
+        <w:t>График зависимости времени выполнения от количества элементов:</w:t>
+      </w:r>
+    </w:p>
+    <w:p>
+      <w:pPr>
+        <w:pStyle w:val="Style12"/>
         <w:bidi w:val="0"/>
         <w:spacing w:lineRule="auto" w:line="360" w:before="0" w:after="0"/>
         <w:ind w:hanging="0" w:start="0" w:end="283"/>
@@ -3192,7 +3078,7 @@
                     </pic:cNvPicPr>
                   </pic:nvPicPr>
                   <pic:blipFill>
-                    <a:blip r:embed="rId3"/>
+                    <a:blip r:embed="rId4"/>
                     <a:stretch>
                       <a:fillRect/>
                     </a:stretch>
@@ -3216,7 +3102,7 @@
     </w:p>
     <w:p>
       <w:pPr>
-        <w:pStyle w:val="Style17"/>
+        <w:pStyle w:val="Style12"/>
         <w:bidi w:val="0"/>
         <w:spacing w:lineRule="auto" w:line="360" w:before="0" w:after="0"/>
         <w:ind w:firstLine="709"/>
@@ -3229,19 +3115,7 @@
           <w:rFonts w:ascii="Times New Roman" w:hAnsi="Times New Roman"/>
         </w:rPr>
         <w:tab/>
-        <w:t xml:space="preserve">Функция меняет местами </w:t>
-      </w:r>
-      <w:r>
-        <w:rPr>
-          <w:rFonts w:ascii="Times New Roman" w:hAnsi="Times New Roman"/>
-        </w:rPr>
-        <w:t>первый и последний элементы массива</w:t>
-      </w:r>
-      <w:r>
-        <w:rPr>
-          <w:rFonts w:ascii="Times New Roman" w:hAnsi="Times New Roman"/>
-        </w:rPr>
-        <w:t xml:space="preserve">. Сложность: </w:t>
+        <w:t xml:space="preserve">Функция меняет местами первый и последний элементы массива. Сложность: </w:t>
       </w:r>
       <w:r>
         <w:rPr>
@@ -3258,6 +3132,8 @@
       <w:pPr>
         <w:pStyle w:val="Heading3"/>
         <w:bidi w:val="0"/>
+        <w:spacing w:before="0" w:after="120"/>
+        <w:ind w:hanging="0" w:start="0"/>
         <w:jc w:val="center"/>
         <w:rPr/>
       </w:pPr>
@@ -3267,30 +3143,14 @@
         <w:rPr>
           <w:rFonts w:ascii="Times New Roman" w:hAnsi="Times New Roman"/>
         </w:rPr>
-        <w:t>2.</w:t>
-      </w:r>
-      <w:r>
-        <w:rPr>
-          <w:rFonts w:ascii="Times New Roman" w:hAnsi="Times New Roman"/>
-        </w:rPr>
-        <w:t>2</w:t>
-      </w:r>
-      <w:r>
-        <w:rPr>
-          <w:rFonts w:ascii="Times New Roman" w:hAnsi="Times New Roman"/>
-        </w:rPr>
+        <w:t>2.2</w:t>
         <w:tab/>
-      </w:r>
-      <w:r>
-        <w:rPr>
-          <w:rFonts w:ascii="Times New Roman" w:hAnsi="Times New Roman"/>
-        </w:rPr>
         <w:t>Итеративный бинарный поиск</w:t>
       </w:r>
     </w:p>
     <w:p>
       <w:pPr>
-        <w:pStyle w:val="Style17"/>
+        <w:pStyle w:val="Style12"/>
         <w:bidi w:val="0"/>
         <w:spacing w:lineRule="auto" w:line="360" w:before="0" w:after="0"/>
         <w:ind w:hanging="0" w:start="0" w:end="283"/>
@@ -3315,7 +3175,7 @@
       </w:pPr>
       <w:r>
         <w:rPr>
-          <w:rStyle w:val="Style11"/>
+          <w:rStyle w:val="user2"/>
           <w:rFonts w:ascii="Liberation Mono" w:hAnsi="Liberation Mono"/>
         </w:rPr>
         <w:t>#include &lt;stdio.h&gt;</w:t>
@@ -4023,7 +3883,7 @@
         <w:bidi w:val="0"/>
         <w:jc w:val="start"/>
         <w:rPr>
-          <w:rStyle w:val="Style11"/>
+          <w:rStyle w:val="user2"/>
         </w:rPr>
       </w:pPr>
       <w:r>
@@ -4032,7 +3892,7 @@
     </w:p>
     <w:p>
       <w:pPr>
-        <w:pStyle w:val="Style17"/>
+        <w:pStyle w:val="Style12"/>
         <w:bidi w:val="0"/>
         <w:spacing w:lineRule="auto" w:line="360" w:before="0" w:after="0"/>
         <w:ind w:hanging="0" w:start="0" w:end="283"/>
@@ -4050,7 +3910,7 @@
     </w:p>
     <w:p>
       <w:pPr>
-        <w:pStyle w:val="Style17"/>
+        <w:pStyle w:val="Style12"/>
         <w:bidi w:val="0"/>
         <w:spacing w:lineRule="auto" w:line="360" w:before="0" w:after="0"/>
         <w:ind w:hanging="0" w:start="0" w:end="283"/>
@@ -4071,7 +3931,7 @@
     </w:p>
     <w:p>
       <w:pPr>
-        <w:pStyle w:val="Style17"/>
+        <w:pStyle w:val="Style12"/>
         <w:bidi w:val="0"/>
         <w:spacing w:lineRule="auto" w:line="360" w:before="0" w:after="0"/>
         <w:ind w:hanging="0" w:start="0" w:end="283"/>
@@ -4089,7 +3949,7 @@
     </w:p>
     <w:p>
       <w:pPr>
-        <w:pStyle w:val="Style17"/>
+        <w:pStyle w:val="Style12"/>
         <w:bidi w:val="0"/>
         <w:spacing w:lineRule="auto" w:line="360" w:before="0" w:after="0"/>
         <w:ind w:hanging="0" w:start="0" w:end="283"/>
@@ -4102,18 +3962,12 @@
           <w:rFonts w:ascii="Times New Roman" w:hAnsi="Times New Roman"/>
         </w:rPr>
         <w:tab/>
-        <w:t>Г</w:t>
-      </w:r>
-      <w:r>
-        <w:rPr>
-          <w:rFonts w:ascii="Times New Roman" w:hAnsi="Times New Roman"/>
-        </w:rPr>
-        <w:t>рафик зависимости времени выполнения от количества элементов:</w:t>
-      </w:r>
-    </w:p>
-    <w:p>
-      <w:pPr>
-        <w:pStyle w:val="Style17"/>
+        <w:t>График зависимости времени выполнения от количества элементов:</w:t>
+      </w:r>
+    </w:p>
+    <w:p>
+      <w:pPr>
+        <w:pStyle w:val="Style12"/>
         <w:bidi w:val="0"/>
         <w:spacing w:lineRule="auto" w:line="360" w:before="0" w:after="0"/>
         <w:ind w:hanging="0" w:start="0" w:end="283"/>
@@ -4153,7 +4007,7 @@
                     </pic:cNvPicPr>
                   </pic:nvPicPr>
                   <pic:blipFill>
-                    <a:blip r:embed="rId4"/>
+                    <a:blip r:embed="rId5"/>
                     <a:stretch>
                       <a:fillRect/>
                     </a:stretch>
@@ -4177,7 +4031,7 @@
     </w:p>
     <w:p>
       <w:pPr>
-        <w:pStyle w:val="Style17"/>
+        <w:pStyle w:val="Style12"/>
         <w:bidi w:val="0"/>
         <w:rPr>
           <w:rFonts w:ascii="Times New Roman" w:hAnsi="Times New Roman"/>
@@ -4196,28 +4050,7 @@
           <w:rFonts w:ascii="Times New Roman" w:hAnsi="Times New Roman"/>
           <w:lang w:val="en-US"/>
         </w:rPr>
-        <w:t xml:space="preserve">Сложность: </w:t>
-      </w:r>
-      <w:r>
-        <w:rPr>
-          <w:rFonts w:ascii="Times New Roman" w:hAnsi="Times New Roman"/>
-          <w:lang w:val="en-US"/>
-        </w:rPr>
-        <w:t>O(</w:t>
-      </w:r>
-      <w:r>
-        <w:rPr>
-          <w:rFonts w:ascii="Times New Roman" w:hAnsi="Times New Roman"/>
-          <w:lang w:val="en-US"/>
-        </w:rPr>
-        <w:t>log n</w:t>
-      </w:r>
-      <w:r>
-        <w:rPr>
-          <w:rFonts w:ascii="Times New Roman" w:hAnsi="Times New Roman"/>
-          <w:lang w:val="en-US"/>
-        </w:rPr>
-        <w:t>).</w:t>
+        <w:t>Сложность: O(log n).</w:t>
       </w:r>
       <w:r>
         <w:br w:type="page"/>
@@ -4227,6 +4060,8 @@
       <w:pPr>
         <w:pStyle w:val="Heading3"/>
         <w:bidi w:val="0"/>
+        <w:spacing w:before="0" w:after="120"/>
+        <w:ind w:hanging="0" w:start="0"/>
         <w:jc w:val="center"/>
         <w:rPr/>
       </w:pPr>
@@ -4236,30 +4071,14 @@
         <w:rPr>
           <w:rFonts w:ascii="Times New Roman" w:hAnsi="Times New Roman"/>
         </w:rPr>
-        <w:t>2.</w:t>
-      </w:r>
-      <w:r>
-        <w:rPr>
-          <w:rFonts w:ascii="Times New Roman" w:hAnsi="Times New Roman"/>
-        </w:rPr>
-        <w:t>3</w:t>
-      </w:r>
-      <w:r>
-        <w:rPr>
-          <w:rFonts w:ascii="Times New Roman" w:hAnsi="Times New Roman"/>
-        </w:rPr>
+        <w:t>2.3</w:t>
         <w:tab/>
-      </w:r>
-      <w:r>
-        <w:rPr>
-          <w:rFonts w:ascii="Times New Roman" w:hAnsi="Times New Roman"/>
-        </w:rPr>
         <w:t>Линейный поиск</w:t>
       </w:r>
     </w:p>
     <w:p>
       <w:pPr>
-        <w:pStyle w:val="Style17"/>
+        <w:pStyle w:val="Style12"/>
         <w:bidi w:val="0"/>
         <w:spacing w:lineRule="auto" w:line="360" w:before="0" w:after="0"/>
         <w:ind w:hanging="0" w:start="0" w:end="283"/>
@@ -4284,7 +4103,7 @@
       </w:pPr>
       <w:r>
         <w:rPr>
-          <w:rStyle w:val="Style11"/>
+          <w:rStyle w:val="user2"/>
           <w:rFonts w:ascii="Liberation Mono" w:hAnsi="Liberation Mono"/>
         </w:rPr>
         <w:t>#include &lt;stdio.h&gt;</w:t>
@@ -4882,8 +4701,23 @@
         <w:bidi w:val="0"/>
         <w:jc w:val="start"/>
         <w:rPr>
-          <w:rStyle w:val="Style11"/>
-          <w:rFonts w:ascii="Liberation Mono" w:hAnsi="Liberation Mono"/>
+          <w:rStyle w:val="user2"/>
+          <w:rFonts w:ascii="Liberation Mono" w:hAnsi="Liberation Mono"/>
+        </w:rPr>
+      </w:pPr>
+      <w:r>
+        <w:rPr>
+          <w:rFonts w:ascii="Liberation Mono" w:hAnsi="Liberation Mono"/>
+        </w:rPr>
+      </w:r>
+    </w:p>
+    <w:p>
+      <w:pPr>
+        <w:pStyle w:val="Normal"/>
+        <w:bidi w:val="0"/>
+        <w:jc w:val="start"/>
+        <w:rPr>
+          <w:rStyle w:val="user2"/>
         </w:rPr>
       </w:pPr>
       <w:r>
@@ -4892,20 +4726,7 @@
     </w:p>
     <w:p>
       <w:pPr>
-        <w:pStyle w:val="Normal"/>
-        <w:bidi w:val="0"/>
-        <w:jc w:val="start"/>
-        <w:rPr>
-          <w:rStyle w:val="Style11"/>
-        </w:rPr>
-      </w:pPr>
-      <w:r>
-        <w:rPr/>
-      </w:r>
-    </w:p>
-    <w:p>
-      <w:pPr>
-        <w:pStyle w:val="Style17"/>
+        <w:pStyle w:val="Style12"/>
         <w:bidi w:val="0"/>
         <w:spacing w:lineRule="auto" w:line="360" w:before="0" w:after="0"/>
         <w:ind w:hanging="0" w:start="0" w:end="283"/>
@@ -4923,7 +4744,7 @@
     </w:p>
     <w:p>
       <w:pPr>
-        <w:pStyle w:val="Style17"/>
+        <w:pStyle w:val="Style12"/>
         <w:bidi w:val="0"/>
         <w:spacing w:lineRule="auto" w:line="360" w:before="0" w:after="0"/>
         <w:ind w:hanging="0" w:start="0" w:end="283"/>
@@ -4944,7 +4765,7 @@
     </w:p>
     <w:p>
       <w:pPr>
-        <w:pStyle w:val="Style17"/>
+        <w:pStyle w:val="Style12"/>
         <w:bidi w:val="0"/>
         <w:spacing w:lineRule="auto" w:line="360" w:before="0" w:after="0"/>
         <w:ind w:hanging="0" w:start="0" w:end="283"/>
@@ -4962,7 +4783,7 @@
     </w:p>
     <w:p>
       <w:pPr>
-        <w:pStyle w:val="Style17"/>
+        <w:pStyle w:val="Style12"/>
         <w:bidi w:val="0"/>
         <w:spacing w:lineRule="auto" w:line="360" w:before="0" w:after="0"/>
         <w:ind w:hanging="0" w:start="0" w:end="283"/>
@@ -4975,18 +4796,12 @@
           <w:rFonts w:ascii="Times New Roman" w:hAnsi="Times New Roman"/>
         </w:rPr>
         <w:tab/>
-        <w:t>Г</w:t>
-      </w:r>
-      <w:r>
-        <w:rPr>
-          <w:rFonts w:ascii="Times New Roman" w:hAnsi="Times New Roman"/>
-        </w:rPr>
-        <w:t>рафик зависимости времени выполнения от количества элементов:</w:t>
-      </w:r>
-    </w:p>
-    <w:p>
-      <w:pPr>
-        <w:pStyle w:val="Style17"/>
+        <w:t>График зависимости времени выполнения от количества элементов:</w:t>
+      </w:r>
+    </w:p>
+    <w:p>
+      <w:pPr>
+        <w:pStyle w:val="Style12"/>
         <w:bidi w:val="0"/>
         <w:spacing w:lineRule="auto" w:line="360" w:before="0" w:after="0"/>
         <w:ind w:hanging="0" w:start="0" w:end="283"/>
@@ -5026,7 +4841,7 @@
                     </pic:cNvPicPr>
                   </pic:nvPicPr>
                   <pic:blipFill>
-                    <a:blip r:embed="rId5"/>
+                    <a:blip r:embed="rId6"/>
                     <a:stretch>
                       <a:fillRect/>
                     </a:stretch>
@@ -5050,7 +4865,7 @@
     </w:p>
     <w:p>
       <w:pPr>
-        <w:pStyle w:val="Style17"/>
+        <w:pStyle w:val="Style12"/>
         <w:bidi w:val="0"/>
         <w:rPr>
           <w:rFonts w:ascii="Times New Roman" w:hAnsi="Times New Roman"/>
@@ -5069,28 +4884,7 @@
           <w:rFonts w:ascii="Times New Roman" w:hAnsi="Times New Roman"/>
           <w:lang w:val="en-US"/>
         </w:rPr>
-        <w:t xml:space="preserve">Сложность: </w:t>
-      </w:r>
-      <w:r>
-        <w:rPr>
-          <w:rFonts w:ascii="Times New Roman" w:hAnsi="Times New Roman"/>
-          <w:lang w:val="en-US"/>
-        </w:rPr>
-        <w:t>O(</w:t>
-      </w:r>
-      <w:r>
-        <w:rPr>
-          <w:rFonts w:ascii="Times New Roman" w:hAnsi="Times New Roman"/>
-          <w:lang w:val="en-US"/>
-        </w:rPr>
-        <w:t>n</w:t>
-      </w:r>
-      <w:r>
-        <w:rPr>
-          <w:rFonts w:ascii="Times New Roman" w:hAnsi="Times New Roman"/>
-          <w:lang w:val="en-US"/>
-        </w:rPr>
-        <w:t>).</w:t>
+        <w:t>Сложность: O(n).</w:t>
       </w:r>
       <w:r>
         <w:br w:type="page"/>
@@ -5100,6 +4894,8 @@
       <w:pPr>
         <w:pStyle w:val="Heading3"/>
         <w:bidi w:val="0"/>
+        <w:spacing w:before="0" w:after="120"/>
+        <w:ind w:hanging="0" w:start="0"/>
         <w:jc w:val="center"/>
         <w:rPr/>
       </w:pPr>
@@ -5109,30 +4905,14 @@
         <w:rPr>
           <w:rFonts w:ascii="Times New Roman" w:hAnsi="Times New Roman"/>
         </w:rPr>
-        <w:t>2.</w:t>
-      </w:r>
-      <w:r>
-        <w:rPr>
-          <w:rFonts w:ascii="Times New Roman" w:hAnsi="Times New Roman"/>
-        </w:rPr>
-        <w:t>4</w:t>
-      </w:r>
-      <w:r>
-        <w:rPr>
-          <w:rFonts w:ascii="Times New Roman" w:hAnsi="Times New Roman"/>
-        </w:rPr>
+        <w:t>2.4</w:t>
         <w:tab/>
-      </w:r>
-      <w:r>
-        <w:rPr>
-          <w:rFonts w:ascii="Times New Roman" w:hAnsi="Times New Roman"/>
-        </w:rPr>
         <w:t>Проверка, отсортирован ли массив по неубыванию</w:t>
       </w:r>
     </w:p>
     <w:p>
       <w:pPr>
-        <w:pStyle w:val="Style17"/>
+        <w:pStyle w:val="Style12"/>
         <w:bidi w:val="0"/>
         <w:spacing w:lineRule="auto" w:line="360" w:before="0" w:after="0"/>
         <w:ind w:hanging="0" w:start="0" w:end="283"/>
@@ -5157,7 +4937,7 @@
       </w:pPr>
       <w:r>
         <w:rPr>
-          <w:rStyle w:val="Style11"/>
+          <w:rStyle w:val="user2"/>
           <w:rFonts w:ascii="Liberation Mono" w:hAnsi="Liberation Mono"/>
         </w:rPr>
         <w:t>#include &lt;stdio.h&gt;</w:t>
@@ -5755,8 +5535,39 @@
         <w:bidi w:val="0"/>
         <w:jc w:val="start"/>
         <w:rPr>
-          <w:rStyle w:val="Style11"/>
-          <w:rFonts w:ascii="Liberation Mono" w:hAnsi="Liberation Mono"/>
+          <w:rStyle w:val="user2"/>
+          <w:rFonts w:ascii="Liberation Mono" w:hAnsi="Liberation Mono"/>
+        </w:rPr>
+      </w:pPr>
+      <w:r>
+        <w:rPr>
+          <w:rFonts w:ascii="Liberation Mono" w:hAnsi="Liberation Mono"/>
+        </w:rPr>
+      </w:r>
+    </w:p>
+    <w:p>
+      <w:pPr>
+        <w:pStyle w:val="Normal"/>
+        <w:bidi w:val="0"/>
+        <w:jc w:val="start"/>
+        <w:rPr>
+          <w:rStyle w:val="user2"/>
+          <w:rFonts w:ascii="Liberation Mono" w:hAnsi="Liberation Mono"/>
+        </w:rPr>
+      </w:pPr>
+      <w:r>
+        <w:rPr>
+          <w:rFonts w:ascii="Liberation Mono" w:hAnsi="Liberation Mono"/>
+        </w:rPr>
+      </w:r>
+    </w:p>
+    <w:p>
+      <w:pPr>
+        <w:pStyle w:val="Normal"/>
+        <w:bidi w:val="0"/>
+        <w:jc w:val="start"/>
+        <w:rPr>
+          <w:rStyle w:val="user2"/>
         </w:rPr>
       </w:pPr>
       <w:r>
@@ -5765,34 +5576,7 @@
     </w:p>
     <w:p>
       <w:pPr>
-        <w:pStyle w:val="Normal"/>
-        <w:bidi w:val="0"/>
-        <w:jc w:val="start"/>
-        <w:rPr>
-          <w:rStyle w:val="Style11"/>
-          <w:rFonts w:ascii="Liberation Mono" w:hAnsi="Liberation Mono"/>
-        </w:rPr>
-      </w:pPr>
-      <w:r>
-        <w:rPr/>
-      </w:r>
-    </w:p>
-    <w:p>
-      <w:pPr>
-        <w:pStyle w:val="Normal"/>
-        <w:bidi w:val="0"/>
-        <w:jc w:val="start"/>
-        <w:rPr>
-          <w:rStyle w:val="Style11"/>
-        </w:rPr>
-      </w:pPr>
-      <w:r>
-        <w:rPr/>
-      </w:r>
-    </w:p>
-    <w:p>
-      <w:pPr>
-        <w:pStyle w:val="Style17"/>
+        <w:pStyle w:val="Style12"/>
         <w:bidi w:val="0"/>
         <w:spacing w:lineRule="auto" w:line="360" w:before="0" w:after="0"/>
         <w:ind w:hanging="0" w:start="0" w:end="283"/>
@@ -5810,7 +5594,7 @@
     </w:p>
     <w:p>
       <w:pPr>
-        <w:pStyle w:val="Style17"/>
+        <w:pStyle w:val="Style12"/>
         <w:bidi w:val="0"/>
         <w:spacing w:lineRule="auto" w:line="360" w:before="0" w:after="0"/>
         <w:ind w:hanging="0" w:start="0" w:end="283"/>
@@ -5831,7 +5615,7 @@
     </w:p>
     <w:p>
       <w:pPr>
-        <w:pStyle w:val="Style17"/>
+        <w:pStyle w:val="Style12"/>
         <w:bidi w:val="0"/>
         <w:spacing w:lineRule="auto" w:line="360" w:before="0" w:after="0"/>
         <w:ind w:hanging="0" w:start="0" w:end="283"/>
@@ -5849,7 +5633,7 @@
     </w:p>
     <w:p>
       <w:pPr>
-        <w:pStyle w:val="Style17"/>
+        <w:pStyle w:val="Style12"/>
         <w:bidi w:val="0"/>
         <w:spacing w:lineRule="auto" w:line="360" w:before="0" w:after="0"/>
         <w:ind w:hanging="0" w:start="0" w:end="283"/>
@@ -5862,18 +5646,12 @@
           <w:rFonts w:ascii="Times New Roman" w:hAnsi="Times New Roman"/>
         </w:rPr>
         <w:tab/>
-        <w:t>Г</w:t>
-      </w:r>
-      <w:r>
-        <w:rPr>
-          <w:rFonts w:ascii="Times New Roman" w:hAnsi="Times New Roman"/>
-        </w:rPr>
-        <w:t>рафик зависимости времени выполнения от количества элементов:</w:t>
-      </w:r>
-    </w:p>
-    <w:p>
-      <w:pPr>
-        <w:pStyle w:val="Style17"/>
+        <w:t>График зависимости времени выполнения от количества элементов:</w:t>
+      </w:r>
+    </w:p>
+    <w:p>
+      <w:pPr>
+        <w:pStyle w:val="Style12"/>
         <w:bidi w:val="0"/>
         <w:spacing w:lineRule="auto" w:line="360" w:before="0" w:after="0"/>
         <w:ind w:hanging="0" w:start="0" w:end="283"/>
@@ -5913,7 +5691,7 @@
                     </pic:cNvPicPr>
                   </pic:nvPicPr>
                   <pic:blipFill>
-                    <a:blip r:embed="rId6"/>
+                    <a:blip r:embed="rId7"/>
                     <a:stretch>
                       <a:fillRect/>
                     </a:stretch>
@@ -5937,7 +5715,7 @@
     </w:p>
     <w:p>
       <w:pPr>
-        <w:pStyle w:val="Style17"/>
+        <w:pStyle w:val="Style12"/>
         <w:bidi w:val="0"/>
         <w:rPr>
           <w:rFonts w:ascii="Times New Roman" w:hAnsi="Times New Roman"/>
@@ -5949,49 +5727,14 @@
           <w:rFonts w:ascii="Times New Roman" w:hAnsi="Times New Roman"/>
           <w:lang w:val="ru-RU"/>
         </w:rPr>
-        <w:t xml:space="preserve">Функция </w:t>
-      </w:r>
-      <w:r>
-        <w:rPr>
-          <w:rFonts w:ascii="Times New Roman" w:hAnsi="Times New Roman"/>
-          <w:lang w:val="ru-RU"/>
-        </w:rPr>
-        <w:t>проверяет, не отсортирован ли массив по неубыванию</w:t>
-      </w:r>
-      <w:r>
-        <w:rPr>
-          <w:rFonts w:ascii="Times New Roman" w:hAnsi="Times New Roman"/>
-          <w:lang w:val="ru-RU"/>
-        </w:rPr>
-        <w:t xml:space="preserve">. </w:t>
+        <w:t xml:space="preserve">Функция проверяет, не отсортирован ли массив по неубыванию. </w:t>
       </w:r>
       <w:r>
         <w:rPr>
           <w:rFonts w:ascii="Times New Roman" w:hAnsi="Times New Roman"/>
           <w:lang w:val="en-US"/>
         </w:rPr>
-        <w:t xml:space="preserve">Сложность: </w:t>
-      </w:r>
-      <w:r>
-        <w:rPr>
-          <w:rFonts w:ascii="Times New Roman" w:hAnsi="Times New Roman"/>
-          <w:lang w:val="en-US"/>
-        </w:rPr>
-        <w:t>O(</w:t>
-      </w:r>
-      <w:r>
-        <w:rPr>
-          <w:rFonts w:ascii="Times New Roman" w:hAnsi="Times New Roman"/>
-          <w:lang w:val="en-US"/>
-        </w:rPr>
-        <w:t>n</w:t>
-      </w:r>
-      <w:r>
-        <w:rPr>
-          <w:rFonts w:ascii="Times New Roman" w:hAnsi="Times New Roman"/>
-          <w:lang w:val="en-US"/>
-        </w:rPr>
-        <w:t>).</w:t>
+        <w:t>Сложность: O(n).</w:t>
       </w:r>
       <w:r>
         <w:br w:type="page"/>
@@ -6001,6 +5744,8 @@
       <w:pPr>
         <w:pStyle w:val="Heading3"/>
         <w:bidi w:val="0"/>
+        <w:spacing w:before="0" w:after="120"/>
+        <w:ind w:hanging="0" w:start="0"/>
         <w:jc w:val="center"/>
         <w:rPr/>
       </w:pPr>
@@ -6010,30 +5755,14 @@
         <w:rPr>
           <w:rFonts w:ascii="Times New Roman" w:hAnsi="Times New Roman"/>
         </w:rPr>
-        <w:t>2.</w:t>
-      </w:r>
-      <w:r>
-        <w:rPr>
-          <w:rFonts w:ascii="Times New Roman" w:hAnsi="Times New Roman"/>
-        </w:rPr>
-        <w:t>5</w:t>
-      </w:r>
-      <w:r>
-        <w:rPr>
-          <w:rFonts w:ascii="Times New Roman" w:hAnsi="Times New Roman"/>
-        </w:rPr>
+        <w:t>2.5</w:t>
         <w:tab/>
-      </w:r>
-      <w:r>
-        <w:rPr>
-          <w:rFonts w:ascii="Times New Roman" w:hAnsi="Times New Roman"/>
-        </w:rPr>
         <w:t>Сортировка слиянием (merge sort)</w:t>
       </w:r>
     </w:p>
     <w:p>
       <w:pPr>
-        <w:pStyle w:val="Style17"/>
+        <w:pStyle w:val="Style12"/>
         <w:bidi w:val="0"/>
         <w:spacing w:lineRule="auto" w:line="360" w:before="0" w:after="0"/>
         <w:ind w:hanging="0" w:start="0" w:end="283"/>
@@ -6058,7 +5787,7 @@
       </w:pPr>
       <w:r>
         <w:rPr>
-          <w:rStyle w:val="Style11"/>
+          <w:rStyle w:val="user2"/>
           <w:rFonts w:ascii="Liberation Mono" w:hAnsi="Liberation Mono"/>
         </w:rPr>
         <w:t>#include &lt;stdio.h&gt;</w:t>
@@ -7020,7 +6749,7 @@
     </w:p>
     <w:p>
       <w:pPr>
-        <w:pStyle w:val="Style17"/>
+        <w:pStyle w:val="Style12"/>
         <w:bidi w:val="0"/>
         <w:spacing w:lineRule="auto" w:line="360" w:before="0" w:after="0"/>
         <w:ind w:hanging="0" w:start="0" w:end="283"/>
@@ -7038,7 +6767,7 @@
     </w:p>
     <w:p>
       <w:pPr>
-        <w:pStyle w:val="Style17"/>
+        <w:pStyle w:val="Style12"/>
         <w:bidi w:val="0"/>
         <w:spacing w:lineRule="auto" w:line="360" w:before="0" w:after="0"/>
         <w:ind w:hanging="0" w:start="0" w:end="283"/>
@@ -7051,18 +6780,12 @@
           <w:rFonts w:ascii="Times New Roman" w:hAnsi="Times New Roman"/>
         </w:rPr>
         <w:tab/>
-        <w:t>Г</w:t>
-      </w:r>
-      <w:r>
-        <w:rPr>
-          <w:rFonts w:ascii="Times New Roman" w:hAnsi="Times New Roman"/>
-        </w:rPr>
-        <w:t>рафик зависимости времени выполнения от количества элементов:</w:t>
-      </w:r>
-    </w:p>
-    <w:p>
-      <w:pPr>
-        <w:pStyle w:val="Style17"/>
+        <w:t>График зависимости времени выполнения от количества элементов:</w:t>
+      </w:r>
+    </w:p>
+    <w:p>
+      <w:pPr>
+        <w:pStyle w:val="Style12"/>
         <w:bidi w:val="0"/>
         <w:spacing w:lineRule="auto" w:line="360" w:before="0" w:after="0"/>
         <w:ind w:hanging="0" w:start="0" w:end="283"/>
@@ -7102,7 +6825,7 @@
                     </pic:cNvPicPr>
                   </pic:nvPicPr>
                   <pic:blipFill>
-                    <a:blip r:embed="rId7"/>
+                    <a:blip r:embed="rId8"/>
                     <a:stretch>
                       <a:fillRect/>
                     </a:stretch>
@@ -7126,7 +6849,7 @@
     </w:p>
     <w:p>
       <w:pPr>
-        <w:pStyle w:val="Style17"/>
+        <w:pStyle w:val="Style12"/>
         <w:bidi w:val="0"/>
         <w:rPr>
           <w:rFonts w:ascii="Times New Roman" w:hAnsi="Times New Roman"/>
@@ -7138,56 +6861,14 @@
           <w:rFonts w:ascii="Times New Roman" w:hAnsi="Times New Roman"/>
           <w:lang w:val="ru-RU"/>
         </w:rPr>
-        <w:t xml:space="preserve">Функция </w:t>
-      </w:r>
-      <w:r>
-        <w:rPr>
-          <w:rFonts w:ascii="Times New Roman" w:hAnsi="Times New Roman"/>
-          <w:lang w:val="ru-RU"/>
-        </w:rPr>
-        <w:t>сортирует массив</w:t>
-      </w:r>
-      <w:r>
-        <w:rPr>
-          <w:rFonts w:ascii="Times New Roman" w:hAnsi="Times New Roman"/>
-          <w:lang w:val="ru-RU"/>
-        </w:rPr>
-        <w:t xml:space="preserve">. </w:t>
+        <w:t xml:space="preserve">Функция сортирует массив. </w:t>
       </w:r>
       <w:r>
         <w:rPr>
           <w:rFonts w:ascii="Times New Roman" w:hAnsi="Times New Roman"/>
           <w:lang w:val="en-US"/>
         </w:rPr>
-        <w:t xml:space="preserve">Сложность: </w:t>
-      </w:r>
-      <w:r>
-        <w:rPr>
-          <w:rFonts w:ascii="Times New Roman" w:hAnsi="Times New Roman"/>
-          <w:lang w:val="en-US"/>
-        </w:rPr>
-        <w:t>O(</w:t>
-      </w:r>
-      <w:r>
-        <w:rPr>
-          <w:rFonts w:ascii="Times New Roman" w:hAnsi="Times New Roman"/>
-          <w:lang w:val="en-US"/>
-        </w:rPr>
-        <w:t xml:space="preserve">n </w:t>
-      </w:r>
-      <w:r>
-        <w:rPr>
-          <w:rFonts w:ascii="Times New Roman" w:hAnsi="Times New Roman"/>
-          <w:lang w:val="en-US"/>
-        </w:rPr>
-        <w:t>log n</w:t>
-      </w:r>
-      <w:r>
-        <w:rPr>
-          <w:rFonts w:ascii="Times New Roman" w:hAnsi="Times New Roman"/>
-          <w:lang w:val="en-US"/>
-        </w:rPr>
-        <w:t>).</w:t>
+        <w:t>Сложность: O(n log n).</w:t>
       </w:r>
       <w:r>
         <w:br w:type="page"/>
@@ -7197,6 +6878,8 @@
       <w:pPr>
         <w:pStyle w:val="Heading3"/>
         <w:bidi w:val="0"/>
+        <w:spacing w:before="0" w:after="120"/>
+        <w:ind w:hanging="0" w:start="0"/>
         <w:jc w:val="center"/>
         <w:rPr/>
       </w:pPr>
@@ -7206,30 +6889,14 @@
         <w:rPr>
           <w:rFonts w:ascii="Times New Roman" w:hAnsi="Times New Roman"/>
         </w:rPr>
-        <w:t>2.</w:t>
-      </w:r>
-      <w:r>
-        <w:rPr>
-          <w:rFonts w:ascii="Times New Roman" w:hAnsi="Times New Roman"/>
-        </w:rPr>
-        <w:t>6</w:t>
-      </w:r>
-      <w:r>
-        <w:rPr>
-          <w:rFonts w:ascii="Times New Roman" w:hAnsi="Times New Roman"/>
-        </w:rPr>
+        <w:t>2.6</w:t>
         <w:tab/>
-      </w:r>
-      <w:r>
-        <w:rPr>
-          <w:rFonts w:ascii="Times New Roman" w:hAnsi="Times New Roman"/>
-        </w:rPr>
         <w:t>Подсчёт инверсий в массиве</w:t>
       </w:r>
     </w:p>
     <w:p>
       <w:pPr>
-        <w:pStyle w:val="Style17"/>
+        <w:pStyle w:val="Style12"/>
         <w:bidi w:val="0"/>
         <w:spacing w:lineRule="auto" w:line="360" w:before="0" w:after="0"/>
         <w:ind w:hanging="0" w:start="0" w:end="283"/>
@@ -7254,7 +6921,7 @@
       </w:pPr>
       <w:r>
         <w:rPr>
-          <w:rStyle w:val="Style11"/>
+          <w:rStyle w:val="user2"/>
           <w:rFonts w:ascii="Liberation Mono" w:hAnsi="Liberation Mono"/>
         </w:rPr>
         <w:t>#include &lt;stdio.h&gt;</w:t>
@@ -8528,19 +8195,19 @@
         <w:bidi w:val="0"/>
         <w:jc w:val="start"/>
         <w:rPr>
-          <w:rStyle w:val="Style11"/>
-          <w:rFonts w:ascii="Liberation Mono" w:hAnsi="Liberation Mono"/>
-        </w:rPr>
-      </w:pPr>
-      <w:r>
-        <w:rPr>
-          <w:rFonts w:ascii="Liberation Mono" w:hAnsi="Liberation Mono"/>
-        </w:rPr>
-      </w:r>
-    </w:p>
-    <w:p>
-      <w:pPr>
-        <w:pStyle w:val="Style17"/>
+          <w:rStyle w:val="user2"/>
+          <w:rFonts w:ascii="Liberation Mono" w:hAnsi="Liberation Mono"/>
+        </w:rPr>
+      </w:pPr>
+      <w:r>
+        <w:rPr>
+          <w:rFonts w:ascii="Liberation Mono" w:hAnsi="Liberation Mono"/>
+        </w:rPr>
+      </w:r>
+    </w:p>
+    <w:p>
+      <w:pPr>
+        <w:pStyle w:val="Style12"/>
         <w:bidi w:val="0"/>
         <w:spacing w:lineRule="auto" w:line="360" w:before="0" w:after="0"/>
         <w:ind w:hanging="0" w:start="0" w:end="283"/>
@@ -8558,7 +8225,7 @@
     </w:p>
     <w:p>
       <w:pPr>
-        <w:pStyle w:val="Style17"/>
+        <w:pStyle w:val="Style12"/>
         <w:bidi w:val="0"/>
         <w:spacing w:lineRule="auto" w:line="360" w:before="0" w:after="0"/>
         <w:ind w:hanging="0" w:start="0" w:end="283"/>
@@ -8571,18 +8238,12 @@
           <w:rFonts w:ascii="Times New Roman" w:hAnsi="Times New Roman"/>
         </w:rPr>
         <w:tab/>
-        <w:t>Г</w:t>
-      </w:r>
-      <w:r>
-        <w:rPr>
-          <w:rFonts w:ascii="Times New Roman" w:hAnsi="Times New Roman"/>
-        </w:rPr>
-        <w:t>рафик зависимости времени выполнения от количества элементов:</w:t>
-      </w:r>
-    </w:p>
-    <w:p>
-      <w:pPr>
-        <w:pStyle w:val="Style17"/>
+        <w:t>График зависимости времени выполнения от количества элементов:</w:t>
+      </w:r>
+    </w:p>
+    <w:p>
+      <w:pPr>
+        <w:pStyle w:val="Style12"/>
         <w:bidi w:val="0"/>
         <w:spacing w:lineRule="auto" w:line="360" w:before="0" w:after="0"/>
         <w:ind w:hanging="0" w:start="0" w:end="283"/>
@@ -8622,7 +8283,7 @@
                     </pic:cNvPicPr>
                   </pic:nvPicPr>
                   <pic:blipFill>
-                    <a:blip r:embed="rId8"/>
+                    <a:blip r:embed="rId9"/>
                     <a:stretch>
                       <a:fillRect/>
                     </a:stretch>
@@ -8646,7 +8307,7 @@
     </w:p>
     <w:p>
       <w:pPr>
-        <w:pStyle w:val="Style17"/>
+        <w:pStyle w:val="Style12"/>
         <w:bidi w:val="0"/>
         <w:rPr>
           <w:rFonts w:ascii="Times New Roman" w:hAnsi="Times New Roman"/>
@@ -8658,61 +8319,19 @@
           <w:rFonts w:ascii="Times New Roman" w:hAnsi="Times New Roman"/>
           <w:lang w:val="ru-RU"/>
         </w:rPr>
-        <w:t xml:space="preserve">Функция </w:t>
-      </w:r>
-      <w:r>
-        <w:rPr>
-          <w:rFonts w:ascii="Times New Roman" w:hAnsi="Times New Roman"/>
-          <w:lang w:val="ru-RU"/>
-        </w:rPr>
-        <w:t>считает количество инверсий в массиве</w:t>
-      </w:r>
-      <w:r>
-        <w:rPr>
-          <w:rFonts w:ascii="Times New Roman" w:hAnsi="Times New Roman"/>
-          <w:lang w:val="ru-RU"/>
-        </w:rPr>
-        <w:t xml:space="preserve">. </w:t>
+        <w:t xml:space="preserve">Функция считает количество инверсий в массиве. </w:t>
       </w:r>
       <w:r>
         <w:rPr>
           <w:rFonts w:ascii="Times New Roman" w:hAnsi="Times New Roman"/>
           <w:lang w:val="en-US"/>
         </w:rPr>
-        <w:t xml:space="preserve">Сложность: </w:t>
-      </w:r>
-      <w:r>
-        <w:rPr>
-          <w:rFonts w:ascii="Times New Roman" w:hAnsi="Times New Roman"/>
-          <w:lang w:val="en-US"/>
-        </w:rPr>
-        <w:t>O(</w:t>
-      </w:r>
-      <w:r>
-        <w:rPr>
-          <w:rFonts w:ascii="Times New Roman" w:hAnsi="Times New Roman"/>
-          <w:lang w:val="en-US"/>
-        </w:rPr>
-        <w:t xml:space="preserve">n </w:t>
-      </w:r>
-      <w:r>
-        <w:rPr>
-          <w:rFonts w:ascii="Times New Roman" w:hAnsi="Times New Roman"/>
-          <w:lang w:val="en-US"/>
-        </w:rPr>
-        <w:t>log n</w:t>
-      </w:r>
-      <w:r>
-        <w:rPr>
-          <w:rFonts w:ascii="Times New Roman" w:hAnsi="Times New Roman"/>
-          <w:lang w:val="en-US"/>
-        </w:rPr>
-        <w:t>).</w:t>
-      </w:r>
-    </w:p>
-    <w:p>
-      <w:pPr>
-        <w:pStyle w:val="Style17"/>
+        <w:t>Сложность: O(n log n).</w:t>
+      </w:r>
+    </w:p>
+    <w:p>
+      <w:pPr>
+        <w:pStyle w:val="Style12"/>
         <w:bidi w:val="0"/>
         <w:spacing w:lineRule="auto" w:line="360" w:before="0" w:after="0"/>
         <w:ind w:hanging="0" w:start="0" w:end="283"/>
@@ -8730,7 +8349,7 @@
     </w:p>
     <w:p>
       <w:pPr>
-        <w:pStyle w:val="Style17"/>
+        <w:pStyle w:val="Style12"/>
         <w:bidi w:val="0"/>
         <w:spacing w:lineRule="auto" w:line="360" w:before="0" w:after="0"/>
         <w:ind w:hanging="0" w:start="0" w:end="283"/>
@@ -8748,7 +8367,7 @@
     </w:p>
     <w:p>
       <w:pPr>
-        <w:pStyle w:val="Style17"/>
+        <w:pStyle w:val="Style12"/>
         <w:bidi w:val="0"/>
         <w:spacing w:lineRule="auto" w:line="360" w:before="0" w:after="0"/>
         <w:ind w:hanging="0" w:start="0" w:end="283"/>
@@ -8766,7 +8385,7 @@
     </w:p>
     <w:p>
       <w:pPr>
-        <w:pStyle w:val="Style17"/>
+        <w:pStyle w:val="Style12"/>
         <w:bidi w:val="0"/>
         <w:spacing w:lineRule="auto" w:line="360" w:before="0" w:after="0"/>
         <w:ind w:hanging="0" w:start="0" w:end="283"/>
@@ -8784,7 +8403,7 @@
     </w:p>
     <w:p>
       <w:pPr>
-        <w:pStyle w:val="Style17"/>
+        <w:pStyle w:val="Style12"/>
         <w:bidi w:val="0"/>
         <w:spacing w:lineRule="auto" w:line="360" w:before="0" w:after="0"/>
         <w:ind w:hanging="0" w:start="0" w:end="283"/>
@@ -8802,7 +8421,7 @@
     </w:p>
     <w:p>
       <w:pPr>
-        <w:pStyle w:val="Style17"/>
+        <w:pStyle w:val="Style12"/>
         <w:bidi w:val="0"/>
         <w:spacing w:lineRule="auto" w:line="360" w:before="0" w:after="0"/>
         <w:ind w:hanging="0" w:start="0" w:end="283"/>
@@ -8825,6 +8444,8 @@
       <w:pPr>
         <w:pStyle w:val="Heading3"/>
         <w:bidi w:val="0"/>
+        <w:spacing w:before="0" w:after="120"/>
+        <w:ind w:hanging="0" w:start="0"/>
         <w:jc w:val="center"/>
         <w:rPr/>
       </w:pPr>
@@ -8834,30 +8455,14 @@
         <w:rPr>
           <w:rFonts w:ascii="Times New Roman" w:hAnsi="Times New Roman"/>
         </w:rPr>
-        <w:t>2.</w:t>
-      </w:r>
-      <w:r>
-        <w:rPr>
-          <w:rFonts w:ascii="Times New Roman" w:hAnsi="Times New Roman"/>
-        </w:rPr>
-        <w:t>7</w:t>
-      </w:r>
-      <w:r>
-        <w:rPr>
-          <w:rFonts w:ascii="Times New Roman" w:hAnsi="Times New Roman"/>
-        </w:rPr>
+        <w:t>2.7</w:t>
         <w:tab/>
-      </w:r>
-      <w:r>
-        <w:rPr>
-          <w:rFonts w:ascii="Times New Roman" w:hAnsi="Times New Roman"/>
-        </w:rPr>
         <w:t>Наивный поиск пары элементов с заданной суммой (two-sum)</w:t>
       </w:r>
     </w:p>
     <w:p>
       <w:pPr>
-        <w:pStyle w:val="Style17"/>
+        <w:pStyle w:val="Style12"/>
         <w:bidi w:val="0"/>
         <w:spacing w:lineRule="auto" w:line="360" w:before="0" w:after="0"/>
         <w:ind w:hanging="0" w:start="0" w:end="283"/>
@@ -8882,7 +8487,7 @@
       </w:pPr>
       <w:r>
         <w:rPr>
-          <w:rStyle w:val="Style11"/>
+          <w:rStyle w:val="user2"/>
           <w:rFonts w:ascii="Liberation Mono" w:hAnsi="Liberation Mono"/>
         </w:rPr>
         <w:t>#include &lt;stdio.h&gt;</w:t>
@@ -9502,35 +9107,35 @@
         <w:bidi w:val="0"/>
         <w:jc w:val="start"/>
         <w:rPr>
-          <w:rStyle w:val="Style11"/>
-          <w:rFonts w:ascii="Liberation Mono" w:hAnsi="Liberation Mono"/>
-        </w:rPr>
-      </w:pPr>
-      <w:r>
-        <w:rPr>
-          <w:rFonts w:ascii="Liberation Mono" w:hAnsi="Liberation Mono"/>
-        </w:rPr>
-      </w:r>
-    </w:p>
-    <w:p>
-      <w:pPr>
-        <w:pStyle w:val="Normal"/>
-        <w:bidi w:val="0"/>
-        <w:jc w:val="start"/>
-        <w:rPr>
-          <w:rStyle w:val="Style11"/>
-          <w:rFonts w:ascii="Liberation Mono" w:hAnsi="Liberation Mono"/>
-        </w:rPr>
-      </w:pPr>
-      <w:r>
-        <w:rPr>
-          <w:rFonts w:ascii="Liberation Mono" w:hAnsi="Liberation Mono"/>
-        </w:rPr>
-      </w:r>
-    </w:p>
-    <w:p>
-      <w:pPr>
-        <w:pStyle w:val="Style17"/>
+          <w:rStyle w:val="user2"/>
+          <w:rFonts w:ascii="Liberation Mono" w:hAnsi="Liberation Mono"/>
+        </w:rPr>
+      </w:pPr>
+      <w:r>
+        <w:rPr>
+          <w:rFonts w:ascii="Liberation Mono" w:hAnsi="Liberation Mono"/>
+        </w:rPr>
+      </w:r>
+    </w:p>
+    <w:p>
+      <w:pPr>
+        <w:pStyle w:val="Normal"/>
+        <w:bidi w:val="0"/>
+        <w:jc w:val="start"/>
+        <w:rPr>
+          <w:rStyle w:val="user2"/>
+          <w:rFonts w:ascii="Liberation Mono" w:hAnsi="Liberation Mono"/>
+        </w:rPr>
+      </w:pPr>
+      <w:r>
+        <w:rPr>
+          <w:rFonts w:ascii="Liberation Mono" w:hAnsi="Liberation Mono"/>
+        </w:rPr>
+      </w:r>
+    </w:p>
+    <w:p>
+      <w:pPr>
+        <w:pStyle w:val="Style12"/>
         <w:bidi w:val="0"/>
         <w:spacing w:lineRule="auto" w:line="360" w:before="0" w:after="0"/>
         <w:ind w:hanging="0" w:start="0" w:end="283"/>
@@ -9548,7 +9153,7 @@
     </w:p>
     <w:p>
       <w:pPr>
-        <w:pStyle w:val="Style17"/>
+        <w:pStyle w:val="Style12"/>
         <w:bidi w:val="0"/>
         <w:spacing w:lineRule="auto" w:line="360" w:before="0" w:after="0"/>
         <w:ind w:hanging="0" w:start="0" w:end="283"/>
@@ -9567,7 +9172,7 @@
     </w:p>
     <w:p>
       <w:pPr>
-        <w:pStyle w:val="Style17"/>
+        <w:pStyle w:val="Style12"/>
         <w:bidi w:val="0"/>
         <w:spacing w:lineRule="auto" w:line="360" w:before="0" w:after="0"/>
         <w:ind w:hanging="0" w:start="0" w:end="283"/>
@@ -9585,7 +9190,7 @@
     </w:p>
     <w:p>
       <w:pPr>
-        <w:pStyle w:val="Style17"/>
+        <w:pStyle w:val="Style12"/>
         <w:bidi w:val="0"/>
         <w:spacing w:lineRule="auto" w:line="360" w:before="0" w:after="0"/>
         <w:ind w:hanging="0" w:start="0" w:end="283"/>
@@ -9603,7 +9208,7 @@
     </w:p>
     <w:p>
       <w:pPr>
-        <w:pStyle w:val="Style17"/>
+        <w:pStyle w:val="Style12"/>
         <w:bidi w:val="0"/>
         <w:spacing w:lineRule="auto" w:line="360" w:before="0" w:after="0"/>
         <w:ind w:hanging="0" w:start="0" w:end="283"/>
@@ -9621,7 +9226,7 @@
     </w:p>
     <w:p>
       <w:pPr>
-        <w:pStyle w:val="Style17"/>
+        <w:pStyle w:val="Style12"/>
         <w:bidi w:val="0"/>
         <w:spacing w:lineRule="auto" w:line="360" w:before="0" w:after="0"/>
         <w:ind w:hanging="0" w:start="0" w:end="283"/>
@@ -9639,7 +9244,7 @@
     </w:p>
     <w:p>
       <w:pPr>
-        <w:pStyle w:val="Style17"/>
+        <w:pStyle w:val="Style12"/>
         <w:bidi w:val="0"/>
         <w:spacing w:lineRule="auto" w:line="360" w:before="0" w:after="0"/>
         <w:ind w:hanging="0" w:start="0" w:end="283"/>
@@ -9657,7 +9262,7 @@
     </w:p>
     <w:p>
       <w:pPr>
-        <w:pStyle w:val="Style17"/>
+        <w:pStyle w:val="Style12"/>
         <w:bidi w:val="0"/>
         <w:spacing w:lineRule="auto" w:line="360" w:before="0" w:after="0"/>
         <w:ind w:hanging="0" w:start="0" w:end="283"/>
@@ -9670,18 +9275,12 @@
           <w:rFonts w:ascii="Times New Roman" w:hAnsi="Times New Roman"/>
         </w:rPr>
         <w:tab/>
-        <w:t>Г</w:t>
-      </w:r>
-      <w:r>
-        <w:rPr>
-          <w:rFonts w:ascii="Times New Roman" w:hAnsi="Times New Roman"/>
-        </w:rPr>
-        <w:t>рафик зависимости времени выполнения от количества элементов:</w:t>
-      </w:r>
-    </w:p>
-    <w:p>
-      <w:pPr>
-        <w:pStyle w:val="Style17"/>
+        <w:t>График зависимости времени выполнения от количества элементов:</w:t>
+      </w:r>
+    </w:p>
+    <w:p>
+      <w:pPr>
+        <w:pStyle w:val="Style12"/>
         <w:bidi w:val="0"/>
         <w:spacing w:lineRule="auto" w:line="360" w:before="0" w:after="0"/>
         <w:ind w:hanging="0" w:start="0" w:end="283"/>
@@ -9721,7 +9320,7 @@
                     </pic:cNvPicPr>
                   </pic:nvPicPr>
                   <pic:blipFill>
-                    <a:blip r:embed="rId9"/>
+                    <a:blip r:embed="rId10"/>
                     <a:stretch>
                       <a:fillRect/>
                     </a:stretch>
@@ -9745,7 +9344,7 @@
     </w:p>
     <w:p>
       <w:pPr>
-        <w:pStyle w:val="Style17"/>
+        <w:pStyle w:val="Style12"/>
         <w:bidi w:val="0"/>
         <w:rPr>
           <w:rFonts w:ascii="Times New Roman" w:hAnsi="Times New Roman"/>
@@ -9757,42 +9356,14 @@
           <w:rFonts w:ascii="Times New Roman" w:hAnsi="Times New Roman"/>
           <w:lang w:val="ru-RU"/>
         </w:rPr>
-        <w:t xml:space="preserve">Функция </w:t>
-      </w:r>
-      <w:r>
-        <w:rPr>
-          <w:rFonts w:ascii="Times New Roman" w:hAnsi="Times New Roman"/>
-          <w:lang w:val="ru-RU"/>
-        </w:rPr>
-        <w:t>ищет в массиве два элемента, которые в сумме дают заданное число</w:t>
-      </w:r>
-      <w:r>
-        <w:rPr>
-          <w:rFonts w:ascii="Times New Roman" w:hAnsi="Times New Roman"/>
-          <w:lang w:val="ru-RU"/>
-        </w:rPr>
-        <w:t xml:space="preserve">. </w:t>
+        <w:t xml:space="preserve">Функция ищет в массиве два элемента, которые в сумме дают заданное число. </w:t>
       </w:r>
       <w:r>
         <w:rPr>
           <w:rFonts w:ascii="Times New Roman" w:hAnsi="Times New Roman"/>
           <w:lang w:val="en-US"/>
         </w:rPr>
-        <w:t xml:space="preserve">Сложность: </w:t>
-      </w:r>
-      <w:r>
-        <w:rPr>
-          <w:rFonts w:ascii="Times New Roman" w:hAnsi="Times New Roman"/>
-          <w:lang w:val="en-US"/>
-        </w:rPr>
-        <w:t>O(</w:t>
-      </w:r>
-      <w:r>
-        <w:rPr>
-          <w:rFonts w:ascii="Times New Roman" w:hAnsi="Times New Roman"/>
-          <w:lang w:val="en-US"/>
-        </w:rPr>
-        <w:t>n</w:t>
+        <w:t>Сложность: O(n</w:t>
       </w:r>
       <w:r>
         <w:rPr>
@@ -9812,7 +9383,7 @@
     </w:p>
     <w:p>
       <w:pPr>
-        <w:pStyle w:val="Style17"/>
+        <w:pStyle w:val="Style12"/>
         <w:bidi w:val="0"/>
         <w:spacing w:lineRule="auto" w:line="360" w:before="0" w:after="0"/>
         <w:ind w:hanging="0" w:start="0" w:end="283"/>
@@ -9835,6 +9406,8 @@
       <w:pPr>
         <w:pStyle w:val="Heading3"/>
         <w:bidi w:val="0"/>
+        <w:spacing w:before="0" w:after="120"/>
+        <w:ind w:hanging="0" w:start="0"/>
         <w:jc w:val="center"/>
         <w:rPr/>
       </w:pPr>
@@ -9844,30 +9417,14 @@
         <w:rPr>
           <w:rFonts w:ascii="Times New Roman" w:hAnsi="Times New Roman"/>
         </w:rPr>
-        <w:t>2.</w:t>
-      </w:r>
-      <w:r>
-        <w:rPr>
-          <w:rFonts w:ascii="Times New Roman" w:hAnsi="Times New Roman"/>
-        </w:rPr>
-        <w:t>8</w:t>
-      </w:r>
-      <w:r>
-        <w:rPr>
-          <w:rFonts w:ascii="Times New Roman" w:hAnsi="Times New Roman"/>
-        </w:rPr>
+        <w:t>2.8</w:t>
         <w:tab/>
-      </w:r>
-      <w:r>
-        <w:rPr>
-          <w:rFonts w:ascii="Times New Roman" w:hAnsi="Times New Roman"/>
-        </w:rPr>
         <w:t>Поиск тройки с суммой target (с бинарным поиском)</w:t>
       </w:r>
     </w:p>
     <w:p>
       <w:pPr>
-        <w:pStyle w:val="Style17"/>
+        <w:pStyle w:val="Style12"/>
         <w:bidi w:val="0"/>
         <w:spacing w:lineRule="auto" w:line="360" w:before="0" w:after="0"/>
         <w:ind w:hanging="0" w:start="0" w:end="283"/>
@@ -9892,7 +9449,7 @@
       </w:pPr>
       <w:r>
         <w:rPr>
-          <w:rStyle w:val="Style11"/>
+          <w:rStyle w:val="user2"/>
           <w:rFonts w:ascii="Liberation Mono" w:hAnsi="Liberation Mono"/>
         </w:rPr>
         <w:t>#include &lt;stdio.h&gt;</w:t>
@@ -11144,34 +10701,34 @@
         <w:bidi w:val="0"/>
         <w:jc w:val="start"/>
         <w:rPr>
-          <w:rStyle w:val="Style11"/>
-          <w:rFonts w:ascii="Liberation Mono" w:hAnsi="Liberation Mono"/>
-        </w:rPr>
-      </w:pPr>
-      <w:r>
-        <w:rPr>
-          <w:rFonts w:ascii="Liberation Mono" w:hAnsi="Liberation Mono"/>
-        </w:rPr>
-      </w:r>
-    </w:p>
-    <w:p>
-      <w:pPr>
-        <w:pStyle w:val="Normal"/>
-        <w:bidi w:val="0"/>
-        <w:jc w:val="start"/>
-        <w:rPr>
-          <w:rFonts w:ascii="Times New Roman" w:hAnsi="Times New Roman"/>
-        </w:rPr>
-      </w:pPr>
-      <w:r>
-        <w:rPr>
-          <w:rFonts w:ascii="Times New Roman" w:hAnsi="Times New Roman"/>
-        </w:rPr>
-      </w:r>
-    </w:p>
-    <w:p>
-      <w:pPr>
-        <w:pStyle w:val="Style17"/>
+          <w:rStyle w:val="user2"/>
+          <w:rFonts w:ascii="Liberation Mono" w:hAnsi="Liberation Mono"/>
+        </w:rPr>
+      </w:pPr>
+      <w:r>
+        <w:rPr>
+          <w:rFonts w:ascii="Liberation Mono" w:hAnsi="Liberation Mono"/>
+        </w:rPr>
+      </w:r>
+    </w:p>
+    <w:p>
+      <w:pPr>
+        <w:pStyle w:val="Normal"/>
+        <w:bidi w:val="0"/>
+        <w:jc w:val="start"/>
+        <w:rPr>
+          <w:rFonts w:ascii="Times New Roman" w:hAnsi="Times New Roman"/>
+        </w:rPr>
+      </w:pPr>
+      <w:r>
+        <w:rPr>
+          <w:rFonts w:ascii="Times New Roman" w:hAnsi="Times New Roman"/>
+        </w:rPr>
+      </w:r>
+    </w:p>
+    <w:p>
+      <w:pPr>
+        <w:pStyle w:val="Style12"/>
         <w:bidi w:val="0"/>
         <w:spacing w:lineRule="auto" w:line="360" w:before="0" w:after="0"/>
         <w:ind w:hanging="0" w:start="0" w:end="283"/>
@@ -11184,18 +10741,12 @@
           <w:rFonts w:ascii="Times New Roman" w:hAnsi="Times New Roman"/>
         </w:rPr>
         <w:tab/>
-        <w:t>Г</w:t>
-      </w:r>
-      <w:r>
-        <w:rPr>
-          <w:rFonts w:ascii="Times New Roman" w:hAnsi="Times New Roman"/>
-        </w:rPr>
-        <w:t>рафик зависимости времени выполнения от количества элементов:</w:t>
-      </w:r>
-    </w:p>
-    <w:p>
-      <w:pPr>
-        <w:pStyle w:val="Style17"/>
+        <w:t>График зависимости времени выполнения от количества элементов:</w:t>
+      </w:r>
+    </w:p>
+    <w:p>
+      <w:pPr>
+        <w:pStyle w:val="Style12"/>
         <w:bidi w:val="0"/>
         <w:spacing w:lineRule="auto" w:line="360" w:before="0" w:after="0"/>
         <w:ind w:hanging="0" w:start="0" w:end="283"/>
@@ -11235,7 +10786,7 @@
                     </pic:cNvPicPr>
                   </pic:nvPicPr>
                   <pic:blipFill>
-                    <a:blip r:embed="rId10"/>
+                    <a:blip r:embed="rId11"/>
                     <a:stretch>
                       <a:fillRect/>
                     </a:stretch>
@@ -11259,7 +10810,7 @@
     </w:p>
     <w:p>
       <w:pPr>
-        <w:pStyle w:val="Style17"/>
+        <w:pStyle w:val="Style12"/>
         <w:bidi w:val="0"/>
         <w:rPr>
           <w:rFonts w:ascii="Times New Roman" w:hAnsi="Times New Roman"/>
@@ -11271,63 +10822,28 @@
           <w:rFonts w:ascii="Times New Roman" w:hAnsi="Times New Roman"/>
           <w:lang w:val="ru-RU"/>
         </w:rPr>
-        <w:t xml:space="preserve">Функция </w:t>
+        <w:t xml:space="preserve">Функция ищет в массиве к паре чисел такое третье, которое в сумме будет давать </w:t>
+      </w:r>
+      <w:r>
+        <w:rPr>
+          <w:rFonts w:ascii="Times New Roman" w:hAnsi="Times New Roman"/>
+          <w:lang w:val="en-US"/>
+        </w:rPr>
+        <w:t xml:space="preserve">target, </w:t>
       </w:r>
       <w:r>
         <w:rPr>
           <w:rFonts w:ascii="Times New Roman" w:hAnsi="Times New Roman"/>
           <w:lang w:val="ru-RU"/>
         </w:rPr>
-        <w:t>ище</w:t>
-      </w:r>
-      <w:r>
-        <w:rPr>
-          <w:rFonts w:ascii="Times New Roman" w:hAnsi="Times New Roman"/>
-          <w:lang w:val="ru-RU"/>
-        </w:rPr>
-        <w:t xml:space="preserve">т в массиве к паре чисел такое третье, которое в сумме будет давать </w:t>
+        <w:t xml:space="preserve">с помощью бинарного поиска. </w:t>
       </w:r>
       <w:r>
         <w:rPr>
           <w:rFonts w:ascii="Times New Roman" w:hAnsi="Times New Roman"/>
           <w:lang w:val="en-US"/>
         </w:rPr>
-        <w:t xml:space="preserve">target, </w:t>
-      </w:r>
-      <w:r>
-        <w:rPr>
-          <w:rFonts w:ascii="Times New Roman" w:hAnsi="Times New Roman"/>
-          <w:lang w:val="ru-RU"/>
-        </w:rPr>
-        <w:t>с помощью бинарного поиска</w:t>
-      </w:r>
-      <w:r>
-        <w:rPr>
-          <w:rFonts w:ascii="Times New Roman" w:hAnsi="Times New Roman"/>
-          <w:lang w:val="ru-RU"/>
-        </w:rPr>
-        <w:t xml:space="preserve">. </w:t>
-      </w:r>
-      <w:r>
-        <w:rPr>
-          <w:rFonts w:ascii="Times New Roman" w:hAnsi="Times New Roman"/>
-          <w:lang w:val="en-US"/>
-        </w:rPr>
-        <w:t xml:space="preserve">Сложность: </w:t>
-      </w:r>
-      <w:r>
-        <w:rPr>
-          <w:rFonts w:ascii="Times New Roman" w:hAnsi="Times New Roman"/>
-          <w:lang w:val="en-US"/>
-        </w:rPr>
-        <w:t>O(</w:t>
-      </w:r>
-      <w:r>
-        <w:rPr>
-          <w:rFonts w:ascii="Times New Roman" w:hAnsi="Times New Roman"/>
-          <w:lang w:val="en-US"/>
-        </w:rPr>
-        <w:t>n</w:t>
+        <w:t>Сложность: O(n</w:t>
       </w:r>
       <w:r>
         <w:rPr>
@@ -11367,7 +10883,7 @@
     </w:p>
     <w:p>
       <w:pPr>
-        <w:pStyle w:val="Style17"/>
+        <w:pStyle w:val="Style12"/>
         <w:bidi w:val="0"/>
         <w:spacing w:lineRule="auto" w:line="360" w:before="0" w:after="0"/>
         <w:ind w:hanging="0" w:start="0" w:end="283"/>
@@ -11390,6 +10906,8 @@
       <w:pPr>
         <w:pStyle w:val="Heading3"/>
         <w:bidi w:val="0"/>
+        <w:spacing w:before="0" w:after="120"/>
+        <w:ind w:hanging="0" w:start="0"/>
         <w:jc w:val="center"/>
         <w:rPr/>
       </w:pPr>
@@ -11399,30 +10917,14 @@
         <w:rPr>
           <w:rFonts w:ascii="Times New Roman" w:hAnsi="Times New Roman"/>
         </w:rPr>
-        <w:t>2.</w:t>
-      </w:r>
-      <w:r>
-        <w:rPr>
-          <w:rFonts w:ascii="Times New Roman" w:hAnsi="Times New Roman"/>
-        </w:rPr>
-        <w:t>9</w:t>
-      </w:r>
-      <w:r>
-        <w:rPr>
-          <w:rFonts w:ascii="Times New Roman" w:hAnsi="Times New Roman"/>
-        </w:rPr>
+        <w:t>2.9</w:t>
         <w:tab/>
-      </w:r>
-      <w:r>
-        <w:rPr>
-          <w:rFonts w:ascii="Times New Roman" w:hAnsi="Times New Roman"/>
-        </w:rPr>
         <w:t>Наивный поиск тройки с суммой target</w:t>
       </w:r>
     </w:p>
     <w:p>
       <w:pPr>
-        <w:pStyle w:val="Style17"/>
+        <w:pStyle w:val="Style12"/>
         <w:bidi w:val="0"/>
         <w:spacing w:lineRule="auto" w:line="360" w:before="0" w:after="0"/>
         <w:ind w:hanging="0" w:start="0" w:end="283"/>
@@ -11447,13 +10949,13 @@
       </w:pPr>
       <w:r>
         <w:rPr>
-          <w:rStyle w:val="Style11"/>
+          <w:rStyle w:val="user2"/>
         </w:rPr>
         <w:t>#</w:t>
       </w:r>
       <w:r>
         <w:rPr>
-          <w:rStyle w:val="Style11"/>
+          <w:rStyle w:val="user2"/>
           <w:rFonts w:ascii="Liberation Mono" w:hAnsi="Liberation Mono"/>
         </w:rPr>
         <w:t>include &lt;stdio.h&gt;</w:t>
@@ -12116,7 +11618,7 @@
     </w:p>
     <w:p>
       <w:pPr>
-        <w:pStyle w:val="Style17"/>
+        <w:pStyle w:val="Style12"/>
         <w:bidi w:val="0"/>
         <w:spacing w:lineRule="auto" w:line="360" w:before="0" w:after="0"/>
         <w:ind w:hanging="0" w:start="0" w:end="283"/>
@@ -12129,18 +11631,12 @@
           <w:rFonts w:ascii="Times New Roman" w:hAnsi="Times New Roman"/>
         </w:rPr>
         <w:tab/>
-        <w:t>Г</w:t>
-      </w:r>
-      <w:r>
-        <w:rPr>
-          <w:rFonts w:ascii="Times New Roman" w:hAnsi="Times New Roman"/>
-        </w:rPr>
-        <w:t>рафик зависимости времени выполнения от количества элементов:</w:t>
-      </w:r>
-    </w:p>
-    <w:p>
-      <w:pPr>
-        <w:pStyle w:val="Style17"/>
+        <w:t>График зависимости времени выполнения от количества элементов:</w:t>
+      </w:r>
+    </w:p>
+    <w:p>
+      <w:pPr>
+        <w:pStyle w:val="Style12"/>
         <w:bidi w:val="0"/>
         <w:spacing w:lineRule="auto" w:line="360" w:before="0" w:after="0"/>
         <w:ind w:hanging="0" w:start="0" w:end="283"/>
@@ -12180,7 +11676,7 @@
                     </pic:cNvPicPr>
                   </pic:nvPicPr>
                   <pic:blipFill>
-                    <a:blip r:embed="rId11"/>
+                    <a:blip r:embed="rId12"/>
                     <a:stretch>
                       <a:fillRect/>
                     </a:stretch>
@@ -12204,7 +11700,7 @@
     </w:p>
     <w:p>
       <w:pPr>
-        <w:pStyle w:val="Style17"/>
+        <w:pStyle w:val="Style12"/>
         <w:bidi w:val="0"/>
         <w:rPr>
           <w:rFonts w:ascii="Times New Roman" w:hAnsi="Times New Roman"/>
@@ -12216,56 +11712,28 @@
           <w:rFonts w:ascii="Times New Roman" w:hAnsi="Times New Roman"/>
           <w:lang w:val="ru-RU"/>
         </w:rPr>
-        <w:t xml:space="preserve">Функция </w:t>
+        <w:t xml:space="preserve">Функция ищет в массиве к паре чисел такое третье, которое в сумме будет давать </w:t>
+      </w:r>
+      <w:r>
+        <w:rPr>
+          <w:rFonts w:ascii="Times New Roman" w:hAnsi="Times New Roman"/>
+          <w:lang w:val="en-US"/>
+        </w:rPr>
+        <w:t>target</w:t>
       </w:r>
       <w:r>
         <w:rPr>
           <w:rFonts w:ascii="Times New Roman" w:hAnsi="Times New Roman"/>
           <w:lang w:val="ru-RU"/>
         </w:rPr>
-        <w:t>ище</w:t>
-      </w:r>
-      <w:r>
-        <w:rPr>
-          <w:rFonts w:ascii="Times New Roman" w:hAnsi="Times New Roman"/>
-          <w:lang w:val="ru-RU"/>
-        </w:rPr>
-        <w:t xml:space="preserve">т в массиве к паре чисел такое третье, которое в сумме будет давать </w:t>
+        <w:t xml:space="preserve">. </w:t>
       </w:r>
       <w:r>
         <w:rPr>
           <w:rFonts w:ascii="Times New Roman" w:hAnsi="Times New Roman"/>
           <w:lang w:val="en-US"/>
         </w:rPr>
-        <w:t>target</w:t>
-      </w:r>
-      <w:r>
-        <w:rPr>
-          <w:rFonts w:ascii="Times New Roman" w:hAnsi="Times New Roman"/>
-          <w:lang w:val="ru-RU"/>
-        </w:rPr>
-        <w:t xml:space="preserve">. </w:t>
-      </w:r>
-      <w:r>
-        <w:rPr>
-          <w:rFonts w:ascii="Times New Roman" w:hAnsi="Times New Roman"/>
-          <w:lang w:val="en-US"/>
-        </w:rPr>
-        <w:t xml:space="preserve">Сложность: </w:t>
-      </w:r>
-      <w:r>
-        <w:rPr>
-          <w:rFonts w:ascii="Times New Roman" w:hAnsi="Times New Roman"/>
-          <w:lang w:val="en-US"/>
-        </w:rPr>
-        <w:t>O(</w:t>
-      </w:r>
-      <w:r>
-        <w:rPr>
-          <w:rFonts w:ascii="Times New Roman" w:hAnsi="Times New Roman"/>
-          <w:lang w:val="en-US"/>
-        </w:rPr>
-        <w:t>n</w:t>
+        <w:t>Сложность: O(n</w:t>
       </w:r>
       <w:r>
         <w:rPr>
@@ -12298,6 +11766,8 @@
       <w:pPr>
         <w:pStyle w:val="Heading3"/>
         <w:bidi w:val="0"/>
+        <w:spacing w:before="0" w:after="120"/>
+        <w:ind w:hanging="0" w:start="0"/>
         <w:jc w:val="center"/>
         <w:rPr/>
       </w:pPr>
@@ -12307,30 +11777,14 @@
         <w:rPr>
           <w:rFonts w:ascii="Times New Roman" w:hAnsi="Times New Roman"/>
         </w:rPr>
-        <w:t>2.</w:t>
-      </w:r>
-      <w:r>
-        <w:rPr>
-          <w:rFonts w:ascii="Times New Roman" w:hAnsi="Times New Roman"/>
-        </w:rPr>
-        <w:t>10</w:t>
-      </w:r>
-      <w:r>
-        <w:rPr>
-          <w:rFonts w:ascii="Times New Roman" w:hAnsi="Times New Roman"/>
-        </w:rPr>
+        <w:t>2.10</w:t>
         <w:tab/>
-      </w:r>
-      <w:r>
-        <w:rPr>
-          <w:rFonts w:ascii="Times New Roman" w:hAnsi="Times New Roman"/>
-        </w:rPr>
         <w:t>Подсчёт подмножеств с положительной суммой</w:t>
       </w:r>
     </w:p>
     <w:p>
       <w:pPr>
-        <w:pStyle w:val="Style17"/>
+        <w:pStyle w:val="Style12"/>
         <w:bidi w:val="0"/>
         <w:spacing w:lineRule="auto" w:line="360" w:before="0" w:after="0"/>
         <w:ind w:hanging="0" w:start="0" w:end="283"/>
@@ -12355,7 +11809,7 @@
       </w:pPr>
       <w:r>
         <w:rPr>
-          <w:rStyle w:val="Style11"/>
+          <w:rStyle w:val="user2"/>
           <w:rFonts w:ascii="Liberation Mono" w:hAnsi="Liberation Mono"/>
         </w:rPr>
         <w:t>#include &lt;stdio.h&gt;</w:t>
@@ -13138,7 +12592,7 @@
         <w:bidi w:val="0"/>
         <w:jc w:val="start"/>
         <w:rPr>
-          <w:rStyle w:val="Style11"/>
+          <w:rStyle w:val="user2"/>
           <w:rFonts w:ascii="Liberation Mono" w:hAnsi="Liberation Mono"/>
         </w:rPr>
       </w:pPr>
@@ -13153,7 +12607,7 @@
     </w:p>
     <w:p>
       <w:pPr>
-        <w:pStyle w:val="Style17"/>
+        <w:pStyle w:val="Style12"/>
         <w:bidi w:val="0"/>
         <w:spacing w:lineRule="auto" w:line="360" w:before="0" w:after="0"/>
         <w:ind w:hanging="0" w:start="0" w:end="283"/>
@@ -13166,18 +12620,12 @@
           <w:rFonts w:ascii="Times New Roman" w:hAnsi="Times New Roman"/>
         </w:rPr>
         <w:tab/>
-        <w:t>Г</w:t>
-      </w:r>
-      <w:r>
-        <w:rPr>
-          <w:rFonts w:ascii="Times New Roman" w:hAnsi="Times New Roman"/>
-        </w:rPr>
-        <w:t>рафик зависимости времени выполнения от количества элементов:</w:t>
-      </w:r>
-    </w:p>
-    <w:p>
-      <w:pPr>
-        <w:pStyle w:val="Style17"/>
+        <w:t>График зависимости времени выполнения от количества элементов:</w:t>
+      </w:r>
+    </w:p>
+    <w:p>
+      <w:pPr>
+        <w:pStyle w:val="Style12"/>
         <w:bidi w:val="0"/>
         <w:spacing w:lineRule="auto" w:line="360" w:before="0" w:after="0"/>
         <w:ind w:hanging="0" w:start="0" w:end="283"/>
@@ -13217,7 +12665,7 @@
                     </pic:cNvPicPr>
                   </pic:nvPicPr>
                   <pic:blipFill>
-                    <a:blip r:embed="rId12"/>
+                    <a:blip r:embed="rId13"/>
                     <a:stretch>
                       <a:fillRect/>
                     </a:stretch>
@@ -13241,7 +12689,7 @@
     </w:p>
     <w:p>
       <w:pPr>
-        <w:pStyle w:val="Style17"/>
+        <w:pStyle w:val="Style12"/>
         <w:bidi w:val="0"/>
         <w:rPr/>
       </w:pPr>
@@ -13250,14 +12698,7 @@
           <w:rFonts w:ascii="Times New Roman" w:hAnsi="Times New Roman"/>
           <w:lang w:val="ru-RU"/>
         </w:rPr>
-        <w:t xml:space="preserve">Функция </w:t>
-      </w:r>
-      <w:r>
-        <w:rPr>
-          <w:rFonts w:ascii="Times New Roman" w:hAnsi="Times New Roman"/>
-          <w:lang w:val="ru-RU"/>
-        </w:rPr>
-        <w:t xml:space="preserve">перебирает все </w:t>
+        <w:t xml:space="preserve">Функция перебирает все </w:t>
       </w:r>
       <w:r>
         <w:rPr>
@@ -13282,38 +12723,14 @@
           <w:vertAlign w:val="baseline"/>
           <w:lang w:val="ru-RU"/>
         </w:rPr>
-        <w:t>подмножеств с помощью битовой маски. Для каждой маски суммирует выбранные элементы.</w:t>
-      </w:r>
-      <w:r>
-        <w:rPr>
-          <w:rFonts w:ascii="Times New Roman" w:hAnsi="Times New Roman"/>
-          <w:position w:val="0"/>
-          <w:sz w:val="28"/>
-          <w:vertAlign w:val="baseline"/>
-          <w:lang w:val="ru-RU"/>
-        </w:rPr>
-        <w:t xml:space="preserve"> </w:t>
+        <w:t xml:space="preserve">подмножеств с помощью битовой маски. Для каждой маски суммирует выбранные элементы. </w:t>
       </w:r>
       <w:r>
         <w:rPr>
           <w:rFonts w:ascii="Times New Roman" w:hAnsi="Times New Roman"/>
           <w:lang w:val="en-US"/>
         </w:rPr>
-        <w:t xml:space="preserve">Сложность: </w:t>
-      </w:r>
-      <w:r>
-        <w:rPr>
-          <w:rFonts w:ascii="Times New Roman" w:hAnsi="Times New Roman"/>
-          <w:lang w:val="en-US"/>
-        </w:rPr>
-        <w:t>O(</w:t>
-      </w:r>
-      <w:r>
-        <w:rPr>
-          <w:rFonts w:ascii="Times New Roman" w:hAnsi="Times New Roman"/>
-          <w:lang w:val="en-US"/>
-        </w:rPr>
-        <w:t>n 2</w:t>
+        <w:t>Сложность: O(n 2</w:t>
       </w:r>
       <w:r>
         <w:rPr>
@@ -13338,6 +12755,8 @@
       <w:pPr>
         <w:pStyle w:val="Heading2"/>
         <w:bidi w:val="0"/>
+        <w:spacing w:before="0" w:after="120"/>
+        <w:ind w:hanging="0" w:start="0"/>
         <w:jc w:val="center"/>
         <w:rPr>
           <w:rFonts w:ascii="Times New Roman" w:hAnsi="Times New Roman"/>
@@ -13354,7 +12773,7 @@
     </w:p>
     <w:p>
       <w:pPr>
-        <w:pStyle w:val="Style17"/>
+        <w:pStyle w:val="Style12"/>
         <w:bidi w:val="0"/>
         <w:rPr>
           <w:rFonts w:ascii="Times New Roman" w:hAnsi="Times New Roman"/>
@@ -13370,12 +12789,12 @@
     </w:p>
     <w:p>
       <w:pPr>
-        <w:pStyle w:val="Style17"/>
+        <w:pStyle w:val="Style12"/>
         <w:bidi w:val="0"/>
         <w:ind w:hanging="0" w:start="0"/>
         <w:rPr>
           <w:rFonts w:ascii="Times New Roman" w:hAnsi="Times New Roman"/>
-          <w:lang w:val="ru-RU"/>
+          <w:lang w:val="en-US"/>
         </w:rPr>
       </w:pPr>
       <w:r>
@@ -13388,7 +12807,9 @@
       </w:r>
     </w:p>
     <w:sectPr>
-      <w:footerReference w:type="default" r:id="rId13"/>
+      <w:footerReference w:type="even" r:id="rId14"/>
+      <w:footerReference w:type="default" r:id="rId15"/>
+      <w:footerReference w:type="first" r:id="rId16"/>
       <w:type w:val="nextPage"/>
       <w:pgSz w:w="11906" w:h="16838"/>
       <w:pgMar w:left="1134" w:right="1134" w:gutter="0" w:header="0" w:top="1134" w:footer="1134" w:bottom="1693"/>
@@ -13402,6 +12823,20 @@
 </file>
 
 <file path=word/footer1.xml><?xml version="1.0" encoding="utf-8"?>
+<w:ftr xmlns:o="urn:schemas-microsoft-com:office:office" xmlns:r="http://schemas.openxmlformats.org/officeDocument/2006/relationships" xmlns:v="urn:schemas-microsoft-com:vml" xmlns:w="http://schemas.openxmlformats.org/wordprocessingml/2006/main" xmlns:w10="urn:schemas-microsoft-com:office:word" xmlns:wp="http://schemas.openxmlformats.org/drawingml/2006/wordprocessingDrawing" xmlns:pic="http://schemas.openxmlformats.org/drawingml/2006/picture" xmlns:wps="http://schemas.microsoft.com/office/word/2010/wordprocessingShape" xmlns:wpg="http://schemas.microsoft.com/office/word/2010/wordprocessingGroup" xmlns:mc="http://schemas.openxmlformats.org/markup-compatibility/2006" xmlns:wp14="http://schemas.microsoft.com/office/word/2010/wordprocessingDrawing" xmlns:w14="http://schemas.microsoft.com/office/word/2010/wordml" xmlns:w15="http://schemas.microsoft.com/office/word/2012/wordml" mc:Ignorable="w14 wp14 w15">
+  <w:p>
+    <w:pPr>
+      <w:pStyle w:val="Footer"/>
+      <w:rPr/>
+    </w:pPr>
+    <w:r>
+      <w:rPr/>
+    </w:r>
+  </w:p>
+</w:ftr>
+</file>
+
+<file path=word/footer2.xml><?xml version="1.0" encoding="utf-8"?>
 <w:ftr xmlns:o="urn:schemas-microsoft-com:office:office" xmlns:r="http://schemas.openxmlformats.org/officeDocument/2006/relationships" xmlns:v="urn:schemas-microsoft-com:vml" xmlns:w="http://schemas.openxmlformats.org/wordprocessingml/2006/main" xmlns:w10="urn:schemas-microsoft-com:office:word" xmlns:wp="http://schemas.openxmlformats.org/drawingml/2006/wordprocessingDrawing" xmlns:pic="http://schemas.openxmlformats.org/drawingml/2006/picture" xmlns:wps="http://schemas.microsoft.com/office/word/2010/wordprocessingShape" xmlns:wpg="http://schemas.microsoft.com/office/word/2010/wordprocessingGroup" xmlns:mc="http://schemas.openxmlformats.org/markup-compatibility/2006" xmlns:wp14="http://schemas.microsoft.com/office/word/2010/wordprocessingDrawing" xmlns:w14="http://schemas.microsoft.com/office/word/2010/wordml" xmlns:w15="http://schemas.microsoft.com/office/word/2012/wordml" mc:Ignorable="w14 wp14 w15">
   <w:p>
     <w:pPr>
@@ -13424,7 +12859,40 @@
     </w:r>
     <w:r>
       <w:rPr/>
-      <w:t>1</w:t>
+      <w:t>23</w:t>
+    </w:r>
+    <w:r>
+      <w:rPr/>
+      <w:fldChar w:fldCharType="end"/>
+    </w:r>
+  </w:p>
+</w:ftr>
+</file>
+
+<file path=word/footer3.xml><?xml version="1.0" encoding="utf-8"?>
+<w:ftr xmlns:o="urn:schemas-microsoft-com:office:office" xmlns:r="http://schemas.openxmlformats.org/officeDocument/2006/relationships" xmlns:v="urn:schemas-microsoft-com:vml" xmlns:w="http://schemas.openxmlformats.org/wordprocessingml/2006/main" xmlns:w10="urn:schemas-microsoft-com:office:word" xmlns:wp="http://schemas.openxmlformats.org/drawingml/2006/wordprocessingDrawing" xmlns:pic="http://schemas.openxmlformats.org/drawingml/2006/picture" xmlns:wps="http://schemas.microsoft.com/office/word/2010/wordprocessingShape" xmlns:wpg="http://schemas.microsoft.com/office/word/2010/wordprocessingGroup" xmlns:mc="http://schemas.openxmlformats.org/markup-compatibility/2006" xmlns:wp14="http://schemas.microsoft.com/office/word/2010/wordprocessingDrawing" xmlns:w14="http://schemas.microsoft.com/office/word/2010/wordml" xmlns:w15="http://schemas.microsoft.com/office/word/2012/wordml" mc:Ignorable="w14 wp14 w15">
+  <w:p>
+    <w:pPr>
+      <w:pStyle w:val="Footer"/>
+      <w:bidi w:val="0"/>
+      <w:jc w:val="center"/>
+      <w:rPr/>
+    </w:pPr>
+    <w:r>
+      <w:rPr/>
+      <w:fldChar w:fldCharType="begin"/>
+    </w:r>
+    <w:r>
+      <w:rPr/>
+      <w:instrText xml:space="preserve"> PAGE </w:instrText>
+    </w:r>
+    <w:r>
+      <w:rPr/>
+      <w:fldChar w:fldCharType="separate"/>
+    </w:r>
+    <w:r>
+      <w:rPr/>
+      <w:t>23</w:t>
     </w:r>
     <w:r>
       <w:rPr/>
@@ -13448,7 +12916,6 @@
     </w:rPrDefault>
     <w:pPrDefault>
       <w:pPr>
-        <w:widowControl/>
         <w:suppressAutoHyphens w:val="true"/>
       </w:pPr>
     </w:pPrDefault>
@@ -13458,10 +12925,11 @@
     <w:qFormat/>
     <w:pPr>
       <w:widowControl/>
-      <w:kinsoku w:val="true"/>
-      <w:overflowPunct w:val="true"/>
-      <w:autoSpaceDE w:val="true"/>
+      <w:suppressAutoHyphens w:val="true"/>
+      <w:overflowPunct w:val="false"/>
       <w:bidi w:val="0"/>
+      <w:spacing w:before="0" w:after="0"/>
+      <w:jc w:val="start"/>
     </w:pPr>
     <w:rPr>
       <w:rFonts w:ascii="Liberation Serif" w:hAnsi="Liberation Serif" w:eastAsia="NSimSun" w:cs="Arial"/>
@@ -13474,14 +12942,10 @@
   </w:style>
   <w:style w:type="paragraph" w:styleId="Heading1">
     <w:name w:val="heading 1"/>
-    <w:basedOn w:val="Style12"/>
+    <w:basedOn w:val="user3"/>
     <w:next w:val="BodyText"/>
     <w:qFormat/>
     <w:pPr>
-      <w:numPr>
-        <w:ilvl w:val="0"/>
-        <w:numId w:val="0"/>
-      </w:numPr>
       <w:spacing w:before="240" w:after="120"/>
       <w:outlineLvl w:val="0"/>
     </w:pPr>
@@ -13494,14 +12958,10 @@
   </w:style>
   <w:style w:type="paragraph" w:styleId="Heading2">
     <w:name w:val="heading 2"/>
-    <w:basedOn w:val="Style12"/>
+    <w:basedOn w:val="user3"/>
     <w:next w:val="BodyText"/>
     <w:qFormat/>
     <w:pPr>
-      <w:numPr>
-        <w:ilvl w:val="0"/>
-        <w:numId w:val="0"/>
-      </w:numPr>
       <w:spacing w:before="200" w:after="120"/>
       <w:outlineLvl w:val="1"/>
     </w:pPr>
@@ -13514,14 +12974,10 @@
   </w:style>
   <w:style w:type="paragraph" w:styleId="Heading3">
     <w:name w:val="heading 3"/>
-    <w:basedOn w:val="Style12"/>
+    <w:basedOn w:val="user3"/>
     <w:next w:val="BodyText"/>
     <w:qFormat/>
     <w:pPr>
-      <w:numPr>
-        <w:ilvl w:val="0"/>
-        <w:numId w:val="0"/>
-      </w:numPr>
       <w:spacing w:before="140" w:after="120"/>
       <w:outlineLvl w:val="2"/>
     </w:pPr>
@@ -13534,14 +12990,10 @@
   </w:style>
   <w:style w:type="paragraph" w:styleId="Heading4">
     <w:name w:val="heading 4"/>
-    <w:basedOn w:val="Style12"/>
+    <w:basedOn w:val="user3"/>
     <w:next w:val="BodyText"/>
     <w:qFormat/>
     <w:pPr>
-      <w:numPr>
-        <w:ilvl w:val="0"/>
-        <w:numId w:val="0"/>
-      </w:numPr>
       <w:spacing w:before="120" w:after="120"/>
       <w:outlineLvl w:val="3"/>
     </w:pPr>
@@ -13556,14 +13008,10 @@
   </w:style>
   <w:style w:type="paragraph" w:styleId="Heading5">
     <w:name w:val="heading 5"/>
-    <w:basedOn w:val="Style12"/>
+    <w:basedOn w:val="user3"/>
     <w:next w:val="BodyText"/>
     <w:qFormat/>
     <w:pPr>
-      <w:numPr>
-        <w:ilvl w:val="0"/>
-        <w:numId w:val="0"/>
-      </w:numPr>
       <w:spacing w:before="120" w:after="60"/>
       <w:outlineLvl w:val="4"/>
     </w:pPr>
@@ -13574,8 +13022,8 @@
       <w:szCs w:val="24"/>
     </w:rPr>
   </w:style>
-  <w:style w:type="character" w:styleId="Style9">
-    <w:name w:val="Ссылка указателя"/>
+  <w:style w:type="character" w:styleId="user">
+    <w:name w:val="Ссылка указателя (user)"/>
     <w:qFormat/>
     <w:rPr/>
   </w:style>
@@ -13586,19 +13034,26 @@
       <w:u w:val="single"/>
     </w:rPr>
   </w:style>
-  <w:style w:type="character" w:styleId="Style10">
-    <w:name w:val="Символ нумерации"/>
+  <w:style w:type="character" w:styleId="user1">
+    <w:name w:val="Символ нумерации (user)"/>
     <w:qFormat/>
     <w:rPr/>
   </w:style>
-  <w:style w:type="character" w:styleId="Style11">
-    <w:name w:val="Исходный текст"/>
+  <w:style w:type="character" w:styleId="user2">
+    <w:name w:val="Исходный текст (user)"/>
     <w:qFormat/>
     <w:rPr>
       <w:rFonts w:ascii="Liberation Mono" w:hAnsi="Liberation Mono" w:eastAsia="NSimSun" w:cs="Liberation Mono"/>
     </w:rPr>
   </w:style>
-  <w:style w:type="paragraph" w:styleId="Style12">
+  <w:style w:type="character" w:styleId="FollowedHyperlink">
+    <w:name w:val="FollowedHyperlink"/>
+    <w:rPr>
+      <w:color w:val="800000"/>
+      <w:u w:val="single"/>
+    </w:rPr>
+  </w:style>
+  <w:style w:type="paragraph" w:styleId="Style9">
     <w:name w:val="Заголовок"/>
     <w:basedOn w:val="Normal"/>
     <w:next w:val="BodyText"/>
@@ -13645,8 +13100,34 @@
       <w:szCs w:val="24"/>
     </w:rPr>
   </w:style>
-  <w:style w:type="paragraph" w:styleId="Style13">
+  <w:style w:type="paragraph" w:styleId="Style10">
     <w:name w:val="Указатель"/>
+    <w:basedOn w:val="Normal"/>
+    <w:qFormat/>
+    <w:pPr>
+      <w:suppressLineNumbers/>
+    </w:pPr>
+    <w:rPr>
+      <w:rFonts w:cs="Arial"/>
+    </w:rPr>
+  </w:style>
+  <w:style w:type="paragraph" w:styleId="user3">
+    <w:name w:val="Заголовок (user)"/>
+    <w:basedOn w:val="Normal"/>
+    <w:next w:val="BodyText"/>
+    <w:qFormat/>
+    <w:pPr>
+      <w:keepNext w:val="true"/>
+      <w:spacing w:before="240" w:after="120"/>
+    </w:pPr>
+    <w:rPr>
+      <w:rFonts w:ascii="Liberation Sans" w:hAnsi="Liberation Sans" w:eastAsia="Microsoft YaHei" w:cs="Arial"/>
+      <w:sz w:val="28"/>
+      <w:szCs w:val="28"/>
+    </w:rPr>
+  </w:style>
+  <w:style w:type="paragraph" w:styleId="user4">
+    <w:name w:val="Указатель (user)"/>
     <w:basedOn w:val="Normal"/>
     <w:qFormat/>
     <w:pPr>
@@ -13658,7 +13139,7 @@
   </w:style>
   <w:style w:type="paragraph" w:styleId="TOC1">
     <w:name w:val="toc 1"/>
-    <w:basedOn w:val="Style13"/>
+    <w:basedOn w:val="user4"/>
     <w:pPr>
       <w:tabs>
         <w:tab w:val="clear" w:pos="709"/>
@@ -13670,7 +13151,7 @@
   </w:style>
   <w:style w:type="paragraph" w:styleId="TOC3">
     <w:name w:val="toc 3"/>
-    <w:basedOn w:val="Style13"/>
+    <w:basedOn w:val="user4"/>
     <w:pPr>
       <w:tabs>
         <w:tab w:val="clear" w:pos="709"/>
@@ -13682,7 +13163,7 @@
   </w:style>
   <w:style w:type="paragraph" w:styleId="TOC2">
     <w:name w:val="toc 2"/>
-    <w:basedOn w:val="Style13"/>
+    <w:basedOn w:val="user4"/>
     <w:pPr>
       <w:tabs>
         <w:tab w:val="clear" w:pos="709"/>
@@ -13694,7 +13175,7 @@
   </w:style>
   <w:style w:type="paragraph" w:styleId="IndexHeading">
     <w:name w:val="index heading"/>
-    <w:basedOn w:val="Style12"/>
+    <w:basedOn w:val="user3"/>
     <w:pPr>
       <w:suppressLineNumbers/>
       <w:ind w:hanging="0" w:start="0"/>
@@ -13721,8 +13202,8 @@
       <w:szCs w:val="32"/>
     </w:rPr>
   </w:style>
-  <w:style w:type="paragraph" w:styleId="Style14">
-    <w:name w:val="Фигура"/>
+  <w:style w:type="paragraph" w:styleId="user5">
+    <w:name w:val="Фигура (user)"/>
     <w:basedOn w:val="Caption"/>
     <w:qFormat/>
     <w:pPr/>
@@ -13730,7 +13211,7 @@
   </w:style>
   <w:style w:type="paragraph" w:styleId="Subtitle">
     <w:name w:val="Subtitle"/>
-    <w:basedOn w:val="Style12"/>
+    <w:basedOn w:val="user3"/>
     <w:next w:val="BodyText"/>
     <w:qFormat/>
     <w:pPr>
@@ -13742,8 +13223,8 @@
       <w:szCs w:val="36"/>
     </w:rPr>
   </w:style>
-  <w:style w:type="paragraph" w:styleId="Style15">
-    <w:name w:val="Колонтитулы"/>
+  <w:style w:type="paragraph" w:styleId="user6">
+    <w:name w:val="Колонтитулы (user)"/>
     <w:basedOn w:val="Normal"/>
     <w:qFormat/>
     <w:pPr>
@@ -13756,9 +13237,16 @@
     </w:pPr>
     <w:rPr/>
   </w:style>
+  <w:style w:type="paragraph" w:styleId="Style11">
+    <w:name w:val="Колонтитулы"/>
+    <w:basedOn w:val="Normal"/>
+    <w:qFormat/>
+    <w:pPr/>
+    <w:rPr/>
+  </w:style>
   <w:style w:type="paragraph" w:styleId="Footer">
     <w:name w:val="footer"/>
-    <w:basedOn w:val="Style15"/>
+    <w:basedOn w:val="user6"/>
     <w:pPr>
       <w:suppressLineNumbers/>
       <w:tabs>
@@ -13770,8 +13258,8 @@
     </w:pPr>
     <w:rPr/>
   </w:style>
-  <w:style w:type="paragraph" w:styleId="Style16">
-    <w:name w:val="Содержимое таблицы"/>
+  <w:style w:type="paragraph" w:styleId="user7">
+    <w:name w:val="Содержимое таблицы (user)"/>
     <w:basedOn w:val="Normal"/>
     <w:qFormat/>
     <w:pPr>
@@ -13782,7 +13270,7 @@
   </w:style>
   <w:style w:type="paragraph" w:styleId="Header">
     <w:name w:val="header"/>
-    <w:basedOn w:val="Style15"/>
+    <w:basedOn w:val="user6"/>
     <w:pPr>
       <w:suppressLineNumbers/>
       <w:tabs>
@@ -13794,7 +13282,7 @@
     </w:pPr>
     <w:rPr/>
   </w:style>
-  <w:style w:type="paragraph" w:styleId="Style17">
+  <w:style w:type="paragraph" w:styleId="Style12">
     <w:name w:val="Основнойй текст документа"/>
     <w:basedOn w:val="Normal"/>
     <w:qFormat/>
@@ -13811,20 +13299,15 @@
       <w:lang w:val="ru-RU"/>
     </w:rPr>
   </w:style>
-  <w:style w:type="paragraph" w:styleId="Style18">
+  <w:style w:type="paragraph" w:styleId="Style13">
     <w:name w:val="ИС Введение"/>
     <w:basedOn w:val="Heading1"/>
     <w:qFormat/>
-    <w:pPr>
-      <w:numPr>
-        <w:ilvl w:val="0"/>
-        <w:numId w:val="0"/>
-      </w:numPr>
-    </w:pPr>
+    <w:pPr/>
     <w:rPr/>
   </w:style>
-  <w:style w:type="numbering" w:styleId="123">
-    <w:name w:val="Нумерованный 123"/>
+  <w:style w:type="numbering" w:styleId="123user">
+    <w:name w:val="Нумерованный 123 (user)"/>
     <w:qFormat/>
   </w:style>
 </w:styles>

--- a/lab_algos1/report.docx
+++ b/lab_algos1/report.docx
@@ -219,8 +219,8 @@
       </w:tblPr>
       <w:tblGrid>
         <w:gridCol w:w="5189"/>
-        <w:gridCol w:w="1877"/>
-        <w:gridCol w:w="2572"/>
+        <w:gridCol w:w="1876"/>
+        <w:gridCol w:w="2573"/>
       </w:tblGrid>
       <w:tr>
         <w:trPr/>
@@ -233,7 +233,7 @@
           </w:tcPr>
           <w:p>
             <w:pPr>
-              <w:pStyle w:val="user7"/>
+              <w:pStyle w:val="Style16"/>
               <w:bidi w:val="0"/>
               <w:spacing w:lineRule="auto" w:line="276"/>
               <w:jc w:val="center"/>
@@ -263,7 +263,7 @@
           </w:p>
           <w:p>
             <w:pPr>
-              <w:pStyle w:val="user7"/>
+              <w:pStyle w:val="Style16"/>
               <w:bidi w:val="0"/>
               <w:spacing w:lineRule="auto" w:line="276"/>
               <w:jc w:val="center"/>
@@ -291,7 +291,7 @@
           </w:p>
           <w:p>
             <w:pPr>
-              <w:pStyle w:val="user7"/>
+              <w:pStyle w:val="Style16"/>
               <w:bidi w:val="0"/>
               <w:spacing w:lineRule="auto" w:line="276"/>
               <w:jc w:val="center"/>
@@ -329,7 +329,7 @@
           </w:tcPr>
           <w:p>
             <w:pPr>
-              <w:pStyle w:val="user7"/>
+              <w:pStyle w:val="Style16"/>
               <w:bidi w:val="0"/>
               <w:spacing w:lineRule="auto" w:line="276"/>
               <w:jc w:val="center"/>
@@ -357,7 +357,7 @@
           </w:p>
           <w:p>
             <w:pPr>
-              <w:pStyle w:val="user7"/>
+              <w:pStyle w:val="Style16"/>
               <w:bidi w:val="0"/>
               <w:spacing w:lineRule="auto" w:line="276"/>
               <w:jc w:val="center"/>
@@ -395,7 +395,7 @@
           </w:tcPr>
           <w:p>
             <w:pPr>
-              <w:pStyle w:val="user7"/>
+              <w:pStyle w:val="Style16"/>
               <w:bidi w:val="0"/>
               <w:spacing w:lineRule="auto" w:line="276"/>
               <w:jc w:val="center"/>
@@ -435,7 +435,7 @@
           </w:tcPr>
           <w:p>
             <w:pPr>
-              <w:pStyle w:val="user7"/>
+              <w:pStyle w:val="Style16"/>
               <w:bidi w:val="0"/>
               <w:spacing w:lineRule="auto" w:line="276"/>
               <w:jc w:val="start"/>
@@ -463,7 +463,7 @@
           </w:p>
           <w:p>
             <w:pPr>
-              <w:pStyle w:val="user7"/>
+              <w:pStyle w:val="Style16"/>
               <w:bidi w:val="0"/>
               <w:spacing w:lineRule="auto" w:line="276"/>
               <w:jc w:val="start"/>
@@ -491,7 +491,7 @@
           </w:p>
           <w:p>
             <w:pPr>
-              <w:pStyle w:val="user7"/>
+              <w:pStyle w:val="Style16"/>
               <w:bidi w:val="0"/>
               <w:spacing w:lineRule="auto" w:line="276"/>
               <w:jc w:val="start"/>
@@ -519,7 +519,7 @@
           </w:p>
           <w:p>
             <w:pPr>
-              <w:pStyle w:val="user7"/>
+              <w:pStyle w:val="Style16"/>
               <w:bidi w:val="0"/>
               <w:spacing w:lineRule="auto" w:line="276"/>
               <w:jc w:val="start"/>
@@ -547,7 +547,7 @@
           </w:p>
           <w:p>
             <w:pPr>
-              <w:pStyle w:val="user7"/>
+              <w:pStyle w:val="Style16"/>
               <w:bidi w:val="0"/>
               <w:spacing w:lineRule="auto" w:line="276"/>
               <w:jc w:val="start"/>
@@ -575,7 +575,7 @@
           </w:p>
           <w:p>
             <w:pPr>
-              <w:pStyle w:val="user7"/>
+              <w:pStyle w:val="Style16"/>
               <w:bidi w:val="0"/>
               <w:spacing w:lineRule="auto" w:line="276"/>
               <w:jc w:val="start"/>
@@ -603,7 +603,7 @@
           </w:p>
           <w:p>
             <w:pPr>
-              <w:pStyle w:val="user7"/>
+              <w:pStyle w:val="Style16"/>
               <w:bidi w:val="0"/>
               <w:spacing w:lineRule="auto" w:line="276"/>
               <w:jc w:val="start"/>
@@ -631,7 +631,7 @@
           </w:p>
           <w:p>
             <w:pPr>
-              <w:pStyle w:val="user7"/>
+              <w:pStyle w:val="Style16"/>
               <w:bidi w:val="0"/>
               <w:spacing w:lineRule="auto" w:line="276"/>
               <w:jc w:val="start"/>
@@ -668,7 +668,7 @@
           </w:tcPr>
           <w:p>
             <w:pPr>
-              <w:pStyle w:val="user7"/>
+              <w:pStyle w:val="Style16"/>
               <w:bidi w:val="0"/>
               <w:spacing w:lineRule="auto" w:line="276"/>
               <w:jc w:val="start"/>
@@ -696,41 +696,40 @@
           </w:p>
           <w:p>
             <w:pPr>
-              <w:pStyle w:val="user7"/>
+              <w:pStyle w:val="Style16"/>
               <w:bidi w:val="0"/>
               <w:spacing w:lineRule="auto" w:line="276"/>
               <w:jc w:val="start"/>
               <w:rPr>
                 <w:rFonts w:ascii="Times New Roman" w:hAnsi="Times New Roman"/>
                 <w:b/>
-                <w:bCs w:val="false"/>
-                <w:i w:val="false"/>
-                <w:iCs w:val="false"/>
+                <w:bCs/>
                 <w:sz w:val="28"/>
                 <w:szCs w:val="28"/>
+                <w:lang w:val="ru-RU"/>
               </w:rPr>
             </w:pPr>
             <w:r>
               <w:rPr>
                 <w:rFonts w:ascii="Times New Roman" w:hAnsi="Times New Roman"/>
                 <w:b/>
-                <w:bCs w:val="false"/>
-                <w:iCs w:val="false"/>
+                <w:bCs/>
                 <w:sz w:val="28"/>
                 <w:szCs w:val="28"/>
+                <w:lang w:val="ru-RU"/>
               </w:rPr>
-              <w:t>преподаватель</w:t>
+              <w:t>к.т.н. доцент</w:t>
             </w:r>
           </w:p>
         </w:tc>
         <w:tc>
           <w:tcPr>
-            <w:tcW w:w="1877" w:type="dxa"/>
+            <w:tcW w:w="1876" w:type="dxa"/>
             <w:tcBorders/>
           </w:tcPr>
           <w:p>
             <w:pPr>
-              <w:pStyle w:val="user7"/>
+              <w:pStyle w:val="Style16"/>
               <w:bidi w:val="0"/>
               <w:spacing w:lineRule="auto" w:line="276"/>
               <w:jc w:val="center"/>
@@ -759,7 +758,7 @@
         </w:tc>
         <w:tc>
           <w:tcPr>
-            <w:tcW w:w="2572" w:type="dxa"/>
+            <w:tcW w:w="2573" w:type="dxa"/>
             <w:tcBorders/>
             <w:vAlign w:val="center"/>
           </w:tcPr>
@@ -796,7 +795,7 @@
           </w:tcPr>
           <w:p>
             <w:pPr>
-              <w:pStyle w:val="user7"/>
+              <w:pStyle w:val="Style16"/>
               <w:bidi w:val="0"/>
               <w:spacing w:lineRule="auto" w:line="276"/>
               <w:jc w:val="start"/>
@@ -825,7 +824,7 @@
         </w:tc>
         <w:tc>
           <w:tcPr>
-            <w:tcW w:w="1877" w:type="dxa"/>
+            <w:tcW w:w="1876" w:type="dxa"/>
             <w:tcBorders>
               <w:top w:val="single" w:sz="4" w:space="0" w:color="000000"/>
             </w:tcBorders>
@@ -838,7 +837,7 @@
           </w:tcPr>
           <w:p>
             <w:pPr>
-              <w:pStyle w:val="user7"/>
+              <w:pStyle w:val="Style16"/>
               <w:bidi w:val="0"/>
               <w:spacing w:lineRule="auto" w:line="276"/>
               <w:jc w:val="center"/>
@@ -866,12 +865,12 @@
         </w:tc>
         <w:tc>
           <w:tcPr>
-            <w:tcW w:w="2572" w:type="dxa"/>
+            <w:tcW w:w="2573" w:type="dxa"/>
             <w:tcBorders/>
           </w:tcPr>
           <w:p>
             <w:pPr>
-              <w:pStyle w:val="user7"/>
+              <w:pStyle w:val="Style16"/>
               <w:bidi w:val="0"/>
               <w:spacing w:lineRule="auto" w:line="276"/>
               <w:jc w:val="start"/>
@@ -908,7 +907,7 @@
           </w:tcPr>
           <w:p>
             <w:pPr>
-              <w:pStyle w:val="user7"/>
+              <w:pStyle w:val="Style16"/>
               <w:bidi w:val="0"/>
               <w:spacing w:lineRule="auto" w:line="276"/>
               <w:jc w:val="start"/>
@@ -936,7 +935,7 @@
           </w:p>
           <w:p>
             <w:pPr>
-              <w:pStyle w:val="user7"/>
+              <w:pStyle w:val="Style16"/>
               <w:bidi w:val="0"/>
               <w:spacing w:lineRule="auto" w:line="276"/>
               <w:jc w:val="start"/>
@@ -965,7 +964,7 @@
         </w:tc>
         <w:tc>
           <w:tcPr>
-            <w:tcW w:w="1877" w:type="dxa"/>
+            <w:tcW w:w="1876" w:type="dxa"/>
             <w:tcBorders/>
             <w:tcMar>
               <w:top w:w="55" w:type="dxa"/>
@@ -976,7 +975,7 @@
           </w:tcPr>
           <w:p>
             <w:pPr>
-              <w:pStyle w:val="user7"/>
+              <w:pStyle w:val="Style16"/>
               <w:bidi w:val="0"/>
               <w:spacing w:lineRule="auto" w:line="276"/>
               <w:jc w:val="center"/>
@@ -1005,13 +1004,13 @@
         </w:tc>
         <w:tc>
           <w:tcPr>
-            <w:tcW w:w="2572" w:type="dxa"/>
+            <w:tcW w:w="2573" w:type="dxa"/>
             <w:tcBorders/>
             <w:vAlign w:val="center"/>
           </w:tcPr>
           <w:p>
             <w:pPr>
-              <w:pStyle w:val="user7"/>
+              <w:pStyle w:val="Style16"/>
               <w:bidi w:val="0"/>
               <w:spacing w:lineRule="auto" w:line="276"/>
               <w:jc w:val="center"/>
@@ -1050,7 +1049,7 @@
           </w:tcPr>
           <w:p>
             <w:pPr>
-              <w:pStyle w:val="user7"/>
+              <w:pStyle w:val="Style16"/>
               <w:bidi w:val="0"/>
               <w:spacing w:lineRule="auto" w:line="276"/>
               <w:jc w:val="start"/>
@@ -1079,7 +1078,7 @@
         </w:tc>
         <w:tc>
           <w:tcPr>
-            <w:tcW w:w="1877" w:type="dxa"/>
+            <w:tcW w:w="1876" w:type="dxa"/>
             <w:tcBorders>
               <w:top w:val="single" w:sz="4" w:space="0" w:color="000000"/>
             </w:tcBorders>
@@ -1092,7 +1091,7 @@
           </w:tcPr>
           <w:p>
             <w:pPr>
-              <w:pStyle w:val="user7"/>
+              <w:pStyle w:val="Style16"/>
               <w:bidi w:val="0"/>
               <w:spacing w:lineRule="auto" w:line="276"/>
               <w:jc w:val="center"/>
@@ -1120,12 +1119,12 @@
         </w:tc>
         <w:tc>
           <w:tcPr>
-            <w:tcW w:w="2572" w:type="dxa"/>
+            <w:tcW w:w="2573" w:type="dxa"/>
             <w:tcBorders/>
           </w:tcPr>
           <w:p>
             <w:pPr>
-              <w:pStyle w:val="user7"/>
+              <w:pStyle w:val="Style16"/>
               <w:bidi w:val="0"/>
               <w:spacing w:lineRule="auto" w:line="276"/>
               <w:jc w:val="start"/>
@@ -1209,21 +1208,21 @@
           </w:r>
           <w:r>
             <w:rPr>
-              <w:rStyle w:val="user"/>
+              <w:rStyle w:val="Style9"/>
               <w:rFonts w:ascii="Times New Roman" w:hAnsi="Times New Roman"/>
             </w:rPr>
             <w:instrText xml:space="preserve"> TOC \f \o "1-9" \h</w:instrText>
           </w:r>
           <w:r>
             <w:rPr>
-              <w:rStyle w:val="user"/>
+              <w:rStyle w:val="Style9"/>
               <w:rFonts w:ascii="Times New Roman" w:hAnsi="Times New Roman"/>
             </w:rPr>
             <w:fldChar w:fldCharType="separate"/>
           </w:r>
           <w:r>
             <w:rPr>
-              <w:rStyle w:val="user"/>
+              <w:rStyle w:val="Style9"/>
               <w:rFonts w:ascii="Times New Roman" w:hAnsi="Times New Roman"/>
             </w:rPr>
             <w:t>ВВЕДЕНИЕ</w:t>
@@ -1563,7 +1562,7 @@
     </w:p>
     <w:p>
       <w:pPr>
-        <w:pStyle w:val="Style13"/>
+        <w:pStyle w:val="Style18"/>
         <w:bidi w:val="0"/>
         <w:ind w:hanging="0" w:start="0"/>
         <w:jc w:val="center"/>
@@ -1579,7 +1578,7 @@
     </w:p>
     <w:p>
       <w:pPr>
-        <w:pStyle w:val="Style12"/>
+        <w:pStyle w:val="Style17"/>
         <w:bidi w:val="0"/>
         <w:spacing w:lineRule="auto" w:line="360" w:before="0" w:after="0"/>
         <w:ind w:hanging="0" w:start="0" w:end="283"/>
@@ -2332,7 +2331,7 @@
     </w:p>
     <w:p>
       <w:pPr>
-        <w:pStyle w:val="Style12"/>
+        <w:pStyle w:val="Style17"/>
         <w:bidi w:val="0"/>
         <w:spacing w:lineRule="auto" w:line="360" w:before="0" w:after="0"/>
         <w:ind w:hanging="0" w:start="0" w:end="283"/>
@@ -2350,7 +2349,7 @@
     </w:p>
     <w:p>
       <w:pPr>
-        <w:pStyle w:val="Style12"/>
+        <w:pStyle w:val="Style17"/>
         <w:bidi w:val="0"/>
         <w:spacing w:lineRule="auto" w:line="360" w:before="0" w:after="0"/>
         <w:ind w:hanging="0" w:start="0" w:end="283"/>
@@ -2387,7 +2386,7 @@
     </w:p>
     <w:p>
       <w:pPr>
-        <w:pStyle w:val="Style12"/>
+        <w:pStyle w:val="Style17"/>
         <w:bidi w:val="0"/>
         <w:spacing w:lineRule="auto" w:line="360" w:before="0" w:after="0"/>
         <w:ind w:hanging="0" w:start="0" w:end="283"/>
@@ -2412,7 +2411,7 @@
       </w:pPr>
       <w:r>
         <w:rPr>
-          <w:rStyle w:val="user2"/>
+          <w:rStyle w:val="Style11"/>
         </w:rPr>
         <w:t>#include &lt;stdio.h&gt;</w:t>
       </w:r>
@@ -2426,7 +2425,7 @@
       </w:pPr>
       <w:r>
         <w:rPr>
-          <w:rStyle w:val="user2"/>
+          <w:rStyle w:val="Style11"/>
         </w:rPr>
         <w:t>#include &lt;stdlib.h&gt;</w:t>
       </w:r>
@@ -2440,7 +2439,7 @@
       </w:pPr>
       <w:r>
         <w:rPr>
-          <w:rStyle w:val="user2"/>
+          <w:rStyle w:val="Style11"/>
         </w:rPr>
         <w:t>#include &lt;string.h&gt;</w:t>
       </w:r>
@@ -2454,7 +2453,7 @@
       </w:pPr>
       <w:r>
         <w:rPr>
-          <w:rStyle w:val="user2"/>
+          <w:rStyle w:val="Style11"/>
         </w:rPr>
         <w:t>#include &lt;limits.h&gt;</w:t>
       </w:r>
@@ -2468,7 +2467,7 @@
       </w:pPr>
       <w:r>
         <w:rPr>
-          <w:rStyle w:val="user2"/>
+          <w:rStyle w:val="Style11"/>
         </w:rPr>
         <w:t>#include &lt;time.h&gt;</w:t>
       </w:r>
@@ -2479,7 +2478,7 @@
         <w:bidi w:val="0"/>
         <w:jc w:val="start"/>
         <w:rPr>
-          <w:rStyle w:val="user2"/>
+          <w:rStyle w:val="Style11"/>
         </w:rPr>
       </w:pPr>
       <w:r>
@@ -2495,7 +2494,7 @@
       </w:pPr>
       <w:r>
         <w:rPr>
-          <w:rStyle w:val="user2"/>
+          <w:rStyle w:val="Style11"/>
         </w:rPr>
         <w:t>void f02_swap_ends(int *a, int n)</w:t>
       </w:r>
@@ -2509,7 +2508,7 @@
       </w:pPr>
       <w:r>
         <w:rPr>
-          <w:rStyle w:val="user2"/>
+          <w:rStyle w:val="Style11"/>
         </w:rPr>
         <w:t>{</w:t>
       </w:r>
@@ -2523,13 +2522,13 @@
       </w:pPr>
       <w:r>
         <w:rPr>
-          <w:rStyle w:val="user2"/>
-        </w:rPr>
-        <w:t xml:space="preserve">    </w:t>
-      </w:r>
-      <w:r>
-        <w:rPr>
-          <w:rStyle w:val="user2"/>
+          <w:rStyle w:val="Style11"/>
+        </w:rPr>
+        <w:t xml:space="preserve">    </w:t>
+      </w:r>
+      <w:r>
+        <w:rPr>
+          <w:rStyle w:val="Style11"/>
         </w:rPr>
         <w:t>if (n &lt; 2) return;</w:t>
       </w:r>
@@ -2543,13 +2542,13 @@
       </w:pPr>
       <w:r>
         <w:rPr>
-          <w:rStyle w:val="user2"/>
-        </w:rPr>
-        <w:t xml:space="preserve">    </w:t>
-      </w:r>
-      <w:r>
-        <w:rPr>
-          <w:rStyle w:val="user2"/>
+          <w:rStyle w:val="Style11"/>
+        </w:rPr>
+        <w:t xml:space="preserve">    </w:t>
+      </w:r>
+      <w:r>
+        <w:rPr>
+          <w:rStyle w:val="Style11"/>
         </w:rPr>
         <w:t>int t    = a[0];</w:t>
       </w:r>
@@ -2563,13 +2562,13 @@
       </w:pPr>
       <w:r>
         <w:rPr>
-          <w:rStyle w:val="user2"/>
-        </w:rPr>
-        <w:t xml:space="preserve">    </w:t>
-      </w:r>
-      <w:r>
-        <w:rPr>
-          <w:rStyle w:val="user2"/>
+          <w:rStyle w:val="Style11"/>
+        </w:rPr>
+        <w:t xml:space="preserve">    </w:t>
+      </w:r>
+      <w:r>
+        <w:rPr>
+          <w:rStyle w:val="Style11"/>
         </w:rPr>
         <w:t>a[0]     = a[n - 1];</w:t>
       </w:r>
@@ -2583,13 +2582,13 @@
       </w:pPr>
       <w:r>
         <w:rPr>
-          <w:rStyle w:val="user2"/>
-        </w:rPr>
-        <w:t xml:space="preserve">    </w:t>
-      </w:r>
-      <w:r>
-        <w:rPr>
-          <w:rStyle w:val="user2"/>
+          <w:rStyle w:val="Style11"/>
+        </w:rPr>
+        <w:t xml:space="preserve">    </w:t>
+      </w:r>
+      <w:r>
+        <w:rPr>
+          <w:rStyle w:val="Style11"/>
         </w:rPr>
         <w:t>a[n - 1] = t;</w:t>
       </w:r>
@@ -2603,7 +2602,7 @@
       </w:pPr>
       <w:r>
         <w:rPr>
-          <w:rStyle w:val="user2"/>
+          <w:rStyle w:val="Style11"/>
         </w:rPr>
         <w:t>}</w:t>
       </w:r>
@@ -2614,7 +2613,7 @@
         <w:bidi w:val="0"/>
         <w:jc w:val="start"/>
         <w:rPr>
-          <w:rStyle w:val="user2"/>
+          <w:rStyle w:val="Style11"/>
         </w:rPr>
       </w:pPr>
       <w:r>
@@ -2630,7 +2629,7 @@
       </w:pPr>
       <w:r>
         <w:rPr>
-          <w:rStyle w:val="user2"/>
+          <w:rStyle w:val="Style11"/>
         </w:rPr>
         <w:t>int main() {</w:t>
       </w:r>
@@ -2644,13 +2643,13 @@
       </w:pPr>
       <w:r>
         <w:rPr>
-          <w:rStyle w:val="user2"/>
-        </w:rPr>
-        <w:t xml:space="preserve">    </w:t>
-      </w:r>
-      <w:r>
-        <w:rPr>
-          <w:rStyle w:val="user2"/>
+          <w:rStyle w:val="Style11"/>
+        </w:rPr>
+        <w:t xml:space="preserve">    </w:t>
+      </w:r>
+      <w:r>
+        <w:rPr>
+          <w:rStyle w:val="Style11"/>
         </w:rPr>
         <w:t>int n = 100000;</w:t>
       </w:r>
@@ -2664,13 +2663,13 @@
       </w:pPr>
       <w:r>
         <w:rPr>
-          <w:rStyle w:val="user2"/>
-        </w:rPr>
-        <w:t xml:space="preserve">    </w:t>
-      </w:r>
-      <w:r>
-        <w:rPr>
-          <w:rStyle w:val="user2"/>
+          <w:rStyle w:val="Style11"/>
+        </w:rPr>
+        <w:t xml:space="preserve">    </w:t>
+      </w:r>
+      <w:r>
+        <w:rPr>
+          <w:rStyle w:val="Style11"/>
         </w:rPr>
         <w:t>int *arr = malloc(n * sizeof(int));</w:t>
       </w:r>
@@ -2684,13 +2683,13 @@
       </w:pPr>
       <w:r>
         <w:rPr>
-          <w:rStyle w:val="user2"/>
-        </w:rPr>
-        <w:t xml:space="preserve">    </w:t>
-      </w:r>
-      <w:r>
-        <w:rPr>
-          <w:rStyle w:val="user2"/>
+          <w:rStyle w:val="Style11"/>
+        </w:rPr>
+        <w:t xml:space="preserve">    </w:t>
+      </w:r>
+      <w:r>
+        <w:rPr>
+          <w:rStyle w:val="Style11"/>
         </w:rPr>
         <w:t>for (int i = 0; i &lt; n; i++) {</w:t>
       </w:r>
@@ -2704,13 +2703,13 @@
       </w:pPr>
       <w:r>
         <w:rPr>
-          <w:rStyle w:val="user2"/>
+          <w:rStyle w:val="Style11"/>
         </w:rPr>
         <w:t xml:space="preserve">        </w:t>
       </w:r>
       <w:r>
         <w:rPr>
-          <w:rStyle w:val="user2"/>
+          <w:rStyle w:val="Style11"/>
         </w:rPr>
         <w:t>arr[i] = rand() % 1000;</w:t>
       </w:r>
@@ -2724,13 +2723,13 @@
       </w:pPr>
       <w:r>
         <w:rPr>
-          <w:rStyle w:val="user2"/>
-        </w:rPr>
-        <w:t xml:space="preserve">    </w:t>
-      </w:r>
-      <w:r>
-        <w:rPr>
-          <w:rStyle w:val="user2"/>
+          <w:rStyle w:val="Style11"/>
+        </w:rPr>
+        <w:t xml:space="preserve">    </w:t>
+      </w:r>
+      <w:r>
+        <w:rPr>
+          <w:rStyle w:val="Style11"/>
         </w:rPr>
         <w:t>}</w:t>
       </w:r>
@@ -2741,7 +2740,7 @@
         <w:bidi w:val="0"/>
         <w:jc w:val="start"/>
         <w:rPr>
-          <w:rStyle w:val="user2"/>
+          <w:rStyle w:val="Style11"/>
         </w:rPr>
       </w:pPr>
       <w:r>
@@ -2757,13 +2756,13 @@
       </w:pPr>
       <w:r>
         <w:rPr>
-          <w:rStyle w:val="user2"/>
-        </w:rPr>
-        <w:t xml:space="preserve">    </w:t>
-      </w:r>
-      <w:r>
-        <w:rPr>
-          <w:rStyle w:val="user2"/>
+          <w:rStyle w:val="Style11"/>
+        </w:rPr>
+        <w:t xml:space="preserve">    </w:t>
+      </w:r>
+      <w:r>
+        <w:rPr>
+          <w:rStyle w:val="Style11"/>
         </w:rPr>
         <w:t>clock_t start = clock();</w:t>
       </w:r>
@@ -2777,13 +2776,13 @@
       </w:pPr>
       <w:r>
         <w:rPr>
-          <w:rStyle w:val="user2"/>
-        </w:rPr>
-        <w:t xml:space="preserve">    </w:t>
-      </w:r>
-      <w:r>
-        <w:rPr>
-          <w:rStyle w:val="user2"/>
+          <w:rStyle w:val="Style11"/>
+        </w:rPr>
+        <w:t xml:space="preserve">    </w:t>
+      </w:r>
+      <w:r>
+        <w:rPr>
+          <w:rStyle w:val="Style11"/>
         </w:rPr>
         <w:t>f02_swap_ends(arr, n);</w:t>
       </w:r>
@@ -2797,13 +2796,13 @@
       </w:pPr>
       <w:r>
         <w:rPr>
-          <w:rStyle w:val="user2"/>
-        </w:rPr>
-        <w:t xml:space="preserve">    </w:t>
-      </w:r>
-      <w:r>
-        <w:rPr>
-          <w:rStyle w:val="user2"/>
+          <w:rStyle w:val="Style11"/>
+        </w:rPr>
+        <w:t xml:space="preserve">    </w:t>
+      </w:r>
+      <w:r>
+        <w:rPr>
+          <w:rStyle w:val="Style11"/>
         </w:rPr>
         <w:t>clock_t end = clock();</w:t>
       </w:r>
@@ -2814,7 +2813,7 @@
         <w:bidi w:val="0"/>
         <w:jc w:val="start"/>
         <w:rPr>
-          <w:rStyle w:val="user2"/>
+          <w:rStyle w:val="Style11"/>
         </w:rPr>
       </w:pPr>
       <w:r>
@@ -2830,13 +2829,13 @@
       </w:pPr>
       <w:r>
         <w:rPr>
-          <w:rStyle w:val="user2"/>
-        </w:rPr>
-        <w:t xml:space="preserve">    </w:t>
-      </w:r>
-      <w:r>
-        <w:rPr>
-          <w:rStyle w:val="user2"/>
+          <w:rStyle w:val="Style11"/>
+        </w:rPr>
+        <w:t xml:space="preserve">    </w:t>
+      </w:r>
+      <w:r>
+        <w:rPr>
+          <w:rStyle w:val="Style11"/>
         </w:rPr>
         <w:t>double time_spent = (double)(end - start) / CLOCKS_PER_SEC;</w:t>
       </w:r>
@@ -2847,7 +2846,7 @@
         <w:bidi w:val="0"/>
         <w:jc w:val="start"/>
         <w:rPr>
-          <w:rStyle w:val="user2"/>
+          <w:rStyle w:val="Style11"/>
         </w:rPr>
       </w:pPr>
       <w:r>
@@ -2863,13 +2862,13 @@
       </w:pPr>
       <w:r>
         <w:rPr>
-          <w:rStyle w:val="user2"/>
-        </w:rPr>
-        <w:t xml:space="preserve">    </w:t>
-      </w:r>
-      <w:r>
-        <w:rPr>
-          <w:rStyle w:val="user2"/>
+          <w:rStyle w:val="Style11"/>
+        </w:rPr>
+        <w:t xml:space="preserve">    </w:t>
+      </w:r>
+      <w:r>
+        <w:rPr>
+          <w:rStyle w:val="Style11"/>
         </w:rPr>
         <w:t>//printf("Result = %lld\n", result);</w:t>
       </w:r>
@@ -2883,13 +2882,13 @@
       </w:pPr>
       <w:r>
         <w:rPr>
-          <w:rStyle w:val="user2"/>
-        </w:rPr>
-        <w:t xml:space="preserve">    </w:t>
-      </w:r>
-      <w:r>
-        <w:rPr>
-          <w:rStyle w:val="user2"/>
+          <w:rStyle w:val="Style11"/>
+        </w:rPr>
+        <w:t xml:space="preserve">    </w:t>
+      </w:r>
+      <w:r>
+        <w:rPr>
+          <w:rStyle w:val="Style11"/>
         </w:rPr>
         <w:t>printf("Time = %f seconds\n", time_spent);</w:t>
       </w:r>
@@ -2900,7 +2899,7 @@
         <w:bidi w:val="0"/>
         <w:jc w:val="start"/>
         <w:rPr>
-          <w:rStyle w:val="user2"/>
+          <w:rStyle w:val="Style11"/>
         </w:rPr>
       </w:pPr>
       <w:r>
@@ -2916,13 +2915,13 @@
       </w:pPr>
       <w:r>
         <w:rPr>
-          <w:rStyle w:val="user2"/>
-        </w:rPr>
-        <w:t xml:space="preserve">    </w:t>
-      </w:r>
-      <w:r>
-        <w:rPr>
-          <w:rStyle w:val="user2"/>
+          <w:rStyle w:val="Style11"/>
+        </w:rPr>
+        <w:t xml:space="preserve">    </w:t>
+      </w:r>
+      <w:r>
+        <w:rPr>
+          <w:rStyle w:val="Style11"/>
         </w:rPr>
         <w:t>free(arr);</w:t>
       </w:r>
@@ -2936,13 +2935,13 @@
       </w:pPr>
       <w:r>
         <w:rPr>
-          <w:rStyle w:val="user2"/>
-        </w:rPr>
-        <w:t xml:space="preserve">    </w:t>
-      </w:r>
-      <w:r>
-        <w:rPr>
-          <w:rStyle w:val="user2"/>
+          <w:rStyle w:val="Style11"/>
+        </w:rPr>
+        <w:t xml:space="preserve">    </w:t>
+      </w:r>
+      <w:r>
+        <w:rPr>
+          <w:rStyle w:val="Style11"/>
         </w:rPr>
         <w:t>return 0;</w:t>
       </w:r>
@@ -2956,14 +2955,14 @@
       </w:pPr>
       <w:r>
         <w:rPr>
-          <w:rStyle w:val="user2"/>
+          <w:rStyle w:val="Style11"/>
         </w:rPr>
         <w:t>}</w:t>
       </w:r>
     </w:p>
     <w:p>
       <w:pPr>
-        <w:pStyle w:val="Style12"/>
+        <w:pStyle w:val="Style17"/>
         <w:bidi w:val="0"/>
         <w:spacing w:lineRule="auto" w:line="360" w:before="0" w:after="0"/>
         <w:ind w:hanging="0" w:start="0" w:end="283"/>
@@ -2981,7 +2980,7 @@
     </w:p>
     <w:p>
       <w:pPr>
-        <w:pStyle w:val="Style12"/>
+        <w:pStyle w:val="Style17"/>
         <w:bidi w:val="0"/>
         <w:spacing w:lineRule="auto" w:line="360" w:before="0" w:after="0"/>
         <w:ind w:hanging="0" w:start="0" w:end="283"/>
@@ -3002,7 +3001,7 @@
     </w:p>
     <w:p>
       <w:pPr>
-        <w:pStyle w:val="Style12"/>
+        <w:pStyle w:val="Style17"/>
         <w:bidi w:val="0"/>
         <w:spacing w:lineRule="auto" w:line="360" w:before="0" w:after="0"/>
         <w:ind w:hanging="0" w:start="0" w:end="283"/>
@@ -3020,7 +3019,7 @@
     </w:p>
     <w:p>
       <w:pPr>
-        <w:pStyle w:val="Style12"/>
+        <w:pStyle w:val="Style17"/>
         <w:bidi w:val="0"/>
         <w:spacing w:lineRule="auto" w:line="360" w:before="0" w:after="0"/>
         <w:ind w:hanging="0" w:start="0" w:end="283"/>
@@ -3038,7 +3037,7 @@
     </w:p>
     <w:p>
       <w:pPr>
-        <w:pStyle w:val="Style12"/>
+        <w:pStyle w:val="Style17"/>
         <w:bidi w:val="0"/>
         <w:spacing w:lineRule="auto" w:line="360" w:before="0" w:after="0"/>
         <w:ind w:hanging="0" w:start="0" w:end="283"/>
@@ -3102,7 +3101,7 @@
     </w:p>
     <w:p>
       <w:pPr>
-        <w:pStyle w:val="Style12"/>
+        <w:pStyle w:val="Style17"/>
         <w:bidi w:val="0"/>
         <w:spacing w:lineRule="auto" w:line="360" w:before="0" w:after="0"/>
         <w:ind w:firstLine="709"/>
@@ -3150,7 +3149,7 @@
     </w:p>
     <w:p>
       <w:pPr>
-        <w:pStyle w:val="Style12"/>
+        <w:pStyle w:val="Style17"/>
         <w:bidi w:val="0"/>
         <w:spacing w:lineRule="auto" w:line="360" w:before="0" w:after="0"/>
         <w:ind w:hanging="0" w:start="0" w:end="283"/>
@@ -3175,7 +3174,7 @@
       </w:pPr>
       <w:r>
         <w:rPr>
-          <w:rStyle w:val="user2"/>
+          <w:rStyle w:val="Style11"/>
           <w:rFonts w:ascii="Liberation Mono" w:hAnsi="Liberation Mono"/>
         </w:rPr>
         <w:t>#include &lt;stdio.h&gt;</w:t>
@@ -3883,7 +3882,7 @@
         <w:bidi w:val="0"/>
         <w:jc w:val="start"/>
         <w:rPr>
-          <w:rStyle w:val="user2"/>
+          <w:rStyle w:val="Style11"/>
         </w:rPr>
       </w:pPr>
       <w:r>
@@ -3892,7 +3891,7 @@
     </w:p>
     <w:p>
       <w:pPr>
-        <w:pStyle w:val="Style12"/>
+        <w:pStyle w:val="Style17"/>
         <w:bidi w:val="0"/>
         <w:spacing w:lineRule="auto" w:line="360" w:before="0" w:after="0"/>
         <w:ind w:hanging="0" w:start="0" w:end="283"/>
@@ -3910,7 +3909,7 @@
     </w:p>
     <w:p>
       <w:pPr>
-        <w:pStyle w:val="Style12"/>
+        <w:pStyle w:val="Style17"/>
         <w:bidi w:val="0"/>
         <w:spacing w:lineRule="auto" w:line="360" w:before="0" w:after="0"/>
         <w:ind w:hanging="0" w:start="0" w:end="283"/>
@@ -3931,7 +3930,7 @@
     </w:p>
     <w:p>
       <w:pPr>
-        <w:pStyle w:val="Style12"/>
+        <w:pStyle w:val="Style17"/>
         <w:bidi w:val="0"/>
         <w:spacing w:lineRule="auto" w:line="360" w:before="0" w:after="0"/>
         <w:ind w:hanging="0" w:start="0" w:end="283"/>
@@ -3949,7 +3948,7 @@
     </w:p>
     <w:p>
       <w:pPr>
-        <w:pStyle w:val="Style12"/>
+        <w:pStyle w:val="Style17"/>
         <w:bidi w:val="0"/>
         <w:spacing w:lineRule="auto" w:line="360" w:before="0" w:after="0"/>
         <w:ind w:hanging="0" w:start="0" w:end="283"/>
@@ -3967,7 +3966,7 @@
     </w:p>
     <w:p>
       <w:pPr>
-        <w:pStyle w:val="Style12"/>
+        <w:pStyle w:val="Style17"/>
         <w:bidi w:val="0"/>
         <w:spacing w:lineRule="auto" w:line="360" w:before="0" w:after="0"/>
         <w:ind w:hanging="0" w:start="0" w:end="283"/>
@@ -4031,7 +4030,7 @@
     </w:p>
     <w:p>
       <w:pPr>
-        <w:pStyle w:val="Style12"/>
+        <w:pStyle w:val="Style17"/>
         <w:bidi w:val="0"/>
         <w:rPr>
           <w:rFonts w:ascii="Times New Roman" w:hAnsi="Times New Roman"/>
@@ -4078,7 +4077,7 @@
     </w:p>
     <w:p>
       <w:pPr>
-        <w:pStyle w:val="Style12"/>
+        <w:pStyle w:val="Style17"/>
         <w:bidi w:val="0"/>
         <w:spacing w:lineRule="auto" w:line="360" w:before="0" w:after="0"/>
         <w:ind w:hanging="0" w:start="0" w:end="283"/>
@@ -4103,7 +4102,7 @@
       </w:pPr>
       <w:r>
         <w:rPr>
-          <w:rStyle w:val="user2"/>
+          <w:rStyle w:val="Style11"/>
           <w:rFonts w:ascii="Liberation Mono" w:hAnsi="Liberation Mono"/>
         </w:rPr>
         <w:t>#include &lt;stdio.h&gt;</w:t>
@@ -4701,23 +4700,23 @@
         <w:bidi w:val="0"/>
         <w:jc w:val="start"/>
         <w:rPr>
-          <w:rStyle w:val="user2"/>
-          <w:rFonts w:ascii="Liberation Mono" w:hAnsi="Liberation Mono"/>
-        </w:rPr>
-      </w:pPr>
-      <w:r>
-        <w:rPr>
-          <w:rFonts w:ascii="Liberation Mono" w:hAnsi="Liberation Mono"/>
-        </w:rPr>
-      </w:r>
-    </w:p>
-    <w:p>
-      <w:pPr>
-        <w:pStyle w:val="Normal"/>
-        <w:bidi w:val="0"/>
-        <w:jc w:val="start"/>
-        <w:rPr>
-          <w:rStyle w:val="user2"/>
+          <w:rStyle w:val="Style11"/>
+          <w:rFonts w:ascii="Liberation Mono" w:hAnsi="Liberation Mono"/>
+        </w:rPr>
+      </w:pPr>
+      <w:r>
+        <w:rPr>
+          <w:rFonts w:ascii="Liberation Mono" w:hAnsi="Liberation Mono"/>
+        </w:rPr>
+      </w:r>
+    </w:p>
+    <w:p>
+      <w:pPr>
+        <w:pStyle w:val="Normal"/>
+        <w:bidi w:val="0"/>
+        <w:jc w:val="start"/>
+        <w:rPr>
+          <w:rStyle w:val="Style11"/>
         </w:rPr>
       </w:pPr>
       <w:r>
@@ -4726,7 +4725,7 @@
     </w:p>
     <w:p>
       <w:pPr>
-        <w:pStyle w:val="Style12"/>
+        <w:pStyle w:val="Style17"/>
         <w:bidi w:val="0"/>
         <w:spacing w:lineRule="auto" w:line="360" w:before="0" w:after="0"/>
         <w:ind w:hanging="0" w:start="0" w:end="283"/>
@@ -4744,7 +4743,7 @@
     </w:p>
     <w:p>
       <w:pPr>
-        <w:pStyle w:val="Style12"/>
+        <w:pStyle w:val="Style17"/>
         <w:bidi w:val="0"/>
         <w:spacing w:lineRule="auto" w:line="360" w:before="0" w:after="0"/>
         <w:ind w:hanging="0" w:start="0" w:end="283"/>
@@ -4765,7 +4764,7 @@
     </w:p>
     <w:p>
       <w:pPr>
-        <w:pStyle w:val="Style12"/>
+        <w:pStyle w:val="Style17"/>
         <w:bidi w:val="0"/>
         <w:spacing w:lineRule="auto" w:line="360" w:before="0" w:after="0"/>
         <w:ind w:hanging="0" w:start="0" w:end="283"/>
@@ -4783,7 +4782,7 @@
     </w:p>
     <w:p>
       <w:pPr>
-        <w:pStyle w:val="Style12"/>
+        <w:pStyle w:val="Style17"/>
         <w:bidi w:val="0"/>
         <w:spacing w:lineRule="auto" w:line="360" w:before="0" w:after="0"/>
         <w:ind w:hanging="0" w:start="0" w:end="283"/>
@@ -4801,7 +4800,7 @@
     </w:p>
     <w:p>
       <w:pPr>
-        <w:pStyle w:val="Style12"/>
+        <w:pStyle w:val="Style17"/>
         <w:bidi w:val="0"/>
         <w:spacing w:lineRule="auto" w:line="360" w:before="0" w:after="0"/>
         <w:ind w:hanging="0" w:start="0" w:end="283"/>
@@ -4865,7 +4864,7 @@
     </w:p>
     <w:p>
       <w:pPr>
-        <w:pStyle w:val="Style12"/>
+        <w:pStyle w:val="Style17"/>
         <w:bidi w:val="0"/>
         <w:rPr>
           <w:rFonts w:ascii="Times New Roman" w:hAnsi="Times New Roman"/>
@@ -4912,7 +4911,7 @@
     </w:p>
     <w:p>
       <w:pPr>
-        <w:pStyle w:val="Style12"/>
+        <w:pStyle w:val="Style17"/>
         <w:bidi w:val="0"/>
         <w:spacing w:lineRule="auto" w:line="360" w:before="0" w:after="0"/>
         <w:ind w:hanging="0" w:start="0" w:end="283"/>
@@ -4937,7 +4936,7 @@
       </w:pPr>
       <w:r>
         <w:rPr>
-          <w:rStyle w:val="user2"/>
+          <w:rStyle w:val="Style11"/>
           <w:rFonts w:ascii="Liberation Mono" w:hAnsi="Liberation Mono"/>
         </w:rPr>
         <w:t>#include &lt;stdio.h&gt;</w:t>
@@ -5535,39 +5534,39 @@
         <w:bidi w:val="0"/>
         <w:jc w:val="start"/>
         <w:rPr>
-          <w:rStyle w:val="user2"/>
-          <w:rFonts w:ascii="Liberation Mono" w:hAnsi="Liberation Mono"/>
-        </w:rPr>
-      </w:pPr>
-      <w:r>
-        <w:rPr>
-          <w:rFonts w:ascii="Liberation Mono" w:hAnsi="Liberation Mono"/>
-        </w:rPr>
-      </w:r>
-    </w:p>
-    <w:p>
-      <w:pPr>
-        <w:pStyle w:val="Normal"/>
-        <w:bidi w:val="0"/>
-        <w:jc w:val="start"/>
-        <w:rPr>
-          <w:rStyle w:val="user2"/>
-          <w:rFonts w:ascii="Liberation Mono" w:hAnsi="Liberation Mono"/>
-        </w:rPr>
-      </w:pPr>
-      <w:r>
-        <w:rPr>
-          <w:rFonts w:ascii="Liberation Mono" w:hAnsi="Liberation Mono"/>
-        </w:rPr>
-      </w:r>
-    </w:p>
-    <w:p>
-      <w:pPr>
-        <w:pStyle w:val="Normal"/>
-        <w:bidi w:val="0"/>
-        <w:jc w:val="start"/>
-        <w:rPr>
-          <w:rStyle w:val="user2"/>
+          <w:rStyle w:val="Style11"/>
+          <w:rFonts w:ascii="Liberation Mono" w:hAnsi="Liberation Mono"/>
+        </w:rPr>
+      </w:pPr>
+      <w:r>
+        <w:rPr>
+          <w:rFonts w:ascii="Liberation Mono" w:hAnsi="Liberation Mono"/>
+        </w:rPr>
+      </w:r>
+    </w:p>
+    <w:p>
+      <w:pPr>
+        <w:pStyle w:val="Normal"/>
+        <w:bidi w:val="0"/>
+        <w:jc w:val="start"/>
+        <w:rPr>
+          <w:rStyle w:val="Style11"/>
+          <w:rFonts w:ascii="Liberation Mono" w:hAnsi="Liberation Mono"/>
+        </w:rPr>
+      </w:pPr>
+      <w:r>
+        <w:rPr>
+          <w:rFonts w:ascii="Liberation Mono" w:hAnsi="Liberation Mono"/>
+        </w:rPr>
+      </w:r>
+    </w:p>
+    <w:p>
+      <w:pPr>
+        <w:pStyle w:val="Normal"/>
+        <w:bidi w:val="0"/>
+        <w:jc w:val="start"/>
+        <w:rPr>
+          <w:rStyle w:val="Style11"/>
         </w:rPr>
       </w:pPr>
       <w:r>
@@ -5576,7 +5575,7 @@
     </w:p>
     <w:p>
       <w:pPr>
-        <w:pStyle w:val="Style12"/>
+        <w:pStyle w:val="Style17"/>
         <w:bidi w:val="0"/>
         <w:spacing w:lineRule="auto" w:line="360" w:before="0" w:after="0"/>
         <w:ind w:hanging="0" w:start="0" w:end="283"/>
@@ -5594,7 +5593,7 @@
     </w:p>
     <w:p>
       <w:pPr>
-        <w:pStyle w:val="Style12"/>
+        <w:pStyle w:val="Style17"/>
         <w:bidi w:val="0"/>
         <w:spacing w:lineRule="auto" w:line="360" w:before="0" w:after="0"/>
         <w:ind w:hanging="0" w:start="0" w:end="283"/>
@@ -5615,7 +5614,7 @@
     </w:p>
     <w:p>
       <w:pPr>
-        <w:pStyle w:val="Style12"/>
+        <w:pStyle w:val="Style17"/>
         <w:bidi w:val="0"/>
         <w:spacing w:lineRule="auto" w:line="360" w:before="0" w:after="0"/>
         <w:ind w:hanging="0" w:start="0" w:end="283"/>
@@ -5633,7 +5632,7 @@
     </w:p>
     <w:p>
       <w:pPr>
-        <w:pStyle w:val="Style12"/>
+        <w:pStyle w:val="Style17"/>
         <w:bidi w:val="0"/>
         <w:spacing w:lineRule="auto" w:line="360" w:before="0" w:after="0"/>
         <w:ind w:hanging="0" w:start="0" w:end="283"/>
@@ -5651,7 +5650,7 @@
     </w:p>
     <w:p>
       <w:pPr>
-        <w:pStyle w:val="Style12"/>
+        <w:pStyle w:val="Style17"/>
         <w:bidi w:val="0"/>
         <w:spacing w:lineRule="auto" w:line="360" w:before="0" w:after="0"/>
         <w:ind w:hanging="0" w:start="0" w:end="283"/>
@@ -5715,7 +5714,7 @@
     </w:p>
     <w:p>
       <w:pPr>
-        <w:pStyle w:val="Style12"/>
+        <w:pStyle w:val="Style17"/>
         <w:bidi w:val="0"/>
         <w:rPr>
           <w:rFonts w:ascii="Times New Roman" w:hAnsi="Times New Roman"/>
@@ -5762,7 +5761,7 @@
     </w:p>
     <w:p>
       <w:pPr>
-        <w:pStyle w:val="Style12"/>
+        <w:pStyle w:val="Style17"/>
         <w:bidi w:val="0"/>
         <w:spacing w:lineRule="auto" w:line="360" w:before="0" w:after="0"/>
         <w:ind w:hanging="0" w:start="0" w:end="283"/>
@@ -5787,7 +5786,7 @@
       </w:pPr>
       <w:r>
         <w:rPr>
-          <w:rStyle w:val="user2"/>
+          <w:rStyle w:val="Style11"/>
           <w:rFonts w:ascii="Liberation Mono" w:hAnsi="Liberation Mono"/>
         </w:rPr>
         <w:t>#include &lt;stdio.h&gt;</w:t>
@@ -6749,7 +6748,7 @@
     </w:p>
     <w:p>
       <w:pPr>
-        <w:pStyle w:val="Style12"/>
+        <w:pStyle w:val="Style17"/>
         <w:bidi w:val="0"/>
         <w:spacing w:lineRule="auto" w:line="360" w:before="0" w:after="0"/>
         <w:ind w:hanging="0" w:start="0" w:end="283"/>
@@ -6767,7 +6766,7 @@
     </w:p>
     <w:p>
       <w:pPr>
-        <w:pStyle w:val="Style12"/>
+        <w:pStyle w:val="Style17"/>
         <w:bidi w:val="0"/>
         <w:spacing w:lineRule="auto" w:line="360" w:before="0" w:after="0"/>
         <w:ind w:hanging="0" w:start="0" w:end="283"/>
@@ -6785,7 +6784,7 @@
     </w:p>
     <w:p>
       <w:pPr>
-        <w:pStyle w:val="Style12"/>
+        <w:pStyle w:val="Style17"/>
         <w:bidi w:val="0"/>
         <w:spacing w:lineRule="auto" w:line="360" w:before="0" w:after="0"/>
         <w:ind w:hanging="0" w:start="0" w:end="283"/>
@@ -6849,7 +6848,7 @@
     </w:p>
     <w:p>
       <w:pPr>
-        <w:pStyle w:val="Style12"/>
+        <w:pStyle w:val="Style17"/>
         <w:bidi w:val="0"/>
         <w:rPr>
           <w:rFonts w:ascii="Times New Roman" w:hAnsi="Times New Roman"/>
@@ -6896,7 +6895,7 @@
     </w:p>
     <w:p>
       <w:pPr>
-        <w:pStyle w:val="Style12"/>
+        <w:pStyle w:val="Style17"/>
         <w:bidi w:val="0"/>
         <w:spacing w:lineRule="auto" w:line="360" w:before="0" w:after="0"/>
         <w:ind w:hanging="0" w:start="0" w:end="283"/>
@@ -6921,7 +6920,7 @@
       </w:pPr>
       <w:r>
         <w:rPr>
-          <w:rStyle w:val="user2"/>
+          <w:rStyle w:val="Style11"/>
           <w:rFonts w:ascii="Liberation Mono" w:hAnsi="Liberation Mono"/>
         </w:rPr>
         <w:t>#include &lt;stdio.h&gt;</w:t>
@@ -8195,19 +8194,19 @@
         <w:bidi w:val="0"/>
         <w:jc w:val="start"/>
         <w:rPr>
-          <w:rStyle w:val="user2"/>
-          <w:rFonts w:ascii="Liberation Mono" w:hAnsi="Liberation Mono"/>
-        </w:rPr>
-      </w:pPr>
-      <w:r>
-        <w:rPr>
-          <w:rFonts w:ascii="Liberation Mono" w:hAnsi="Liberation Mono"/>
-        </w:rPr>
-      </w:r>
-    </w:p>
-    <w:p>
-      <w:pPr>
-        <w:pStyle w:val="Style12"/>
+          <w:rStyle w:val="Style11"/>
+          <w:rFonts w:ascii="Liberation Mono" w:hAnsi="Liberation Mono"/>
+        </w:rPr>
+      </w:pPr>
+      <w:r>
+        <w:rPr>
+          <w:rFonts w:ascii="Liberation Mono" w:hAnsi="Liberation Mono"/>
+        </w:rPr>
+      </w:r>
+    </w:p>
+    <w:p>
+      <w:pPr>
+        <w:pStyle w:val="Style17"/>
         <w:bidi w:val="0"/>
         <w:spacing w:lineRule="auto" w:line="360" w:before="0" w:after="0"/>
         <w:ind w:hanging="0" w:start="0" w:end="283"/>
@@ -8225,7 +8224,7 @@
     </w:p>
     <w:p>
       <w:pPr>
-        <w:pStyle w:val="Style12"/>
+        <w:pStyle w:val="Style17"/>
         <w:bidi w:val="0"/>
         <w:spacing w:lineRule="auto" w:line="360" w:before="0" w:after="0"/>
         <w:ind w:hanging="0" w:start="0" w:end="283"/>
@@ -8243,7 +8242,7 @@
     </w:p>
     <w:p>
       <w:pPr>
-        <w:pStyle w:val="Style12"/>
+        <w:pStyle w:val="Style17"/>
         <w:bidi w:val="0"/>
         <w:spacing w:lineRule="auto" w:line="360" w:before="0" w:after="0"/>
         <w:ind w:hanging="0" w:start="0" w:end="283"/>
@@ -8307,7 +8306,7 @@
     </w:p>
     <w:p>
       <w:pPr>
-        <w:pStyle w:val="Style12"/>
+        <w:pStyle w:val="Style17"/>
         <w:bidi w:val="0"/>
         <w:rPr>
           <w:rFonts w:ascii="Times New Roman" w:hAnsi="Times New Roman"/>
@@ -8331,7 +8330,7 @@
     </w:p>
     <w:p>
       <w:pPr>
-        <w:pStyle w:val="Style12"/>
+        <w:pStyle w:val="Style17"/>
         <w:bidi w:val="0"/>
         <w:spacing w:lineRule="auto" w:line="360" w:before="0" w:after="0"/>
         <w:ind w:hanging="0" w:start="0" w:end="283"/>
@@ -8349,7 +8348,7 @@
     </w:p>
     <w:p>
       <w:pPr>
-        <w:pStyle w:val="Style12"/>
+        <w:pStyle w:val="Style17"/>
         <w:bidi w:val="0"/>
         <w:spacing w:lineRule="auto" w:line="360" w:before="0" w:after="0"/>
         <w:ind w:hanging="0" w:start="0" w:end="283"/>
@@ -8367,7 +8366,7 @@
     </w:p>
     <w:p>
       <w:pPr>
-        <w:pStyle w:val="Style12"/>
+        <w:pStyle w:val="Style17"/>
         <w:bidi w:val="0"/>
         <w:spacing w:lineRule="auto" w:line="360" w:before="0" w:after="0"/>
         <w:ind w:hanging="0" w:start="0" w:end="283"/>
@@ -8385,7 +8384,7 @@
     </w:p>
     <w:p>
       <w:pPr>
-        <w:pStyle w:val="Style12"/>
+        <w:pStyle w:val="Style17"/>
         <w:bidi w:val="0"/>
         <w:spacing w:lineRule="auto" w:line="360" w:before="0" w:after="0"/>
         <w:ind w:hanging="0" w:start="0" w:end="283"/>
@@ -8403,7 +8402,7 @@
     </w:p>
     <w:p>
       <w:pPr>
-        <w:pStyle w:val="Style12"/>
+        <w:pStyle w:val="Style17"/>
         <w:bidi w:val="0"/>
         <w:spacing w:lineRule="auto" w:line="360" w:before="0" w:after="0"/>
         <w:ind w:hanging="0" w:start="0" w:end="283"/>
@@ -8421,7 +8420,7 @@
     </w:p>
     <w:p>
       <w:pPr>
-        <w:pStyle w:val="Style12"/>
+        <w:pStyle w:val="Style17"/>
         <w:bidi w:val="0"/>
         <w:spacing w:lineRule="auto" w:line="360" w:before="0" w:after="0"/>
         <w:ind w:hanging="0" w:start="0" w:end="283"/>
@@ -8462,7 +8461,7 @@
     </w:p>
     <w:p>
       <w:pPr>
-        <w:pStyle w:val="Style12"/>
+        <w:pStyle w:val="Style17"/>
         <w:bidi w:val="0"/>
         <w:spacing w:lineRule="auto" w:line="360" w:before="0" w:after="0"/>
         <w:ind w:hanging="0" w:start="0" w:end="283"/>
@@ -8487,7 +8486,7 @@
       </w:pPr>
       <w:r>
         <w:rPr>
-          <w:rStyle w:val="user2"/>
+          <w:rStyle w:val="Style11"/>
           <w:rFonts w:ascii="Liberation Mono" w:hAnsi="Liberation Mono"/>
         </w:rPr>
         <w:t>#include &lt;stdio.h&gt;</w:t>
@@ -9107,35 +9106,35 @@
         <w:bidi w:val="0"/>
         <w:jc w:val="start"/>
         <w:rPr>
-          <w:rStyle w:val="user2"/>
-          <w:rFonts w:ascii="Liberation Mono" w:hAnsi="Liberation Mono"/>
-        </w:rPr>
-      </w:pPr>
-      <w:r>
-        <w:rPr>
-          <w:rFonts w:ascii="Liberation Mono" w:hAnsi="Liberation Mono"/>
-        </w:rPr>
-      </w:r>
-    </w:p>
-    <w:p>
-      <w:pPr>
-        <w:pStyle w:val="Normal"/>
-        <w:bidi w:val="0"/>
-        <w:jc w:val="start"/>
-        <w:rPr>
-          <w:rStyle w:val="user2"/>
-          <w:rFonts w:ascii="Liberation Mono" w:hAnsi="Liberation Mono"/>
-        </w:rPr>
-      </w:pPr>
-      <w:r>
-        <w:rPr>
-          <w:rFonts w:ascii="Liberation Mono" w:hAnsi="Liberation Mono"/>
-        </w:rPr>
-      </w:r>
-    </w:p>
-    <w:p>
-      <w:pPr>
-        <w:pStyle w:val="Style12"/>
+          <w:rStyle w:val="Style11"/>
+          <w:rFonts w:ascii="Liberation Mono" w:hAnsi="Liberation Mono"/>
+        </w:rPr>
+      </w:pPr>
+      <w:r>
+        <w:rPr>
+          <w:rFonts w:ascii="Liberation Mono" w:hAnsi="Liberation Mono"/>
+        </w:rPr>
+      </w:r>
+    </w:p>
+    <w:p>
+      <w:pPr>
+        <w:pStyle w:val="Normal"/>
+        <w:bidi w:val="0"/>
+        <w:jc w:val="start"/>
+        <w:rPr>
+          <w:rStyle w:val="Style11"/>
+          <w:rFonts w:ascii="Liberation Mono" w:hAnsi="Liberation Mono"/>
+        </w:rPr>
+      </w:pPr>
+      <w:r>
+        <w:rPr>
+          <w:rFonts w:ascii="Liberation Mono" w:hAnsi="Liberation Mono"/>
+        </w:rPr>
+      </w:r>
+    </w:p>
+    <w:p>
+      <w:pPr>
+        <w:pStyle w:val="Style17"/>
         <w:bidi w:val="0"/>
         <w:spacing w:lineRule="auto" w:line="360" w:before="0" w:after="0"/>
         <w:ind w:hanging="0" w:start="0" w:end="283"/>
@@ -9153,7 +9152,7 @@
     </w:p>
     <w:p>
       <w:pPr>
-        <w:pStyle w:val="Style12"/>
+        <w:pStyle w:val="Style17"/>
         <w:bidi w:val="0"/>
         <w:spacing w:lineRule="auto" w:line="360" w:before="0" w:after="0"/>
         <w:ind w:hanging="0" w:start="0" w:end="283"/>
@@ -9172,7 +9171,7 @@
     </w:p>
     <w:p>
       <w:pPr>
-        <w:pStyle w:val="Style12"/>
+        <w:pStyle w:val="Style17"/>
         <w:bidi w:val="0"/>
         <w:spacing w:lineRule="auto" w:line="360" w:before="0" w:after="0"/>
         <w:ind w:hanging="0" w:start="0" w:end="283"/>
@@ -9190,7 +9189,7 @@
     </w:p>
     <w:p>
       <w:pPr>
-        <w:pStyle w:val="Style12"/>
+        <w:pStyle w:val="Style17"/>
         <w:bidi w:val="0"/>
         <w:spacing w:lineRule="auto" w:line="360" w:before="0" w:after="0"/>
         <w:ind w:hanging="0" w:start="0" w:end="283"/>
@@ -9208,7 +9207,7 @@
     </w:p>
     <w:p>
       <w:pPr>
-        <w:pStyle w:val="Style12"/>
+        <w:pStyle w:val="Style17"/>
         <w:bidi w:val="0"/>
         <w:spacing w:lineRule="auto" w:line="360" w:before="0" w:after="0"/>
         <w:ind w:hanging="0" w:start="0" w:end="283"/>
@@ -9226,7 +9225,7 @@
     </w:p>
     <w:p>
       <w:pPr>
-        <w:pStyle w:val="Style12"/>
+        <w:pStyle w:val="Style17"/>
         <w:bidi w:val="0"/>
         <w:spacing w:lineRule="auto" w:line="360" w:before="0" w:after="0"/>
         <w:ind w:hanging="0" w:start="0" w:end="283"/>
@@ -9244,7 +9243,7 @@
     </w:p>
     <w:p>
       <w:pPr>
-        <w:pStyle w:val="Style12"/>
+        <w:pStyle w:val="Style17"/>
         <w:bidi w:val="0"/>
         <w:spacing w:lineRule="auto" w:line="360" w:before="0" w:after="0"/>
         <w:ind w:hanging="0" w:start="0" w:end="283"/>
@@ -9262,7 +9261,7 @@
     </w:p>
     <w:p>
       <w:pPr>
-        <w:pStyle w:val="Style12"/>
+        <w:pStyle w:val="Style17"/>
         <w:bidi w:val="0"/>
         <w:spacing w:lineRule="auto" w:line="360" w:before="0" w:after="0"/>
         <w:ind w:hanging="0" w:start="0" w:end="283"/>
@@ -9280,7 +9279,7 @@
     </w:p>
     <w:p>
       <w:pPr>
-        <w:pStyle w:val="Style12"/>
+        <w:pStyle w:val="Style17"/>
         <w:bidi w:val="0"/>
         <w:spacing w:lineRule="auto" w:line="360" w:before="0" w:after="0"/>
         <w:ind w:hanging="0" w:start="0" w:end="283"/>
@@ -9344,7 +9343,7 @@
     </w:p>
     <w:p>
       <w:pPr>
-        <w:pStyle w:val="Style12"/>
+        <w:pStyle w:val="Style17"/>
         <w:bidi w:val="0"/>
         <w:rPr>
           <w:rFonts w:ascii="Times New Roman" w:hAnsi="Times New Roman"/>
@@ -9383,7 +9382,7 @@
     </w:p>
     <w:p>
       <w:pPr>
-        <w:pStyle w:val="Style12"/>
+        <w:pStyle w:val="Style17"/>
         <w:bidi w:val="0"/>
         <w:spacing w:lineRule="auto" w:line="360" w:before="0" w:after="0"/>
         <w:ind w:hanging="0" w:start="0" w:end="283"/>
@@ -9424,7 +9423,7 @@
     </w:p>
     <w:p>
       <w:pPr>
-        <w:pStyle w:val="Style12"/>
+        <w:pStyle w:val="Style17"/>
         <w:bidi w:val="0"/>
         <w:spacing w:lineRule="auto" w:line="360" w:before="0" w:after="0"/>
         <w:ind w:hanging="0" w:start="0" w:end="283"/>
@@ -9449,7 +9448,7 @@
       </w:pPr>
       <w:r>
         <w:rPr>
-          <w:rStyle w:val="user2"/>
+          <w:rStyle w:val="Style11"/>
           <w:rFonts w:ascii="Liberation Mono" w:hAnsi="Liberation Mono"/>
         </w:rPr>
         <w:t>#include &lt;stdio.h&gt;</w:t>
@@ -10701,34 +10700,34 @@
         <w:bidi w:val="0"/>
         <w:jc w:val="start"/>
         <w:rPr>
-          <w:rStyle w:val="user2"/>
-          <w:rFonts w:ascii="Liberation Mono" w:hAnsi="Liberation Mono"/>
-        </w:rPr>
-      </w:pPr>
-      <w:r>
-        <w:rPr>
-          <w:rFonts w:ascii="Liberation Mono" w:hAnsi="Liberation Mono"/>
-        </w:rPr>
-      </w:r>
-    </w:p>
-    <w:p>
-      <w:pPr>
-        <w:pStyle w:val="Normal"/>
-        <w:bidi w:val="0"/>
-        <w:jc w:val="start"/>
-        <w:rPr>
-          <w:rFonts w:ascii="Times New Roman" w:hAnsi="Times New Roman"/>
-        </w:rPr>
-      </w:pPr>
-      <w:r>
-        <w:rPr>
-          <w:rFonts w:ascii="Times New Roman" w:hAnsi="Times New Roman"/>
-        </w:rPr>
-      </w:r>
-    </w:p>
-    <w:p>
-      <w:pPr>
-        <w:pStyle w:val="Style12"/>
+          <w:rStyle w:val="Style11"/>
+          <w:rFonts w:ascii="Liberation Mono" w:hAnsi="Liberation Mono"/>
+        </w:rPr>
+      </w:pPr>
+      <w:r>
+        <w:rPr>
+          <w:rFonts w:ascii="Liberation Mono" w:hAnsi="Liberation Mono"/>
+        </w:rPr>
+      </w:r>
+    </w:p>
+    <w:p>
+      <w:pPr>
+        <w:pStyle w:val="Normal"/>
+        <w:bidi w:val="0"/>
+        <w:jc w:val="start"/>
+        <w:rPr>
+          <w:rFonts w:ascii="Times New Roman" w:hAnsi="Times New Roman"/>
+        </w:rPr>
+      </w:pPr>
+      <w:r>
+        <w:rPr>
+          <w:rFonts w:ascii="Times New Roman" w:hAnsi="Times New Roman"/>
+        </w:rPr>
+      </w:r>
+    </w:p>
+    <w:p>
+      <w:pPr>
+        <w:pStyle w:val="Style17"/>
         <w:bidi w:val="0"/>
         <w:spacing w:lineRule="auto" w:line="360" w:before="0" w:after="0"/>
         <w:ind w:hanging="0" w:start="0" w:end="283"/>
@@ -10746,7 +10745,7 @@
     </w:p>
     <w:p>
       <w:pPr>
-        <w:pStyle w:val="Style12"/>
+        <w:pStyle w:val="Style17"/>
         <w:bidi w:val="0"/>
         <w:spacing w:lineRule="auto" w:line="360" w:before="0" w:after="0"/>
         <w:ind w:hanging="0" w:start="0" w:end="283"/>
@@ -10810,7 +10809,7 @@
     </w:p>
     <w:p>
       <w:pPr>
-        <w:pStyle w:val="Style12"/>
+        <w:pStyle w:val="Style17"/>
         <w:bidi w:val="0"/>
         <w:rPr>
           <w:rFonts w:ascii="Times New Roman" w:hAnsi="Times New Roman"/>
@@ -10883,7 +10882,7 @@
     </w:p>
     <w:p>
       <w:pPr>
-        <w:pStyle w:val="Style12"/>
+        <w:pStyle w:val="Style17"/>
         <w:bidi w:val="0"/>
         <w:spacing w:lineRule="auto" w:line="360" w:before="0" w:after="0"/>
         <w:ind w:hanging="0" w:start="0" w:end="283"/>
@@ -10924,7 +10923,7 @@
     </w:p>
     <w:p>
       <w:pPr>
-        <w:pStyle w:val="Style12"/>
+        <w:pStyle w:val="Style17"/>
         <w:bidi w:val="0"/>
         <w:spacing w:lineRule="auto" w:line="360" w:before="0" w:after="0"/>
         <w:ind w:hanging="0" w:start="0" w:end="283"/>
@@ -10949,13 +10948,13 @@
       </w:pPr>
       <w:r>
         <w:rPr>
-          <w:rStyle w:val="user2"/>
+          <w:rStyle w:val="Style11"/>
         </w:rPr>
         <w:t>#</w:t>
       </w:r>
       <w:r>
         <w:rPr>
-          <w:rStyle w:val="user2"/>
+          <w:rStyle w:val="Style11"/>
           <w:rFonts w:ascii="Liberation Mono" w:hAnsi="Liberation Mono"/>
         </w:rPr>
         <w:t>include &lt;stdio.h&gt;</w:t>
@@ -11618,7 +11617,7 @@
     </w:p>
     <w:p>
       <w:pPr>
-        <w:pStyle w:val="Style12"/>
+        <w:pStyle w:val="Style17"/>
         <w:bidi w:val="0"/>
         <w:spacing w:lineRule="auto" w:line="360" w:before="0" w:after="0"/>
         <w:ind w:hanging="0" w:start="0" w:end="283"/>
@@ -11636,7 +11635,7 @@
     </w:p>
     <w:p>
       <w:pPr>
-        <w:pStyle w:val="Style12"/>
+        <w:pStyle w:val="Style17"/>
         <w:bidi w:val="0"/>
         <w:spacing w:lineRule="auto" w:line="360" w:before="0" w:after="0"/>
         <w:ind w:hanging="0" w:start="0" w:end="283"/>
@@ -11700,7 +11699,7 @@
     </w:p>
     <w:p>
       <w:pPr>
-        <w:pStyle w:val="Style12"/>
+        <w:pStyle w:val="Style17"/>
         <w:bidi w:val="0"/>
         <w:rPr>
           <w:rFonts w:ascii="Times New Roman" w:hAnsi="Times New Roman"/>
@@ -11784,7 +11783,7 @@
     </w:p>
     <w:p>
       <w:pPr>
-        <w:pStyle w:val="Style12"/>
+        <w:pStyle w:val="Style17"/>
         <w:bidi w:val="0"/>
         <w:spacing w:lineRule="auto" w:line="360" w:before="0" w:after="0"/>
         <w:ind w:hanging="0" w:start="0" w:end="283"/>
@@ -11809,7 +11808,7 @@
       </w:pPr>
       <w:r>
         <w:rPr>
-          <w:rStyle w:val="user2"/>
+          <w:rStyle w:val="Style11"/>
           <w:rFonts w:ascii="Liberation Mono" w:hAnsi="Liberation Mono"/>
         </w:rPr>
         <w:t>#include &lt;stdio.h&gt;</w:t>
@@ -12592,7 +12591,7 @@
         <w:bidi w:val="0"/>
         <w:jc w:val="start"/>
         <w:rPr>
-          <w:rStyle w:val="user2"/>
+          <w:rStyle w:val="Style11"/>
           <w:rFonts w:ascii="Liberation Mono" w:hAnsi="Liberation Mono"/>
         </w:rPr>
       </w:pPr>
@@ -12607,7 +12606,7 @@
     </w:p>
     <w:p>
       <w:pPr>
-        <w:pStyle w:val="Style12"/>
+        <w:pStyle w:val="Style17"/>
         <w:bidi w:val="0"/>
         <w:spacing w:lineRule="auto" w:line="360" w:before="0" w:after="0"/>
         <w:ind w:hanging="0" w:start="0" w:end="283"/>
@@ -12625,7 +12624,7 @@
     </w:p>
     <w:p>
       <w:pPr>
-        <w:pStyle w:val="Style12"/>
+        <w:pStyle w:val="Style17"/>
         <w:bidi w:val="0"/>
         <w:spacing w:lineRule="auto" w:line="360" w:before="0" w:after="0"/>
         <w:ind w:hanging="0" w:start="0" w:end="283"/>
@@ -12689,7 +12688,7 @@
     </w:p>
     <w:p>
       <w:pPr>
-        <w:pStyle w:val="Style12"/>
+        <w:pStyle w:val="Style17"/>
         <w:bidi w:val="0"/>
         <w:rPr/>
       </w:pPr>
@@ -12773,7 +12772,7 @@
     </w:p>
     <w:p>
       <w:pPr>
-        <w:pStyle w:val="Style12"/>
+        <w:pStyle w:val="Style17"/>
         <w:bidi w:val="0"/>
         <w:rPr>
           <w:rFonts w:ascii="Times New Roman" w:hAnsi="Times New Roman"/>
@@ -12789,7 +12788,7 @@
     </w:p>
     <w:p>
       <w:pPr>
-        <w:pStyle w:val="Style12"/>
+        <w:pStyle w:val="Style17"/>
         <w:bidi w:val="0"/>
         <w:ind w:hanging="0" w:start="0"/>
         <w:rPr>
@@ -12859,7 +12858,7 @@
     </w:r>
     <w:r>
       <w:rPr/>
-      <w:t>23</w:t>
+      <w:t>25</w:t>
     </w:r>
     <w:r>
       <w:rPr/>
@@ -12892,7 +12891,7 @@
     </w:r>
     <w:r>
       <w:rPr/>
-      <w:t>23</w:t>
+      <w:t>25</w:t>
     </w:r>
     <w:r>
       <w:rPr/>
@@ -12926,7 +12925,7 @@
     <w:pPr>
       <w:widowControl/>
       <w:suppressAutoHyphens w:val="true"/>
-      <w:overflowPunct w:val="false"/>
+      <w:overflowPunct w:val="true"/>
       <w:bidi w:val="0"/>
       <w:spacing w:before="0" w:after="0"/>
       <w:jc w:val="start"/>
@@ -12942,7 +12941,7 @@
   </w:style>
   <w:style w:type="paragraph" w:styleId="Heading1">
     <w:name w:val="heading 1"/>
-    <w:basedOn w:val="user3"/>
+    <w:basedOn w:val="Style12"/>
     <w:next w:val="BodyText"/>
     <w:qFormat/>
     <w:pPr>
@@ -12958,7 +12957,7 @@
   </w:style>
   <w:style w:type="paragraph" w:styleId="Heading2">
     <w:name w:val="heading 2"/>
-    <w:basedOn w:val="user3"/>
+    <w:basedOn w:val="Style12"/>
     <w:next w:val="BodyText"/>
     <w:qFormat/>
     <w:pPr>
@@ -12974,7 +12973,7 @@
   </w:style>
   <w:style w:type="paragraph" w:styleId="Heading3">
     <w:name w:val="heading 3"/>
-    <w:basedOn w:val="user3"/>
+    <w:basedOn w:val="Style12"/>
     <w:next w:val="BodyText"/>
     <w:qFormat/>
     <w:pPr>
@@ -12990,7 +12989,7 @@
   </w:style>
   <w:style w:type="paragraph" w:styleId="Heading4">
     <w:name w:val="heading 4"/>
-    <w:basedOn w:val="user3"/>
+    <w:basedOn w:val="Style12"/>
     <w:next w:val="BodyText"/>
     <w:qFormat/>
     <w:pPr>
@@ -13008,7 +13007,7 @@
   </w:style>
   <w:style w:type="paragraph" w:styleId="Heading5">
     <w:name w:val="heading 5"/>
-    <w:basedOn w:val="user3"/>
+    <w:basedOn w:val="Style12"/>
     <w:next w:val="BodyText"/>
     <w:qFormat/>
     <w:pPr>
@@ -13022,8 +13021,8 @@
       <w:szCs w:val="24"/>
     </w:rPr>
   </w:style>
-  <w:style w:type="character" w:styleId="user">
-    <w:name w:val="Ссылка указателя (user)"/>
+  <w:style w:type="character" w:styleId="Style9">
+    <w:name w:val="Ссылка указателя"/>
     <w:qFormat/>
     <w:rPr/>
   </w:style>
@@ -13034,13 +13033,13 @@
       <w:u w:val="single"/>
     </w:rPr>
   </w:style>
-  <w:style w:type="character" w:styleId="user1">
-    <w:name w:val="Символ нумерации (user)"/>
+  <w:style w:type="character" w:styleId="Style10">
+    <w:name w:val="Символ нумерации"/>
     <w:qFormat/>
     <w:rPr/>
   </w:style>
-  <w:style w:type="character" w:styleId="user2">
-    <w:name w:val="Исходный текст (user)"/>
+  <w:style w:type="character" w:styleId="Style11">
+    <w:name w:val="Исходный текст"/>
     <w:qFormat/>
     <w:rPr>
       <w:rFonts w:ascii="Liberation Mono" w:hAnsi="Liberation Mono" w:eastAsia="NSimSun" w:cs="Liberation Mono"/>
@@ -13053,7 +13052,7 @@
       <w:u w:val="single"/>
     </w:rPr>
   </w:style>
-  <w:style w:type="paragraph" w:styleId="Style9">
+  <w:style w:type="paragraph" w:styleId="Style12">
     <w:name w:val="Заголовок"/>
     <w:basedOn w:val="Normal"/>
     <w:next w:val="BodyText"/>
@@ -13100,7 +13099,7 @@
       <w:szCs w:val="24"/>
     </w:rPr>
   </w:style>
-  <w:style w:type="paragraph" w:styleId="Style10">
+  <w:style w:type="paragraph" w:styleId="Style13">
     <w:name w:val="Указатель"/>
     <w:basedOn w:val="Normal"/>
     <w:qFormat/>
@@ -13111,7 +13110,7 @@
       <w:rFonts w:cs="Arial"/>
     </w:rPr>
   </w:style>
-  <w:style w:type="paragraph" w:styleId="user3">
+  <w:style w:type="paragraph" w:styleId="user">
     <w:name w:val="Заголовок (user)"/>
     <w:basedOn w:val="Normal"/>
     <w:next w:val="BodyText"/>
@@ -13126,7 +13125,7 @@
       <w:szCs w:val="28"/>
     </w:rPr>
   </w:style>
-  <w:style w:type="paragraph" w:styleId="user4">
+  <w:style w:type="paragraph" w:styleId="user1">
     <w:name w:val="Указатель (user)"/>
     <w:basedOn w:val="Normal"/>
     <w:qFormat/>
@@ -13139,7 +13138,7 @@
   </w:style>
   <w:style w:type="paragraph" w:styleId="TOC1">
     <w:name w:val="toc 1"/>
-    <w:basedOn w:val="user4"/>
+    <w:basedOn w:val="Style13"/>
     <w:pPr>
       <w:tabs>
         <w:tab w:val="clear" w:pos="709"/>
@@ -13151,7 +13150,7 @@
   </w:style>
   <w:style w:type="paragraph" w:styleId="TOC3">
     <w:name w:val="toc 3"/>
-    <w:basedOn w:val="user4"/>
+    <w:basedOn w:val="Style13"/>
     <w:pPr>
       <w:tabs>
         <w:tab w:val="clear" w:pos="709"/>
@@ -13163,7 +13162,7 @@
   </w:style>
   <w:style w:type="paragraph" w:styleId="TOC2">
     <w:name w:val="toc 2"/>
-    <w:basedOn w:val="user4"/>
+    <w:basedOn w:val="Style13"/>
     <w:pPr>
       <w:tabs>
         <w:tab w:val="clear" w:pos="709"/>
@@ -13175,7 +13174,7 @@
   </w:style>
   <w:style w:type="paragraph" w:styleId="IndexHeading">
     <w:name w:val="index heading"/>
-    <w:basedOn w:val="user3"/>
+    <w:basedOn w:val="Style12"/>
     <w:pPr>
       <w:suppressLineNumbers/>
       <w:ind w:hanging="0" w:start="0"/>
@@ -13202,8 +13201,8 @@
       <w:szCs w:val="32"/>
     </w:rPr>
   </w:style>
-  <w:style w:type="paragraph" w:styleId="user5">
-    <w:name w:val="Фигура (user)"/>
+  <w:style w:type="paragraph" w:styleId="Style14">
+    <w:name w:val="Фигура"/>
     <w:basedOn w:val="Caption"/>
     <w:qFormat/>
     <w:pPr/>
@@ -13211,7 +13210,7 @@
   </w:style>
   <w:style w:type="paragraph" w:styleId="Subtitle">
     <w:name w:val="Subtitle"/>
-    <w:basedOn w:val="user3"/>
+    <w:basedOn w:val="Style12"/>
     <w:next w:val="BodyText"/>
     <w:qFormat/>
     <w:pPr>
@@ -13223,8 +13222,8 @@
       <w:szCs w:val="36"/>
     </w:rPr>
   </w:style>
-  <w:style w:type="paragraph" w:styleId="user6">
-    <w:name w:val="Колонтитулы (user)"/>
+  <w:style w:type="paragraph" w:styleId="Style15">
+    <w:name w:val="Колонтитулы"/>
     <w:basedOn w:val="Normal"/>
     <w:qFormat/>
     <w:pPr>
@@ -13237,8 +13236,8 @@
     </w:pPr>
     <w:rPr/>
   </w:style>
-  <w:style w:type="paragraph" w:styleId="Style11">
-    <w:name w:val="Колонтитулы"/>
+  <w:style w:type="paragraph" w:styleId="user2">
+    <w:name w:val="Колонтитулы (user)"/>
     <w:basedOn w:val="Normal"/>
     <w:qFormat/>
     <w:pPr/>
@@ -13246,7 +13245,7 @@
   </w:style>
   <w:style w:type="paragraph" w:styleId="Footer">
     <w:name w:val="footer"/>
-    <w:basedOn w:val="user6"/>
+    <w:basedOn w:val="Style15"/>
     <w:pPr>
       <w:suppressLineNumbers/>
       <w:tabs>
@@ -13258,8 +13257,8 @@
     </w:pPr>
     <w:rPr/>
   </w:style>
-  <w:style w:type="paragraph" w:styleId="user7">
-    <w:name w:val="Содержимое таблицы (user)"/>
+  <w:style w:type="paragraph" w:styleId="Style16">
+    <w:name w:val="Содержимое таблицы"/>
     <w:basedOn w:val="Normal"/>
     <w:qFormat/>
     <w:pPr>
@@ -13270,7 +13269,7 @@
   </w:style>
   <w:style w:type="paragraph" w:styleId="Header">
     <w:name w:val="header"/>
-    <w:basedOn w:val="user6"/>
+    <w:basedOn w:val="Style15"/>
     <w:pPr>
       <w:suppressLineNumbers/>
       <w:tabs>
@@ -13282,7 +13281,7 @@
     </w:pPr>
     <w:rPr/>
   </w:style>
-  <w:style w:type="paragraph" w:styleId="Style12">
+  <w:style w:type="paragraph" w:styleId="Style17">
     <w:name w:val="Основнойй текст документа"/>
     <w:basedOn w:val="Normal"/>
     <w:qFormat/>
@@ -13299,15 +13298,15 @@
       <w:lang w:val="ru-RU"/>
     </w:rPr>
   </w:style>
-  <w:style w:type="paragraph" w:styleId="Style13">
+  <w:style w:type="paragraph" w:styleId="Style18">
     <w:name w:val="ИС Введение"/>
     <w:basedOn w:val="Heading1"/>
     <w:qFormat/>
     <w:pPr/>
     <w:rPr/>
   </w:style>
-  <w:style w:type="numbering" w:styleId="123user">
-    <w:name w:val="Нумерованный 123 (user)"/>
+  <w:style w:type="numbering" w:styleId="123">
+    <w:name w:val="Нумерованный 123"/>
     <w:qFormat/>
   </w:style>
 </w:styles>
